--- a/Evangelos_Passas-PileOfShame_Report.docx
+++ b/Evangelos_Passas-PileOfShame_Report.docx
@@ -73,93 +73,103 @@
           <w:szCs w:val="28"/>
         </w:rPr>
       </w:pPr>
-    </w:p>
-    <w:p>
-      <w:pPr>
-        <w:spacing w:after="0" w:line="480" w:lineRule="auto"/>
-        <w:ind w:firstLine="567"/>
-        <w:jc w:val="center"/>
+      <w:r>
         <w:rPr>
           <w:rFonts w:ascii="Calibri" w:eastAsia="Times New Roman" w:hAnsi="Calibri" w:cs="Calibri"/>
           <w:sz w:val="28"/>
           <w:szCs w:val="28"/>
         </w:rPr>
-      </w:pPr>
-      <w:r>
+        <w:t>ITC 4214: Internet Programming</w:t>
+      </w:r>
+    </w:p>
+    <w:p>
+      <w:pPr>
+        <w:spacing w:after="0" w:line="480" w:lineRule="auto"/>
+        <w:ind w:firstLine="567"/>
+        <w:jc w:val="center"/>
         <w:rPr>
           <w:rFonts w:ascii="Calibri" w:eastAsia="Times New Roman" w:hAnsi="Calibri" w:cs="Calibri"/>
           <w:sz w:val="28"/>
           <w:szCs w:val="28"/>
         </w:rPr>
-        <w:t>ITC 4</w:t>
-      </w:r>
+      </w:pPr>
       <w:r>
         <w:rPr>
           <w:rFonts w:ascii="Calibri" w:eastAsia="Times New Roman" w:hAnsi="Calibri" w:cs="Calibri"/>
           <w:sz w:val="28"/>
           <w:szCs w:val="28"/>
         </w:rPr>
-        <w:t>2</w:t>
-      </w:r>
+        <w:t xml:space="preserve">Dr. Leonardos </w:t>
+      </w:r>
+      <w:proofErr w:type="spellStart"/>
       <w:r>
         <w:rPr>
           <w:rFonts w:ascii="Calibri" w:eastAsia="Times New Roman" w:hAnsi="Calibri" w:cs="Calibri"/>
           <w:sz w:val="28"/>
           <w:szCs w:val="28"/>
         </w:rPr>
-        <w:t>1</w:t>
-      </w:r>
-      <w:r>
+        <w:t>Mageiros</w:t>
+      </w:r>
+      <w:proofErr w:type="spellEnd"/>
+    </w:p>
+    <w:p>
+      <w:pPr>
+        <w:spacing w:after="0" w:line="480" w:lineRule="auto"/>
+        <w:ind w:firstLine="567"/>
+        <w:jc w:val="center"/>
         <w:rPr>
           <w:rFonts w:ascii="Calibri" w:eastAsia="Times New Roman" w:hAnsi="Calibri" w:cs="Calibri"/>
           <w:sz w:val="28"/>
           <w:szCs w:val="28"/>
         </w:rPr>
-        <w:t>4</w:t>
-      </w:r>
+      </w:pPr>
       <w:r>
         <w:rPr>
           <w:rFonts w:ascii="Calibri" w:eastAsia="Times New Roman" w:hAnsi="Calibri" w:cs="Calibri"/>
           <w:sz w:val="28"/>
           <w:szCs w:val="28"/>
         </w:rPr>
-        <w:t xml:space="preserve">: </w:t>
-      </w:r>
-      <w:r>
+        <w:t>Summer Term 2026</w:t>
+      </w:r>
+    </w:p>
+    <w:p>
+      <w:pPr>
+        <w:spacing w:after="0" w:line="480" w:lineRule="auto"/>
+        <w:ind w:firstLine="567"/>
+        <w:jc w:val="center"/>
         <w:rPr>
           <w:rFonts w:ascii="Calibri" w:eastAsia="Times New Roman" w:hAnsi="Calibri" w:cs="Calibri"/>
           <w:sz w:val="28"/>
           <w:szCs w:val="28"/>
         </w:rPr>
-        <w:t>Internet Programming</w:t>
-      </w:r>
-    </w:p>
-    <w:p>
-      <w:pPr>
-        <w:spacing w:after="0" w:line="480" w:lineRule="auto"/>
-        <w:ind w:firstLine="567"/>
-        <w:jc w:val="center"/>
+      </w:pPr>
+      <w:r>
         <w:rPr>
           <w:rFonts w:ascii="Calibri" w:eastAsia="Times New Roman" w:hAnsi="Calibri" w:cs="Calibri"/>
           <w:sz w:val="28"/>
           <w:szCs w:val="28"/>
         </w:rPr>
-      </w:pPr>
-      <w:r>
+        <w:t>Evangelos Passas (315237)</w:t>
+      </w:r>
+    </w:p>
+    <w:p>
+      <w:pPr>
+        <w:spacing w:after="0" w:line="480" w:lineRule="auto"/>
+        <w:ind w:firstLine="567"/>
+        <w:jc w:val="center"/>
         <w:rPr>
           <w:rFonts w:ascii="Calibri" w:eastAsia="Times New Roman" w:hAnsi="Calibri" w:cs="Calibri"/>
           <w:sz w:val="28"/>
           <w:szCs w:val="28"/>
         </w:rPr>
-        <w:t xml:space="preserve">Dr. </w:t>
-      </w:r>
+      </w:pPr>
       <w:r>
         <w:rPr>
           <w:rFonts w:ascii="Calibri" w:eastAsia="Times New Roman" w:hAnsi="Calibri" w:cs="Calibri"/>
           <w:sz w:val="28"/>
           <w:szCs w:val="28"/>
         </w:rPr>
-        <w:t>Leonardos Mageiros</w:t>
+        <w:t>Pile Of Shame Report</w:t>
       </w:r>
     </w:p>
     <w:p>
@@ -179,15 +189,7 @@
           <w:sz w:val="28"/>
           <w:szCs w:val="28"/>
         </w:rPr>
-        <w:t>Summer Term</w:t>
-      </w:r>
-      <w:r>
-        <w:rPr>
-          <w:rFonts w:ascii="Calibri" w:eastAsia="Times New Roman" w:hAnsi="Calibri" w:cs="Calibri"/>
-          <w:sz w:val="28"/>
-          <w:szCs w:val="28"/>
-        </w:rPr>
-        <w:t xml:space="preserve"> 2026</w:t>
+        <w:t xml:space="preserve">GitHub Repository: </w:t>
       </w:r>
     </w:p>
     <w:p>
@@ -195,117 +197,49 @@
         <w:spacing w:after="0" w:line="480" w:lineRule="auto"/>
         <w:ind w:firstLine="567"/>
         <w:jc w:val="center"/>
-        <w:rPr>
-          <w:rFonts w:ascii="Calibri" w:eastAsia="Times New Roman" w:hAnsi="Calibri" w:cs="Calibri"/>
-          <w:sz w:val="28"/>
-          <w:szCs w:val="28"/>
-        </w:rPr>
-      </w:pPr>
-      <w:r>
-        <w:rPr>
-          <w:rFonts w:ascii="Calibri" w:eastAsia="Times New Roman" w:hAnsi="Calibri" w:cs="Calibri"/>
-          <w:sz w:val="28"/>
-          <w:szCs w:val="28"/>
-        </w:rPr>
-        <w:t>Evangelos Passas (315237)</w:t>
-      </w:r>
-    </w:p>
-    <w:p>
-      <w:pPr>
-        <w:spacing w:after="0" w:line="480" w:lineRule="auto"/>
-        <w:ind w:firstLine="567"/>
-        <w:jc w:val="center"/>
-        <w:rPr>
-          <w:rFonts w:ascii="Calibri" w:eastAsia="Times New Roman" w:hAnsi="Calibri" w:cs="Calibri"/>
-          <w:sz w:val="28"/>
-          <w:szCs w:val="28"/>
-        </w:rPr>
-      </w:pPr>
-      <w:r>
-        <w:rPr>
-          <w:rFonts w:ascii="Calibri" w:eastAsia="Times New Roman" w:hAnsi="Calibri" w:cs="Calibri"/>
-          <w:sz w:val="28"/>
-          <w:szCs w:val="28"/>
-        </w:rPr>
-        <w:t>Pile Of Shame Report</w:t>
-      </w:r>
-    </w:p>
-    <w:p>
-      <w:pPr>
-        <w:spacing w:after="0" w:line="480" w:lineRule="auto"/>
-        <w:ind w:firstLine="567"/>
-        <w:jc w:val="center"/>
-        <w:rPr>
-          <w:rFonts w:ascii="Calibri" w:eastAsia="Times New Roman" w:hAnsi="Calibri" w:cs="Calibri"/>
-          <w:sz w:val="28"/>
-          <w:szCs w:val="28"/>
-        </w:rPr>
-      </w:pPr>
-      <w:r>
-        <w:rPr>
-          <w:rFonts w:ascii="Calibri" w:eastAsia="Times New Roman" w:hAnsi="Calibri" w:cs="Calibri"/>
-          <w:sz w:val="28"/>
-          <w:szCs w:val="28"/>
-        </w:rPr>
-        <w:t xml:space="preserve">GitHub Repository: </w:t>
-      </w:r>
-    </w:p>
-    <w:p>
-      <w:pPr>
-        <w:spacing w:after="0" w:line="480" w:lineRule="auto"/>
-        <w:ind w:firstLine="567"/>
-        <w:jc w:val="center"/>
-        <w:rPr>
-          <w:rFonts w:ascii="Calibri" w:eastAsia="Times New Roman" w:hAnsi="Calibri" w:cs="Calibri"/>
-          <w:sz w:val="28"/>
-          <w:szCs w:val="28"/>
-        </w:rPr>
       </w:pPr>
       <w:hyperlink r:id="rId4" w:history="1">
         <w:r>
           <w:rPr>
-            <w:rStyle w:val="-"/>
+            <w:rStyle w:val="Hyperlink"/>
             <w:rFonts w:ascii="Calibri" w:eastAsia="Times New Roman" w:hAnsi="Calibri" w:cs="Calibri"/>
             <w:sz w:val="28"/>
             <w:szCs w:val="28"/>
           </w:rPr>
-          <w:t>https://git</w:t>
+          <w:t>https://github.com/VPassas/ITC4214-PileOfShame.git</w:t>
         </w:r>
+      </w:hyperlink>
+    </w:p>
+    <w:p>
+      <w:pPr>
+        <w:spacing w:after="0" w:line="480" w:lineRule="auto"/>
+        <w:ind w:firstLine="567"/>
+        <w:jc w:val="center"/>
+      </w:pPr>
+      <w:r>
+        <w:t>GitHub Live Link:</w:t>
+      </w:r>
+    </w:p>
+    <w:p>
+      <w:pPr>
+        <w:spacing w:after="0" w:line="480" w:lineRule="auto"/>
+        <w:ind w:firstLine="567"/>
+        <w:jc w:val="center"/>
+        <w:rPr>
+          <w:rFonts w:ascii="Calibri" w:eastAsia="Times New Roman" w:hAnsi="Calibri" w:cs="Calibri"/>
+          <w:sz w:val="28"/>
+          <w:szCs w:val="28"/>
+        </w:rPr>
+      </w:pPr>
+      <w:hyperlink r:id="rId5" w:history="1">
         <w:r>
           <w:rPr>
-            <w:rStyle w:val="-"/>
+            <w:rStyle w:val="Hyperlink"/>
             <w:rFonts w:ascii="Calibri" w:eastAsia="Times New Roman" w:hAnsi="Calibri" w:cs="Calibri"/>
             <w:sz w:val="28"/>
             <w:szCs w:val="28"/>
           </w:rPr>
-          <w:t>h</w:t>
-        </w:r>
-        <w:r>
-          <w:rPr>
-            <w:rStyle w:val="-"/>
-            <w:rFonts w:ascii="Calibri" w:eastAsia="Times New Roman" w:hAnsi="Calibri" w:cs="Calibri"/>
-            <w:sz w:val="28"/>
-            <w:szCs w:val="28"/>
-          </w:rPr>
-          <w:t>ub.com/V</w:t>
-        </w:r>
-        <w:r>
-          <w:rPr>
-            <w:rStyle w:val="-"/>
-            <w:rFonts w:ascii="Calibri" w:eastAsia="Times New Roman" w:hAnsi="Calibri" w:cs="Calibri"/>
-            <w:sz w:val="28"/>
-            <w:szCs w:val="28"/>
-          </w:rPr>
-          <w:t>P</w:t>
-        </w:r>
-        <w:r>
-          <w:rPr>
-            <w:rStyle w:val="-"/>
-            <w:rFonts w:ascii="Calibri" w:eastAsia="Times New Roman" w:hAnsi="Calibri" w:cs="Calibri"/>
-            <w:sz w:val="28"/>
-            <w:szCs w:val="28"/>
-          </w:rPr>
-          <w:t>assas/ITC4214-PileOfShame.git</w:t>
+          <w:t>https://vpassas.github.io/ITC4214-PileOfShame/</w:t>
         </w:r>
       </w:hyperlink>
     </w:p>
@@ -326,23 +260,7 @@
           <w:sz w:val="28"/>
           <w:szCs w:val="28"/>
         </w:rPr>
-        <w:t>June</w:t>
-      </w:r>
-      <w:r>
-        <w:rPr>
-          <w:rFonts w:ascii="Calibri" w:eastAsia="Times New Roman" w:hAnsi="Calibri" w:cs="Calibri"/>
-          <w:sz w:val="28"/>
-          <w:szCs w:val="28"/>
-        </w:rPr>
-        <w:t xml:space="preserve"> </w:t>
-      </w:r>
-      <w:r>
-        <w:rPr>
-          <w:rFonts w:ascii="Calibri" w:eastAsia="Times New Roman" w:hAnsi="Calibri" w:cs="Calibri"/>
-          <w:sz w:val="28"/>
-          <w:szCs w:val="28"/>
-        </w:rPr>
-        <w:t>16</w:t>
+        <w:t>June 16</w:t>
       </w:r>
       <w:r>
         <w:rPr>
@@ -407,7 +325,7 @@
     </w:p>
     <w:p>
       <w:pPr>
-        <w:pStyle w:val="1"/>
+        <w:pStyle w:val="Heading1"/>
         <w:spacing w:line="480" w:lineRule="auto"/>
         <w:rPr>
           <w:rFonts w:ascii="Calibri" w:hAnsi="Calibri" w:cs="Calibri"/>
@@ -434,7 +352,21 @@
         <w:rPr>
           <w:rFonts w:ascii="Calibri" w:hAnsi="Calibri" w:cs="Calibri"/>
         </w:rPr>
-        <w:t xml:space="preserve">Pile Of Shame is a website with the purpose to help people who </w:t>
+        <w:t xml:space="preserve">Pile Of Shame is a website with the purpose </w:t>
+      </w:r>
+      <w:proofErr w:type="gramStart"/>
+      <w:r>
+        <w:rPr>
+          <w:rFonts w:ascii="Calibri" w:hAnsi="Calibri" w:cs="Calibri"/>
+        </w:rPr>
+        <w:t>to help</w:t>
+      </w:r>
+      <w:proofErr w:type="gramEnd"/>
+      <w:r>
+        <w:rPr>
+          <w:rFonts w:ascii="Calibri" w:hAnsi="Calibri" w:cs="Calibri"/>
+        </w:rPr>
+        <w:t xml:space="preserve"> people who </w:t>
       </w:r>
       <w:r>
         <w:rPr>
@@ -497,7 +429,7 @@
     </w:p>
     <w:p>
       <w:pPr>
-        <w:pStyle w:val="1"/>
+        <w:pStyle w:val="Heading1"/>
         <w:spacing w:line="480" w:lineRule="auto"/>
         <w:rPr>
           <w:rFonts w:ascii="Calibri" w:hAnsi="Calibri" w:cs="Calibri"/>
@@ -507,6 +439,7 @@
       <w:r>
         <w:rPr>
           <w:rFonts w:ascii="Calibri" w:hAnsi="Calibri" w:cs="Calibri"/>
+          <w:lang w:val="en-US"/>
         </w:rPr>
         <w:t>Pages</w:t>
       </w:r>
@@ -590,7 +523,7 @@
     </w:p>
     <w:p>
       <w:pPr>
-        <w:pStyle w:val="1"/>
+        <w:pStyle w:val="Heading1"/>
         <w:spacing w:line="480" w:lineRule="auto"/>
         <w:rPr>
           <w:rFonts w:ascii="Calibri" w:hAnsi="Calibri" w:cs="Calibri"/>
@@ -666,34 +599,56 @@
         <w:rPr>
           <w:rFonts w:ascii="Calibri" w:hAnsi="Calibri" w:cs="Calibri"/>
         </w:rPr>
-        <w:t>esponsive layout and components</w:t>
-      </w:r>
-      <w:r>
-        <w:rPr>
-          <w:rFonts w:ascii="Calibri" w:hAnsi="Calibri" w:cs="Calibri"/>
-        </w:rPr>
-        <w:t xml:space="preserve"> and</w:t>
-      </w:r>
-      <w:r>
-        <w:rPr>
-          <w:rFonts w:ascii="Calibri" w:hAnsi="Calibri" w:cs="Calibri"/>
-        </w:rPr>
-        <w:t xml:space="preserve"> a small</w:t>
-      </w:r>
-    </w:p>
-    <w:p>
-      <w:pPr>
-        <w:spacing w:line="480" w:lineRule="auto"/>
-        <w:rPr>
-          <w:rFonts w:ascii="Calibri" w:hAnsi="Calibri" w:cs="Calibri"/>
-        </w:rPr>
-      </w:pPr>
-      <w:r>
-        <w:rPr>
-          <w:rFonts w:ascii="Calibri" w:hAnsi="Calibri" w:cs="Calibri"/>
-        </w:rPr>
-        <w:t xml:space="preserve">  custom style.css</w:t>
-      </w:r>
+        <w:t>esponsive layout and components and a small</w:t>
+      </w:r>
+    </w:p>
+    <w:p>
+      <w:pPr>
+        <w:spacing w:line="480" w:lineRule="auto"/>
+        <w:rPr>
+          <w:rFonts w:ascii="Calibri" w:hAnsi="Calibri" w:cs="Calibri"/>
+        </w:rPr>
+      </w:pPr>
+      <w:r>
+        <w:rPr>
+          <w:rFonts w:ascii="Calibri" w:hAnsi="Calibri" w:cs="Calibri"/>
+        </w:rPr>
+        <w:t xml:space="preserve">  custom style.css adds the "Ember" fiery theme and the sticky footer.</w:t>
+      </w:r>
+    </w:p>
+    <w:p>
+      <w:pPr>
+        <w:spacing w:line="480" w:lineRule="auto"/>
+        <w:rPr>
+          <w:rFonts w:ascii="Calibri" w:hAnsi="Calibri" w:cs="Calibri"/>
+        </w:rPr>
+      </w:pPr>
+      <w:r>
+        <w:rPr>
+          <w:rFonts w:ascii="Calibri" w:hAnsi="Calibri" w:cs="Calibri"/>
+        </w:rPr>
+        <w:t>Vanilla JavaScript</w:t>
+      </w:r>
+      <w:r>
+        <w:rPr>
+          <w:rFonts w:ascii="Calibri" w:hAnsi="Calibri" w:cs="Calibri"/>
+        </w:rPr>
+        <w:t>: A</w:t>
+      </w:r>
+      <w:r>
+        <w:rPr>
+          <w:rFonts w:ascii="Calibri" w:hAnsi="Calibri" w:cs="Calibri"/>
+        </w:rPr>
+        <w:t xml:space="preserve">ll DOM manipulation uses </w:t>
+      </w:r>
+      <w:proofErr w:type="spellStart"/>
+      <w:r>
+        <w:rPr>
+          <w:rFonts w:ascii="Calibri" w:hAnsi="Calibri" w:cs="Calibri"/>
+        </w:rPr>
+        <w:t>querySelector</w:t>
+      </w:r>
+      <w:proofErr w:type="spellEnd"/>
       <w:r>
         <w:rPr>
           <w:rFonts w:ascii="Calibri" w:hAnsi="Calibri" w:cs="Calibri"/>
@@ -704,59 +659,81 @@
         <w:rPr>
           <w:rFonts w:ascii="Calibri" w:hAnsi="Calibri" w:cs="Calibri"/>
         </w:rPr>
-        <w:t>adds the "Ember" fiery theme and the sticky footer.</w:t>
-      </w:r>
-    </w:p>
-    <w:p>
-      <w:pPr>
-        <w:spacing w:line="480" w:lineRule="auto"/>
-        <w:rPr>
-          <w:rFonts w:ascii="Calibri" w:hAnsi="Calibri" w:cs="Calibri"/>
-        </w:rPr>
-      </w:pPr>
-      <w:r>
-        <w:rPr>
-          <w:rFonts w:ascii="Calibri" w:hAnsi="Calibri" w:cs="Calibri"/>
-        </w:rPr>
-        <w:t>Vanilla JavaScript</w:t>
-      </w:r>
-      <w:r>
-        <w:rPr>
-          <w:rFonts w:ascii="Calibri" w:hAnsi="Calibri" w:cs="Calibri"/>
-        </w:rPr>
-        <w:t>: A</w:t>
-      </w:r>
-      <w:r>
-        <w:rPr>
-          <w:rFonts w:ascii="Calibri" w:hAnsi="Calibri" w:cs="Calibri"/>
-        </w:rPr>
-        <w:t xml:space="preserve">ll DOM manipulation uses querySelector </w:t>
-      </w:r>
-      <w:r>
-        <w:rPr>
-          <w:rFonts w:ascii="Calibri" w:hAnsi="Calibri" w:cs="Calibri"/>
-        </w:rPr>
         <w:t>/</w:t>
       </w:r>
-      <w:r>
-        <w:rPr>
-          <w:rFonts w:ascii="Calibri" w:hAnsi="Calibri" w:cs="Calibri"/>
-        </w:rPr>
-        <w:t>querySelectorAll. Events use addEventListener.</w:t>
-      </w:r>
-    </w:p>
-    <w:p>
-      <w:pPr>
-        <w:spacing w:line="480" w:lineRule="auto"/>
-        <w:rPr>
-          <w:rFonts w:ascii="Calibri" w:hAnsi="Calibri" w:cs="Calibri"/>
-        </w:rPr>
-      </w:pPr>
-      <w:r>
-        <w:rPr>
-          <w:rFonts w:ascii="Calibri" w:hAnsi="Calibri" w:cs="Calibri"/>
-        </w:rPr>
-        <w:t>Chart.js</w:t>
+      <w:proofErr w:type="spellStart"/>
+      <w:r>
+        <w:rPr>
+          <w:rFonts w:ascii="Calibri" w:hAnsi="Calibri" w:cs="Calibri"/>
+        </w:rPr>
+        <w:t>querySelectorAll</w:t>
+      </w:r>
+      <w:proofErr w:type="spellEnd"/>
+      <w:r>
+        <w:rPr>
+          <w:rFonts w:ascii="Calibri" w:hAnsi="Calibri" w:cs="Calibri"/>
+        </w:rPr>
+        <w:t xml:space="preserve">. Events use </w:t>
+      </w:r>
+      <w:proofErr w:type="spellStart"/>
+      <w:r>
+        <w:rPr>
+          <w:rFonts w:ascii="Calibri" w:hAnsi="Calibri" w:cs="Calibri"/>
+        </w:rPr>
+        <w:t>addEventListener</w:t>
+      </w:r>
+      <w:proofErr w:type="spellEnd"/>
+      <w:r>
+        <w:rPr>
+          <w:rFonts w:ascii="Calibri" w:hAnsi="Calibri" w:cs="Calibri"/>
+        </w:rPr>
+        <w:t>.</w:t>
+      </w:r>
+    </w:p>
+    <w:p>
+      <w:pPr>
+        <w:spacing w:line="480" w:lineRule="auto"/>
+        <w:rPr>
+          <w:rFonts w:ascii="Calibri" w:hAnsi="Calibri" w:cs="Calibri"/>
+        </w:rPr>
+      </w:pPr>
+      <w:r>
+        <w:rPr>
+          <w:rFonts w:ascii="Calibri" w:hAnsi="Calibri" w:cs="Calibri"/>
+        </w:rPr>
+        <w:t>Chart.js (via CDN)</w:t>
+      </w:r>
+      <w:r>
+        <w:rPr>
+          <w:rFonts w:ascii="Calibri" w:hAnsi="Calibri" w:cs="Calibri"/>
+        </w:rPr>
+        <w:t>: T</w:t>
+      </w:r>
+      <w:r>
+        <w:rPr>
+          <w:rFonts w:ascii="Calibri" w:hAnsi="Calibri" w:cs="Calibri"/>
+        </w:rPr>
+        <w:t>he progress bar chart on the Home page.</w:t>
+      </w:r>
+    </w:p>
+    <w:p>
+      <w:pPr>
+        <w:spacing w:line="480" w:lineRule="auto"/>
+        <w:rPr>
+          <w:rFonts w:ascii="Calibri" w:hAnsi="Calibri" w:cs="Calibri"/>
+        </w:rPr>
+      </w:pPr>
+      <w:r>
+        <w:rPr>
+          <w:rFonts w:ascii="Calibri" w:hAnsi="Calibri" w:cs="Calibri"/>
+        </w:rPr>
+        <w:t>Bootstrap Icons</w:t>
+      </w:r>
+      <w:r>
+        <w:rPr>
+          <w:rFonts w:ascii="Calibri" w:hAnsi="Calibri" w:cs="Calibri"/>
+        </w:rPr>
+        <w:t>:</w:t>
       </w:r>
       <w:r>
         <w:rPr>
@@ -768,7 +745,115 @@
         <w:rPr>
           <w:rFonts w:ascii="Calibri" w:hAnsi="Calibri" w:cs="Calibri"/>
         </w:rPr>
-        <w:t>(via CDN)</w:t>
+        <w:t>S</w:t>
+      </w:r>
+      <w:r>
+        <w:rPr>
+          <w:rFonts w:ascii="Calibri" w:hAnsi="Calibri" w:cs="Calibri"/>
+        </w:rPr>
+        <w:t>ocial and UI icons.</w:t>
+      </w:r>
+    </w:p>
+    <w:p>
+      <w:pPr>
+        <w:spacing w:line="480" w:lineRule="auto"/>
+        <w:rPr>
+          <w:rFonts w:ascii="Calibri" w:hAnsi="Calibri" w:cs="Calibri"/>
+        </w:rPr>
+      </w:pPr>
+      <w:proofErr w:type="spellStart"/>
+      <w:r>
+        <w:rPr>
+          <w:rFonts w:ascii="Calibri" w:hAnsi="Calibri" w:cs="Calibri"/>
+        </w:rPr>
+        <w:t>localStorage</w:t>
+      </w:r>
+      <w:proofErr w:type="spellEnd"/>
+      <w:r>
+        <w:rPr>
+          <w:rFonts w:ascii="Calibri" w:hAnsi="Calibri" w:cs="Calibri"/>
+        </w:rPr>
+        <w:t>:</w:t>
+      </w:r>
+      <w:r>
+        <w:rPr>
+          <w:rFonts w:ascii="Calibri" w:hAnsi="Calibri" w:cs="Calibri"/>
+        </w:rPr>
+        <w:t xml:space="preserve"> </w:t>
+      </w:r>
+      <w:r>
+        <w:rPr>
+          <w:rFonts w:ascii="Calibri" w:hAnsi="Calibri" w:cs="Calibri"/>
+        </w:rPr>
+        <w:t>P</w:t>
+      </w:r>
+      <w:r>
+        <w:rPr>
+          <w:rFonts w:ascii="Calibri" w:hAnsi="Calibri" w:cs="Calibri"/>
+        </w:rPr>
+        <w:t>ersists the games list and the theme choice.</w:t>
+      </w:r>
+    </w:p>
+    <w:p>
+      <w:pPr>
+        <w:spacing w:line="480" w:lineRule="auto"/>
+        <w:rPr>
+          <w:rFonts w:ascii="Calibri" w:hAnsi="Calibri" w:cs="Calibri"/>
+        </w:rPr>
+      </w:pPr>
+      <w:proofErr w:type="spellStart"/>
+      <w:r>
+        <w:rPr>
+          <w:rFonts w:ascii="Calibri" w:hAnsi="Calibri" w:cs="Calibri"/>
+        </w:rPr>
+        <w:t>CheapShark</w:t>
+      </w:r>
+      <w:proofErr w:type="spellEnd"/>
+      <w:r>
+        <w:rPr>
+          <w:rFonts w:ascii="Calibri" w:hAnsi="Calibri" w:cs="Calibri"/>
+        </w:rPr>
+        <w:t xml:space="preserve"> API</w:t>
+      </w:r>
+      <w:r>
+        <w:rPr>
+          <w:rFonts w:ascii="Calibri" w:hAnsi="Calibri" w:cs="Calibri"/>
+        </w:rPr>
+        <w:t>: L</w:t>
+      </w:r>
+      <w:r>
+        <w:rPr>
+          <w:rFonts w:ascii="Calibri" w:hAnsi="Calibri" w:cs="Calibri"/>
+        </w:rPr>
+        <w:t>ive game deals on the Home page.</w:t>
+      </w:r>
+    </w:p>
+    <w:p>
+      <w:pPr>
+        <w:spacing w:line="480" w:lineRule="auto"/>
+        <w:rPr>
+          <w:rFonts w:ascii="Calibri" w:hAnsi="Calibri" w:cs="Calibri"/>
+        </w:rPr>
+      </w:pPr>
+      <w:r>
+        <w:rPr>
+          <w:rFonts w:ascii="Calibri" w:hAnsi="Calibri" w:cs="Calibri"/>
+        </w:rPr>
+        <w:t>Google Fonts (</w:t>
+      </w:r>
+      <w:proofErr w:type="spellStart"/>
+      <w:r>
+        <w:rPr>
+          <w:rFonts w:ascii="Calibri" w:hAnsi="Calibri" w:cs="Calibri"/>
+        </w:rPr>
+        <w:t>Orbitron</w:t>
+      </w:r>
+      <w:proofErr w:type="spellEnd"/>
+      <w:r>
+        <w:rPr>
+          <w:rFonts w:ascii="Calibri" w:hAnsi="Calibri" w:cs="Calibri"/>
+        </w:rPr>
+        <w:t>)</w:t>
       </w:r>
       <w:r>
         <w:rPr>
@@ -780,134 +865,6 @@
         <w:rPr>
           <w:rFonts w:ascii="Calibri" w:hAnsi="Calibri" w:cs="Calibri"/>
         </w:rPr>
-        <w:t>he progress bar chart on the Home page.</w:t>
-      </w:r>
-    </w:p>
-    <w:p>
-      <w:pPr>
-        <w:spacing w:line="480" w:lineRule="auto"/>
-        <w:rPr>
-          <w:rFonts w:ascii="Calibri" w:hAnsi="Calibri" w:cs="Calibri"/>
-        </w:rPr>
-      </w:pPr>
-      <w:r>
-        <w:rPr>
-          <w:rFonts w:ascii="Calibri" w:hAnsi="Calibri" w:cs="Calibri"/>
-        </w:rPr>
-        <w:t>Bootstrap Icons</w:t>
-      </w:r>
-      <w:r>
-        <w:rPr>
-          <w:rFonts w:ascii="Calibri" w:hAnsi="Calibri" w:cs="Calibri"/>
-        </w:rPr>
-        <w:t>:</w:t>
-      </w:r>
-      <w:r>
-        <w:rPr>
-          <w:rFonts w:ascii="Calibri" w:hAnsi="Calibri" w:cs="Calibri"/>
-        </w:rPr>
-        <w:t xml:space="preserve"> </w:t>
-      </w:r>
-      <w:r>
-        <w:rPr>
-          <w:rFonts w:ascii="Calibri" w:hAnsi="Calibri" w:cs="Calibri"/>
-        </w:rPr>
-        <w:t>S</w:t>
-      </w:r>
-      <w:r>
-        <w:rPr>
-          <w:rFonts w:ascii="Calibri" w:hAnsi="Calibri" w:cs="Calibri"/>
-        </w:rPr>
-        <w:t>ocial and UI icons.</w:t>
-      </w:r>
-    </w:p>
-    <w:p>
-      <w:pPr>
-        <w:spacing w:line="480" w:lineRule="auto"/>
-        <w:rPr>
-          <w:rFonts w:ascii="Calibri" w:hAnsi="Calibri" w:cs="Calibri"/>
-        </w:rPr>
-      </w:pPr>
-      <w:r>
-        <w:rPr>
-          <w:rFonts w:ascii="Calibri" w:hAnsi="Calibri" w:cs="Calibri"/>
-        </w:rPr>
-        <w:t>localStorage</w:t>
-      </w:r>
-      <w:r>
-        <w:rPr>
-          <w:rFonts w:ascii="Calibri" w:hAnsi="Calibri" w:cs="Calibri"/>
-        </w:rPr>
-        <w:t>:</w:t>
-      </w:r>
-      <w:r>
-        <w:rPr>
-          <w:rFonts w:ascii="Calibri" w:hAnsi="Calibri" w:cs="Calibri"/>
-        </w:rPr>
-        <w:t xml:space="preserve"> </w:t>
-      </w:r>
-      <w:r>
-        <w:rPr>
-          <w:rFonts w:ascii="Calibri" w:hAnsi="Calibri" w:cs="Calibri"/>
-        </w:rPr>
-        <w:t>P</w:t>
-      </w:r>
-      <w:r>
-        <w:rPr>
-          <w:rFonts w:ascii="Calibri" w:hAnsi="Calibri" w:cs="Calibri"/>
-        </w:rPr>
-        <w:t>ersists the games list and the theme choice.</w:t>
-      </w:r>
-    </w:p>
-    <w:p>
-      <w:pPr>
-        <w:spacing w:line="480" w:lineRule="auto"/>
-        <w:rPr>
-          <w:rFonts w:ascii="Calibri" w:hAnsi="Calibri" w:cs="Calibri"/>
-        </w:rPr>
-      </w:pPr>
-      <w:r>
-        <w:rPr>
-          <w:rFonts w:ascii="Calibri" w:hAnsi="Calibri" w:cs="Calibri"/>
-        </w:rPr>
-        <w:t>CheapShark API</w:t>
-      </w:r>
-      <w:r>
-        <w:rPr>
-          <w:rFonts w:ascii="Calibri" w:hAnsi="Calibri" w:cs="Calibri"/>
-        </w:rPr>
-        <w:t>: L</w:t>
-      </w:r>
-      <w:r>
-        <w:rPr>
-          <w:rFonts w:ascii="Calibri" w:hAnsi="Calibri" w:cs="Calibri"/>
-        </w:rPr>
-        <w:t>ive game deals on the Home page.</w:t>
-      </w:r>
-    </w:p>
-    <w:p>
-      <w:pPr>
-        <w:spacing w:line="480" w:lineRule="auto"/>
-        <w:rPr>
-          <w:rFonts w:ascii="Calibri" w:hAnsi="Calibri" w:cs="Calibri"/>
-        </w:rPr>
-      </w:pPr>
-      <w:r>
-        <w:rPr>
-          <w:rFonts w:ascii="Calibri" w:hAnsi="Calibri" w:cs="Calibri"/>
-        </w:rPr>
-        <w:t>Google Fonts (Orbitron)</w:t>
-      </w:r>
-      <w:r>
-        <w:rPr>
-          <w:rFonts w:ascii="Calibri" w:hAnsi="Calibri" w:cs="Calibri"/>
-        </w:rPr>
-        <w:t>: T</w:t>
-      </w:r>
-      <w:r>
-        <w:rPr>
-          <w:rFonts w:ascii="Calibri" w:hAnsi="Calibri" w:cs="Calibri"/>
-        </w:rPr>
         <w:t>he heading font.</w:t>
       </w:r>
     </w:p>
@@ -921,7 +878,7 @@
     </w:p>
     <w:p>
       <w:pPr>
-        <w:pStyle w:val="1"/>
+        <w:pStyle w:val="Heading1"/>
         <w:spacing w:line="480" w:lineRule="auto"/>
         <w:rPr>
           <w:rFonts w:ascii="Calibri" w:hAnsi="Calibri" w:cs="Calibri"/>
@@ -947,43 +904,7 @@
         <w:rPr>
           <w:rFonts w:ascii="Calibri" w:hAnsi="Calibri" w:cs="Calibri"/>
         </w:rPr>
-        <w:t xml:space="preserve">The </w:t>
-      </w:r>
-      <w:r>
-        <w:rPr>
-          <w:rFonts w:ascii="Calibri" w:hAnsi="Calibri" w:cs="Calibri"/>
-        </w:rPr>
-        <w:t>main feature</w:t>
-      </w:r>
-      <w:r>
-        <w:rPr>
-          <w:rFonts w:ascii="Calibri" w:hAnsi="Calibri" w:cs="Calibri"/>
-        </w:rPr>
-        <w:t xml:space="preserve"> of the </w:t>
-      </w:r>
-      <w:r>
-        <w:rPr>
-          <w:rFonts w:ascii="Calibri" w:hAnsi="Calibri" w:cs="Calibri"/>
-        </w:rPr>
-        <w:t>site</w:t>
-      </w:r>
-      <w:r>
-        <w:rPr>
-          <w:rFonts w:ascii="Calibri" w:hAnsi="Calibri" w:cs="Calibri"/>
-        </w:rPr>
-        <w:t xml:space="preserve"> is the Backlog page. A game</w:t>
-      </w:r>
-      <w:r>
-        <w:rPr>
-          <w:rFonts w:ascii="Calibri" w:hAnsi="Calibri" w:cs="Calibri"/>
-        </w:rPr>
-        <w:t xml:space="preserve"> </w:t>
-      </w:r>
-      <w:r>
-        <w:rPr>
-          <w:rFonts w:ascii="Calibri" w:hAnsi="Calibri" w:cs="Calibri"/>
-        </w:rPr>
-        <w:t>is a JavaScript object:</w:t>
+        <w:t>The main feature of the site is the Backlog page. A game is a JavaScript object:</w:t>
       </w:r>
     </w:p>
     <w:p>
@@ -1104,7 +1025,21 @@
         <w:rPr>
           <w:rFonts w:ascii="Calibri" w:hAnsi="Calibri" w:cs="Calibri"/>
         </w:rPr>
-        <w:t xml:space="preserve">  dateAdded: "13/6/2026"</w:t>
+        <w:t xml:space="preserve">  </w:t>
+      </w:r>
+      <w:proofErr w:type="spellStart"/>
+      <w:r>
+        <w:rPr>
+          <w:rFonts w:ascii="Calibri" w:hAnsi="Calibri" w:cs="Calibri"/>
+        </w:rPr>
+        <w:t>dateAdded</w:t>
+      </w:r>
+      <w:proofErr w:type="spellEnd"/>
+      <w:r>
+        <w:rPr>
+          <w:rFonts w:ascii="Calibri" w:hAnsi="Calibri" w:cs="Calibri"/>
+        </w:rPr>
+        <w:t>: "13/6/2026"</w:t>
       </w:r>
     </w:p>
     <w:p>
@@ -1140,106 +1075,64 @@
         <w:rPr>
           <w:rFonts w:ascii="Calibri" w:hAnsi="Calibri" w:cs="Calibri"/>
         </w:rPr>
-        <w:t xml:space="preserve">All games </w:t>
-      </w:r>
-      <w:r>
-        <w:rPr>
-          <w:rFonts w:ascii="Calibri" w:hAnsi="Calibri" w:cs="Calibri"/>
-        </w:rPr>
-        <w:t>are placed</w:t>
-      </w:r>
-      <w:r>
-        <w:rPr>
-          <w:rFonts w:ascii="Calibri" w:hAnsi="Calibri" w:cs="Calibri"/>
-        </w:rPr>
-        <w:t xml:space="preserve"> in a games array</w:t>
-      </w:r>
-      <w:r>
-        <w:rPr>
-          <w:rFonts w:ascii="Calibri" w:hAnsi="Calibri" w:cs="Calibri"/>
-        </w:rPr>
-        <w:t xml:space="preserve">. </w:t>
-      </w:r>
-      <w:r>
-        <w:rPr>
-          <w:rFonts w:ascii="Calibri" w:hAnsi="Calibri" w:cs="Calibri"/>
-        </w:rPr>
-        <w:t xml:space="preserve">The array is saved to localStorage so the data </w:t>
-      </w:r>
-      <w:r>
-        <w:rPr>
-          <w:rFonts w:ascii="Calibri" w:hAnsi="Calibri" w:cs="Calibri"/>
-        </w:rPr>
-        <w:t>is maintained after the</w:t>
-      </w:r>
-      <w:r>
-        <w:rPr>
-          <w:rFonts w:ascii="Calibri" w:hAnsi="Calibri" w:cs="Calibri"/>
-        </w:rPr>
-        <w:t xml:space="preserve"> page refreshes and is</w:t>
-      </w:r>
-      <w:r>
-        <w:rPr>
-          <w:rFonts w:ascii="Calibri" w:hAnsi="Calibri" w:cs="Calibri"/>
-        </w:rPr>
-        <w:t xml:space="preserve"> </w:t>
-      </w:r>
-      <w:r>
-        <w:rPr>
-          <w:rFonts w:ascii="Calibri" w:hAnsi="Calibri" w:cs="Calibri"/>
-        </w:rPr>
-        <w:t xml:space="preserve">shared between pages (the Home chart and activity feed </w:t>
-      </w:r>
-      <w:r>
-        <w:rPr>
-          <w:rFonts w:ascii="Calibri" w:hAnsi="Calibri" w:cs="Calibri"/>
-        </w:rPr>
-        <w:t>use</w:t>
-      </w:r>
-      <w:r>
-        <w:rPr>
-          <w:rFonts w:ascii="Calibri" w:hAnsi="Calibri" w:cs="Calibri"/>
-        </w:rPr>
-        <w:t xml:space="preserve"> the same array).</w:t>
-      </w:r>
-      <w:r>
-        <w:rPr>
-          <w:rFonts w:ascii="Calibri" w:hAnsi="Calibri" w:cs="Calibri"/>
-        </w:rPr>
-        <w:t xml:space="preserve"> </w:t>
-      </w:r>
-    </w:p>
-    <w:p>
-      <w:pPr>
-        <w:spacing w:line="480" w:lineRule="auto"/>
-        <w:rPr>
-          <w:rFonts w:ascii="Calibri" w:hAnsi="Calibri" w:cs="Calibri"/>
-        </w:rPr>
-      </w:pPr>
-      <w:r>
-        <w:rPr>
-          <w:rFonts w:ascii="Calibri" w:hAnsi="Calibri" w:cs="Calibri"/>
-        </w:rPr>
-        <w:t xml:space="preserve">The whole page follows </w:t>
-      </w:r>
-      <w:r>
-        <w:rPr>
-          <w:rFonts w:ascii="Calibri" w:hAnsi="Calibri" w:cs="Calibri"/>
-        </w:rPr>
-        <w:t>the pattern of first changing the array, then saving it and then rendering the table.</w:t>
-      </w:r>
-    </w:p>
-    <w:p>
-      <w:pPr>
-        <w:spacing w:line="480" w:lineRule="auto"/>
-        <w:rPr>
-          <w:rFonts w:ascii="Calibri" w:hAnsi="Calibri" w:cs="Calibri"/>
-        </w:rPr>
-      </w:pPr>
-    </w:p>
-    <w:p>
-      <w:pPr>
-        <w:pStyle w:val="1"/>
+        <w:t xml:space="preserve">All games are placed in a games array. The array is saved to </w:t>
+      </w:r>
+      <w:proofErr w:type="spellStart"/>
+      <w:proofErr w:type="gramStart"/>
+      <w:r>
+        <w:rPr>
+          <w:rFonts w:ascii="Calibri" w:hAnsi="Calibri" w:cs="Calibri"/>
+        </w:rPr>
+        <w:t>localStorage</w:t>
+      </w:r>
+      <w:proofErr w:type="spellEnd"/>
+      <w:proofErr w:type="gramEnd"/>
+      <w:r>
+        <w:rPr>
+          <w:rFonts w:ascii="Calibri" w:hAnsi="Calibri" w:cs="Calibri"/>
+        </w:rPr>
+        <w:t xml:space="preserve"> so the data is maintained after the page refreshes and is shared between pages (the </w:t>
+      </w:r>
+      <w:proofErr w:type="gramStart"/>
+      <w:r>
+        <w:rPr>
+          <w:rFonts w:ascii="Calibri" w:hAnsi="Calibri" w:cs="Calibri"/>
+        </w:rPr>
+        <w:t>Home</w:t>
+      </w:r>
+      <w:proofErr w:type="gramEnd"/>
+      <w:r>
+        <w:rPr>
+          <w:rFonts w:ascii="Calibri" w:hAnsi="Calibri" w:cs="Calibri"/>
+        </w:rPr>
+        <w:t xml:space="preserve"> chart and activity feed use the same array). </w:t>
+      </w:r>
+    </w:p>
+    <w:p>
+      <w:pPr>
+        <w:spacing w:line="480" w:lineRule="auto"/>
+        <w:rPr>
+          <w:rFonts w:ascii="Calibri" w:hAnsi="Calibri" w:cs="Calibri"/>
+        </w:rPr>
+      </w:pPr>
+      <w:r>
+        <w:rPr>
+          <w:rFonts w:ascii="Calibri" w:hAnsi="Calibri" w:cs="Calibri"/>
+        </w:rPr>
+        <w:t>The whole page follows the pattern of first changing the array, then saving it and then rendering the table.</w:t>
+      </w:r>
+    </w:p>
+    <w:p>
+      <w:pPr>
+        <w:spacing w:line="480" w:lineRule="auto"/>
+        <w:rPr>
+          <w:rFonts w:ascii="Calibri" w:hAnsi="Calibri" w:cs="Calibri"/>
+        </w:rPr>
+      </w:pPr>
+    </w:p>
+    <w:p>
+      <w:pPr>
+        <w:pStyle w:val="Heading1"/>
         <w:spacing w:line="480" w:lineRule="auto"/>
         <w:rPr>
           <w:rFonts w:ascii="Calibri" w:hAnsi="Calibri" w:cs="Calibri"/>
@@ -1268,7 +1161,7 @@
     </w:p>
     <w:p>
       <w:pPr>
-        <w:pStyle w:val="2"/>
+        <w:pStyle w:val="Heading2"/>
         <w:spacing w:line="480" w:lineRule="auto"/>
         <w:rPr>
           <w:lang w:val="en-US"/>
@@ -1289,33 +1182,75 @@
           <w:rFonts w:ascii="Calibri" w:hAnsi="Calibri" w:cs="Calibri"/>
         </w:rPr>
       </w:pPr>
-      <w:r>
-        <w:rPr>
-          <w:rFonts w:ascii="Calibri" w:hAnsi="Calibri" w:cs="Calibri"/>
-        </w:rPr>
-        <w:t>In order to avoid repeated code, each time I encountered a feature where it would require the save html segment repeated more than once, I created a .js file and after placing the html segment there, I applied it to as many pages, as many times it was needed. This technique was used for the header and footer in main.js, which is applied to every HTML form.</w:t>
-      </w:r>
-      <w:r>
-        <w:rPr>
-          <w:rFonts w:ascii="Calibri" w:hAnsi="Calibri" w:cs="Calibri"/>
-        </w:rPr>
-        <w:t xml:space="preserve"> A similar technique was also used for the team cards in about.js and on the tips dropdown in tips.js.</w:t>
-      </w:r>
-    </w:p>
-    <w:p>
-      <w:pPr>
-        <w:spacing w:line="480" w:lineRule="auto"/>
-        <w:rPr>
-          <w:rFonts w:ascii="Calibri" w:hAnsi="Calibri" w:cs="Calibri"/>
-        </w:rPr>
-      </w:pPr>
-    </w:p>
-    <w:p>
-      <w:pPr>
-        <w:pStyle w:val="2"/>
-        <w:spacing w:line="480" w:lineRule="auto"/>
-      </w:pPr>
-      <w:r>
+      <w:proofErr w:type="gramStart"/>
+      <w:r>
+        <w:rPr>
+          <w:rFonts w:ascii="Calibri" w:hAnsi="Calibri" w:cs="Calibri"/>
+        </w:rPr>
+        <w:t>In order to</w:t>
+      </w:r>
+      <w:proofErr w:type="gramEnd"/>
+      <w:r>
+        <w:rPr>
+          <w:rFonts w:ascii="Calibri" w:hAnsi="Calibri" w:cs="Calibri"/>
+        </w:rPr>
+        <w:t xml:space="preserve"> avoid repeated code, each time I encountered a feature where it would require the save html segment repeated more than once, I created a .</w:t>
+      </w:r>
+      <w:proofErr w:type="spellStart"/>
+      <w:r>
+        <w:rPr>
+          <w:rFonts w:ascii="Calibri" w:hAnsi="Calibri" w:cs="Calibri"/>
+        </w:rPr>
+        <w:t>js</w:t>
+      </w:r>
+      <w:proofErr w:type="spellEnd"/>
+      <w:r>
+        <w:rPr>
+          <w:rFonts w:ascii="Calibri" w:hAnsi="Calibri" w:cs="Calibri"/>
+        </w:rPr>
+        <w:t xml:space="preserve"> file and after placing the html segment there, I applied it to as many pages, as many times it was needed. This technique was used for the header and footer in main.js, which is applied to every HTML form.</w:t>
+      </w:r>
+      <w:r>
+        <w:rPr>
+          <w:rFonts w:ascii="Calibri" w:hAnsi="Calibri" w:cs="Calibri"/>
+        </w:rPr>
+        <w:t xml:space="preserve"> A similar technique was also used for the team cards in about.js and on the </w:t>
+      </w:r>
+      <w:proofErr w:type="gramStart"/>
+      <w:r>
+        <w:rPr>
+          <w:rFonts w:ascii="Calibri" w:hAnsi="Calibri" w:cs="Calibri"/>
+        </w:rPr>
+        <w:t>tips</w:t>
+      </w:r>
+      <w:proofErr w:type="gramEnd"/>
+      <w:r>
+        <w:rPr>
+          <w:rFonts w:ascii="Calibri" w:hAnsi="Calibri" w:cs="Calibri"/>
+        </w:rPr>
+        <w:t xml:space="preserve"> dropdown in tips.js.</w:t>
+      </w:r>
+    </w:p>
+    <w:p>
+      <w:pPr>
+        <w:spacing w:line="480" w:lineRule="auto"/>
+        <w:rPr>
+          <w:rFonts w:ascii="Calibri" w:hAnsi="Calibri" w:cs="Calibri"/>
+        </w:rPr>
+      </w:pPr>
+    </w:p>
+    <w:p>
+      <w:pPr>
+        <w:pStyle w:val="Heading2"/>
+        <w:spacing w:line="480" w:lineRule="auto"/>
+        <w:rPr>
+          <w:lang w:val="en-US"/>
+        </w:rPr>
+      </w:pPr>
+      <w:r>
+        <w:rPr>
+          <w:lang w:val="en-US"/>
+        </w:rPr>
         <w:t>Backlog Page</w:t>
       </w:r>
     </w:p>
@@ -1324,26 +1259,60 @@
         <w:spacing w:line="480" w:lineRule="auto"/>
       </w:pPr>
       <w:r>
-        <w:t>Add:</w:t>
-      </w:r>
-      <w:r>
-        <w:t xml:space="preserve">  The submit event builds a new object from the inputs and sends it to the array. Event.preventDefault() stops the page from reloading.</w:t>
-      </w:r>
-    </w:p>
-    <w:p>
-      <w:pPr>
-        <w:spacing w:line="480" w:lineRule="auto"/>
-      </w:pPr>
-      <w:r>
-        <w:t>Edit: The edit button loads the values of a gam back to the form and stores the game ID in a variable. The next submission “Updates” the game instead of “Adding” a new one.</w:t>
-      </w:r>
-    </w:p>
-    <w:p>
-      <w:pPr>
-        <w:spacing w:line="480" w:lineRule="auto"/>
-      </w:pPr>
-      <w:r>
-        <w:t>Delete/Beat: One click on the table body will read the clicked button’s data-id and class. Delete asks for confirmation before actually deleting.</w:t>
+        <w:t>Add</w:t>
+      </w:r>
+      <w:proofErr w:type="gramStart"/>
+      <w:r>
+        <w:t>:</w:t>
+      </w:r>
+      <w:r>
+        <w:t xml:space="preserve">  The</w:t>
+      </w:r>
+      <w:proofErr w:type="gramEnd"/>
+      <w:r>
+        <w:t xml:space="preserve"> submit event builds a new object from the inputs and sends it to the array. </w:t>
+      </w:r>
+      <w:proofErr w:type="spellStart"/>
+      <w:r>
+        <w:t>Event.preventDefault</w:t>
+      </w:r>
+      <w:proofErr w:type="spellEnd"/>
+      <w:r>
+        <w:t>() stops the page from reloading.</w:t>
+      </w:r>
+    </w:p>
+    <w:p>
+      <w:pPr>
+        <w:spacing w:line="480" w:lineRule="auto"/>
+      </w:pPr>
+      <w:r>
+        <w:t xml:space="preserve">Edit: The edit button loads the values of a </w:t>
+      </w:r>
+      <w:proofErr w:type="spellStart"/>
+      <w:proofErr w:type="gramStart"/>
+      <w:r>
+        <w:t>gam</w:t>
+      </w:r>
+      <w:proofErr w:type="spellEnd"/>
+      <w:proofErr w:type="gramEnd"/>
+      <w:r>
+        <w:t xml:space="preserve"> back to the form and stores the game ID in a variable. The next submission “Updates” the game instead of “Adding” a new one.</w:t>
+      </w:r>
+    </w:p>
+    <w:p>
+      <w:pPr>
+        <w:spacing w:line="480" w:lineRule="auto"/>
+      </w:pPr>
+      <w:r>
+        <w:t xml:space="preserve">Delete/Beat: One click on the table body will read the clicked button’s data-id and class. Delete asks for confirmation before </w:t>
+      </w:r>
+      <w:proofErr w:type="gramStart"/>
+      <w:r>
+        <w:t>actually deleting</w:t>
+      </w:r>
+      <w:proofErr w:type="gramEnd"/>
+      <w:r>
+        <w:t>.</w:t>
       </w:r>
     </w:p>
     <w:p>
@@ -1359,17 +1328,25 @@
         <w:spacing w:line="480" w:lineRule="auto"/>
       </w:pPr>
       <w:r>
-        <w:t>Filter/Sort: The table renders from a filtered and sorted copy of the array, without changing the original order. Priorities are also colored with Bootstrap badges and the active filter or sort button is highlighted.</w:t>
-      </w:r>
-    </w:p>
-    <w:p>
-      <w:pPr>
-        <w:spacing w:line="480" w:lineRule="auto"/>
-      </w:pPr>
-    </w:p>
-    <w:p>
-      <w:pPr>
-        <w:pStyle w:val="2"/>
+        <w:t xml:space="preserve">Filter/Sort: The table renders from a filtered and sorted copy of the array, without changing the original order. Priorities are also colored with Bootstrap badges and the active </w:t>
+      </w:r>
+      <w:proofErr w:type="gramStart"/>
+      <w:r>
+        <w:t>filter</w:t>
+      </w:r>
+      <w:proofErr w:type="gramEnd"/>
+      <w:r>
+        <w:t xml:space="preserve"> or sort button is highlighted.</w:t>
+      </w:r>
+    </w:p>
+    <w:p>
+      <w:pPr>
+        <w:spacing w:line="480" w:lineRule="auto"/>
+      </w:pPr>
+    </w:p>
+    <w:p>
+      <w:pPr>
+        <w:pStyle w:val="Heading2"/>
         <w:spacing w:line="480" w:lineRule="auto"/>
         <w:rPr>
           <w:lang w:val="en-US"/>
@@ -1394,20 +1371,48 @@
         <w:rPr>
           <w:rFonts w:ascii="Calibri" w:hAnsi="Calibri" w:cs="Calibri"/>
         </w:rPr>
-        <w:t>The Home page reads localStorage in order to get the games, sorts it by newest first using the timestamp id (b.id – a.id), keeps the latest 5 and lists them. In case there are no games, a message is shown.</w:t>
-      </w:r>
-    </w:p>
-    <w:p>
-      <w:pPr>
-        <w:spacing w:line="480" w:lineRule="auto"/>
-        <w:rPr>
-          <w:rFonts w:ascii="Calibri" w:hAnsi="Calibri" w:cs="Calibri"/>
-        </w:rPr>
-      </w:pPr>
-    </w:p>
-    <w:p>
-      <w:pPr>
-        <w:pStyle w:val="2"/>
+        <w:t xml:space="preserve">The Home page reads </w:t>
+      </w:r>
+      <w:proofErr w:type="spellStart"/>
+      <w:r>
+        <w:rPr>
+          <w:rFonts w:ascii="Calibri" w:hAnsi="Calibri" w:cs="Calibri"/>
+        </w:rPr>
+        <w:t>localStorage</w:t>
+      </w:r>
+      <w:proofErr w:type="spellEnd"/>
+      <w:r>
+        <w:rPr>
+          <w:rFonts w:ascii="Calibri" w:hAnsi="Calibri" w:cs="Calibri"/>
+        </w:rPr>
+        <w:t xml:space="preserve"> </w:t>
+      </w:r>
+      <w:proofErr w:type="gramStart"/>
+      <w:r>
+        <w:rPr>
+          <w:rFonts w:ascii="Calibri" w:hAnsi="Calibri" w:cs="Calibri"/>
+        </w:rPr>
+        <w:t>in order to</w:t>
+      </w:r>
+      <w:proofErr w:type="gramEnd"/>
+      <w:r>
+        <w:rPr>
+          <w:rFonts w:ascii="Calibri" w:hAnsi="Calibri" w:cs="Calibri"/>
+        </w:rPr>
+        <w:t xml:space="preserve"> get the games, sorts it by newest first using the timestamp id (b.id – a.id), keeps the latest 5 and lists them. In case there are no games, a message is shown.</w:t>
+      </w:r>
+    </w:p>
+    <w:p>
+      <w:pPr>
+        <w:spacing w:line="480" w:lineRule="auto"/>
+        <w:rPr>
+          <w:rFonts w:ascii="Calibri" w:hAnsi="Calibri" w:cs="Calibri"/>
+        </w:rPr>
+      </w:pPr>
+    </w:p>
+    <w:p>
+      <w:pPr>
+        <w:pStyle w:val="Heading2"/>
         <w:spacing w:line="480" w:lineRule="auto"/>
         <w:rPr>
           <w:lang w:val="en-US"/>
@@ -1444,17 +1449,35 @@
         <w:spacing w:line="480" w:lineRule="auto"/>
       </w:pPr>
       <w:r>
-        <w:t>Random game picked: It reads the user’s backlog from the localStorage, filters out beaten games and suggest a random one. This solves the user’s main problem of deciding what to play.</w:t>
-      </w:r>
-    </w:p>
-    <w:p>
-      <w:pPr>
-        <w:spacing w:line="480" w:lineRule="auto"/>
-      </w:pPr>
-    </w:p>
-    <w:p>
-      <w:pPr>
-        <w:pStyle w:val="2"/>
+        <w:t xml:space="preserve">Random game picked: It reads the user’s backlog from the </w:t>
+      </w:r>
+      <w:proofErr w:type="spellStart"/>
+      <w:proofErr w:type="gramStart"/>
+      <w:r>
+        <w:t>localStorage</w:t>
+      </w:r>
+      <w:proofErr w:type="spellEnd"/>
+      <w:proofErr w:type="gramEnd"/>
+      <w:r>
+        <w:t xml:space="preserve">, filters out beaten games and </w:t>
+      </w:r>
+      <w:proofErr w:type="gramStart"/>
+      <w:r>
+        <w:t>suggest</w:t>
+      </w:r>
+      <w:proofErr w:type="gramEnd"/>
+      <w:r>
+        <w:t xml:space="preserve"> a random one. This solves the user’s main problem of deciding what to play.</w:t>
+      </w:r>
+    </w:p>
+    <w:p>
+      <w:pPr>
+        <w:spacing w:line="480" w:lineRule="auto"/>
+      </w:pPr>
+    </w:p>
+    <w:p>
+      <w:pPr>
+        <w:pStyle w:val="Heading2"/>
         <w:spacing w:line="480" w:lineRule="auto"/>
         <w:rPr>
           <w:lang w:val="en-US"/>
@@ -1471,18 +1494,52 @@
       <w:pPr>
         <w:spacing w:line="480" w:lineRule="auto"/>
       </w:pPr>
-      <w:r>
-        <w:t>In order to make user input safer, escapeHTML() was created and applied to every user input in order to disable attempts to inject scripts. This works by rendering typed inputs as plain text instead of HTML. Inputs are also trimmed and capped with maxlength.</w:t>
-      </w:r>
-    </w:p>
-    <w:p>
-      <w:pPr>
-        <w:spacing w:line="480" w:lineRule="auto"/>
-      </w:pPr>
-    </w:p>
-    <w:p>
-      <w:pPr>
-        <w:pStyle w:val="2"/>
+      <w:proofErr w:type="gramStart"/>
+      <w:r>
+        <w:t>In order to</w:t>
+      </w:r>
+      <w:proofErr w:type="gramEnd"/>
+      <w:r>
+        <w:t xml:space="preserve"> make user input safer, </w:t>
+      </w:r>
+      <w:proofErr w:type="spellStart"/>
+      <w:proofErr w:type="gramStart"/>
+      <w:r>
+        <w:t>escapeHTML</w:t>
+      </w:r>
+      <w:proofErr w:type="spellEnd"/>
+      <w:r>
+        <w:t>(</w:t>
+      </w:r>
+      <w:proofErr w:type="gramEnd"/>
+      <w:r>
+        <w:t xml:space="preserve">) was created and applied to every user input </w:t>
+      </w:r>
+      <w:proofErr w:type="gramStart"/>
+      <w:r>
+        <w:t>in order to</w:t>
+      </w:r>
+      <w:proofErr w:type="gramEnd"/>
+      <w:r>
+        <w:t xml:space="preserve"> disable attempts to inject scripts. This works by rendering typed inputs as plain text instead of HTML. Inputs are also trimmed and capped with </w:t>
+      </w:r>
+      <w:proofErr w:type="spellStart"/>
+      <w:r>
+        <w:t>maxlength</w:t>
+      </w:r>
+      <w:proofErr w:type="spellEnd"/>
+      <w:r>
+        <w:t>.</w:t>
+      </w:r>
+    </w:p>
+    <w:p>
+      <w:pPr>
+        <w:spacing w:line="480" w:lineRule="auto"/>
+      </w:pPr>
+    </w:p>
+    <w:p>
+      <w:pPr>
+        <w:pStyle w:val="Heading2"/>
         <w:spacing w:line="480" w:lineRule="auto"/>
         <w:rPr>
           <w:lang w:val="en-US"/>
@@ -1501,17 +1558,25 @@
         <w:spacing w:line="480" w:lineRule="auto"/>
       </w:pPr>
       <w:r>
-        <w:t>This button triggers Bootstrap’s built in data-bs-theme attribute. The choice is saved in localStorage and the button updates with regards to what it will switch to, each time.</w:t>
-      </w:r>
-    </w:p>
-    <w:p>
-      <w:pPr>
-        <w:spacing w:line="480" w:lineRule="auto"/>
-      </w:pPr>
-    </w:p>
-    <w:p>
-      <w:pPr>
-        <w:pStyle w:val="2"/>
+        <w:t xml:space="preserve">This button triggers Bootstrap’s built in data-bs-theme attribute. The choice is saved in </w:t>
+      </w:r>
+      <w:proofErr w:type="spellStart"/>
+      <w:r>
+        <w:t>localStorage</w:t>
+      </w:r>
+      <w:proofErr w:type="spellEnd"/>
+      <w:r>
+        <w:t xml:space="preserve"> and the button updates with regards to what it will switch to, each time.</w:t>
+      </w:r>
+    </w:p>
+    <w:p>
+      <w:pPr>
+        <w:spacing w:line="480" w:lineRule="auto"/>
+      </w:pPr>
+    </w:p>
+    <w:p>
+      <w:pPr>
+        <w:pStyle w:val="Heading2"/>
         <w:spacing w:line="480" w:lineRule="auto"/>
         <w:rPr>
           <w:lang w:val="en-US"/>
@@ -1529,17 +1594,49 @@
         <w:spacing w:line="480" w:lineRule="auto"/>
       </w:pPr>
       <w:r>
-        <w:t>The homepage uses the CheapShark API with fetch(), parsen the JSOn and creates cards with game deals. If the request fails, a message is printed instead.</w:t>
-      </w:r>
-    </w:p>
-    <w:p>
-      <w:pPr>
-        <w:spacing w:line="480" w:lineRule="auto"/>
-      </w:pPr>
-    </w:p>
-    <w:p>
-      <w:pPr>
-        <w:pStyle w:val="1"/>
+        <w:t xml:space="preserve">The homepage uses the </w:t>
+      </w:r>
+      <w:proofErr w:type="spellStart"/>
+      <w:r>
+        <w:t>CheapShark</w:t>
+      </w:r>
+      <w:proofErr w:type="spellEnd"/>
+      <w:r>
+        <w:t xml:space="preserve"> API with </w:t>
+      </w:r>
+      <w:proofErr w:type="gramStart"/>
+      <w:r>
+        <w:t>fetch(</w:t>
+      </w:r>
+      <w:proofErr w:type="gramEnd"/>
+      <w:r>
+        <w:t xml:space="preserve">), </w:t>
+      </w:r>
+      <w:proofErr w:type="spellStart"/>
+      <w:r>
+        <w:t>parsen</w:t>
+      </w:r>
+      <w:proofErr w:type="spellEnd"/>
+      <w:r>
+        <w:t xml:space="preserve"> the </w:t>
+      </w:r>
+      <w:proofErr w:type="spellStart"/>
+      <w:r>
+        <w:t>JSOn</w:t>
+      </w:r>
+      <w:proofErr w:type="spellEnd"/>
+      <w:r>
+        <w:t xml:space="preserve"> and creates cards with game deals. If the request fails, a message is printed instead.</w:t>
+      </w:r>
+    </w:p>
+    <w:p>
+      <w:pPr>
+        <w:spacing w:line="480" w:lineRule="auto"/>
+      </w:pPr>
+    </w:p>
+    <w:p>
+      <w:pPr>
+        <w:pStyle w:val="Heading1"/>
         <w:spacing w:line="480" w:lineRule="auto"/>
         <w:rPr>
           <w:lang w:val="en-US"/>
@@ -1587,7 +1684,12 @@
     </w:p>
     <w:p>
       <w:pPr>
-        <w:pStyle w:val="1"/>
+        <w:spacing w:line="480" w:lineRule="auto"/>
+      </w:pPr>
+    </w:p>
+    <w:p>
+      <w:pPr>
+        <w:pStyle w:val="Heading1"/>
         <w:spacing w:line="480" w:lineRule="auto"/>
         <w:rPr>
           <w:lang w:val="en-US"/>
@@ -1606,19 +1708,45 @@
         <w:spacing w:line="240" w:lineRule="auto"/>
       </w:pPr>
       <w:r>
-        <w:t>I audited the Home page which is the most feature heavy on both desktop and mobile. The other pages follow a similar structure</w:t>
-      </w:r>
-      <w:r>
-        <w:t xml:space="preserve"> and contain less features</w:t>
-      </w:r>
-      <w:r>
-        <w:t xml:space="preserve"> so their scores are </w:t>
-      </w:r>
-      <w:r>
-        <w:t>similar</w:t>
-      </w:r>
-      <w:r>
-        <w:t>.</w:t>
+        <w:t xml:space="preserve">I audited </w:t>
+      </w:r>
+      <w:proofErr w:type="gramStart"/>
+      <w:r>
+        <w:t>all of</w:t>
+      </w:r>
+      <w:proofErr w:type="gramEnd"/>
+      <w:r>
+        <w:t xml:space="preserve"> </w:t>
+      </w:r>
+      <w:r>
+        <w:t>the page</w:t>
+      </w:r>
+      <w:r>
+        <w:t>s</w:t>
+      </w:r>
+      <w:r>
+        <w:t xml:space="preserve"> on both desktop and mobile.</w:t>
+      </w:r>
+    </w:p>
+    <w:p>
+      <w:pPr>
+        <w:spacing w:line="240" w:lineRule="auto"/>
+      </w:pPr>
+    </w:p>
+    <w:p>
+      <w:pPr>
+        <w:pStyle w:val="Heading2"/>
+        <w:spacing w:line="240" w:lineRule="auto"/>
+        <w:rPr>
+          <w:lang w:val="en-US"/>
+        </w:rPr>
+      </w:pPr>
+      <w:r>
+        <w:rPr>
+          <w:lang w:val="en-US"/>
+        </w:rPr>
+        <w:lastRenderedPageBreak/>
+        <w:t>Desktop Audits</w:t>
       </w:r>
     </w:p>
     <w:p>
@@ -1628,12 +1756,14 @@
         <w:jc w:val="center"/>
       </w:pPr>
       <w:r>
-        <w:lastRenderedPageBreak/>
+        <w:rPr>
+          <w:noProof/>
+        </w:rPr>
         <w:drawing>
-          <wp:inline distT="0" distB="0" distL="0" distR="0" wp14:anchorId="2429589B" wp14:editId="280C256A">
-            <wp:extent cx="4268341" cy="8305800"/>
+          <wp:inline distT="0" distB="0" distL="0" distR="0" wp14:anchorId="4BB5D99E" wp14:editId="20569E27">
+            <wp:extent cx="4410075" cy="8276969"/>
             <wp:effectExtent l="0" t="0" r="0" b="0"/>
-            <wp:docPr id="38150753" name="Εικόνα 1"/>
+            <wp:docPr id="81375331" name="Picture 1"/>
             <wp:cNvGraphicFramePr>
               <a:graphicFrameLocks xmlns:a="http://schemas.openxmlformats.org/drawingml/2006/main" noChangeAspect="1"/>
             </wp:cNvGraphicFramePr>
@@ -1641,72 +1771,7 @@
               <a:graphicData uri="http://schemas.openxmlformats.org/drawingml/2006/picture">
                 <pic:pic xmlns:pic="http://schemas.openxmlformats.org/drawingml/2006/picture">
                   <pic:nvPicPr>
-                    <pic:cNvPr id="38150753" name=""/>
-                    <pic:cNvPicPr/>
-                  </pic:nvPicPr>
-                  <pic:blipFill>
-                    <a:blip r:embed="rId5"/>
-                    <a:stretch>
-                      <a:fillRect/>
-                    </a:stretch>
-                  </pic:blipFill>
-                  <pic:spPr>
-                    <a:xfrm>
-                      <a:off x="0" y="0"/>
-                      <a:ext cx="4272432" cy="8313762"/>
-                    </a:xfrm>
-                    <a:prstGeom prst="rect">
-                      <a:avLst/>
-                    </a:prstGeom>
-                  </pic:spPr>
-                </pic:pic>
-              </a:graphicData>
-            </a:graphic>
-          </wp:inline>
-        </w:drawing>
-      </w:r>
-    </w:p>
-    <w:p>
-      <w:pPr>
-        <w:pStyle w:val="ab"/>
-        <w:jc w:val="center"/>
-      </w:pPr>
-      <w:r>
-        <w:t xml:space="preserve">Figure </w:t>
-      </w:r>
-      <w:fldSimple w:instr=" SEQ Figure \* ARABIC ">
-        <w:r>
-          <w:rPr>
-            <w:noProof/>
-          </w:rPr>
-          <w:t>1</w:t>
-        </w:r>
-      </w:fldSimple>
-      <w:r>
-        <w:t xml:space="preserve"> - Lighthouse Performance on Desktop</w:t>
-      </w:r>
-    </w:p>
-    <w:p>
-      <w:pPr>
-        <w:keepNext/>
-        <w:spacing w:line="240" w:lineRule="auto"/>
-        <w:jc w:val="center"/>
-      </w:pPr>
-      <w:r>
-        <w:lastRenderedPageBreak/>
-        <w:drawing>
-          <wp:inline distT="0" distB="0" distL="0" distR="0" wp14:anchorId="6DD496A2" wp14:editId="6C2A80BF">
-            <wp:extent cx="5274310" cy="4485640"/>
-            <wp:effectExtent l="0" t="0" r="2540" b="0"/>
-            <wp:docPr id="151844142" name="Εικόνα 1"/>
-            <wp:cNvGraphicFramePr>
-              <a:graphicFrameLocks xmlns:a="http://schemas.openxmlformats.org/drawingml/2006/main" noChangeAspect="1"/>
-            </wp:cNvGraphicFramePr>
-            <a:graphic xmlns:a="http://schemas.openxmlformats.org/drawingml/2006/main">
-              <a:graphicData uri="http://schemas.openxmlformats.org/drawingml/2006/picture">
-                <pic:pic xmlns:pic="http://schemas.openxmlformats.org/drawingml/2006/picture">
-                  <pic:nvPicPr>
-                    <pic:cNvPr id="151844142" name=""/>
+                    <pic:cNvPr id="81375331" name=""/>
                     <pic:cNvPicPr/>
                   </pic:nvPicPr>
                   <pic:blipFill>
@@ -1718,7 +1783,7 @@
                   <pic:spPr>
                     <a:xfrm>
                       <a:off x="0" y="0"/>
-                      <a:ext cx="5274310" cy="4485640"/>
+                      <a:ext cx="4428330" cy="8311231"/>
                     </a:xfrm>
                     <a:prstGeom prst="rect">
                       <a:avLst/>
@@ -1733,28 +1798,39 @@
     </w:p>
     <w:p>
       <w:pPr>
-        <w:pStyle w:val="ab"/>
+        <w:pStyle w:val="Caption"/>
         <w:jc w:val="center"/>
       </w:pPr>
       <w:r>
         <w:t xml:space="preserve">Figure </w:t>
       </w:r>
-      <w:fldSimple w:instr=" SEQ Figure \* ARABIC ">
-        <w:r>
-          <w:rPr>
-            <w:noProof/>
-          </w:rPr>
-          <w:t>2</w:t>
-        </w:r>
-      </w:fldSimple>
-      <w:r>
-        <w:t xml:space="preserve"> - Lighthouse Accessibility on Desktop</w:t>
-      </w:r>
-    </w:p>
-    <w:p>
-      <w:pPr>
-        <w:spacing w:line="240" w:lineRule="auto"/>
-      </w:pPr>
+      <w:r>
+        <w:fldChar w:fldCharType="begin"/>
+      </w:r>
+      <w:r>
+        <w:instrText xml:space="preserve"> SEQ Figure \* ARABIC </w:instrText>
+      </w:r>
+      <w:r>
+        <w:fldChar w:fldCharType="separate"/>
+      </w:r>
+      <w:r>
+        <w:rPr>
+          <w:noProof/>
+        </w:rPr>
+        <w:t>1</w:t>
+      </w:r>
+      <w:r>
+        <w:rPr>
+          <w:noProof/>
+        </w:rPr>
+        <w:fldChar w:fldCharType="end"/>
+      </w:r>
+      <w:r>
+        <w:t xml:space="preserve"> - Lighthouse Performance on </w:t>
+      </w:r>
+      <w:r>
+        <w:t>index.html</w:t>
+      </w:r>
     </w:p>
     <w:p>
       <w:pPr>
@@ -1763,12 +1839,15 @@
         <w:jc w:val="center"/>
       </w:pPr>
       <w:r>
+        <w:rPr>
+          <w:noProof/>
+        </w:rPr>
         <w:lastRenderedPageBreak/>
         <w:drawing>
-          <wp:inline distT="0" distB="0" distL="0" distR="0" wp14:anchorId="56C65FC4" wp14:editId="046D565B">
-            <wp:extent cx="5274310" cy="5873115"/>
+          <wp:inline distT="0" distB="0" distL="0" distR="0" wp14:anchorId="7386384E" wp14:editId="6DE7A41E">
+            <wp:extent cx="5274310" cy="6212840"/>
             <wp:effectExtent l="0" t="0" r="2540" b="0"/>
-            <wp:docPr id="220186985" name="Εικόνα 1"/>
+            <wp:docPr id="1007550586" name="Picture 1"/>
             <wp:cNvGraphicFramePr>
               <a:graphicFrameLocks xmlns:a="http://schemas.openxmlformats.org/drawingml/2006/main" noChangeAspect="1"/>
             </wp:cNvGraphicFramePr>
@@ -1776,7 +1855,7 @@
               <a:graphicData uri="http://schemas.openxmlformats.org/drawingml/2006/picture">
                 <pic:pic xmlns:pic="http://schemas.openxmlformats.org/drawingml/2006/picture">
                   <pic:nvPicPr>
-                    <pic:cNvPr id="220186985" name=""/>
+                    <pic:cNvPr id="1007550586" name=""/>
                     <pic:cNvPicPr/>
                   </pic:nvPicPr>
                   <pic:blipFill>
@@ -1788,7 +1867,7 @@
                   <pic:spPr>
                     <a:xfrm>
                       <a:off x="0" y="0"/>
-                      <a:ext cx="5274310" cy="5873115"/>
+                      <a:ext cx="5274310" cy="6212840"/>
                     </a:xfrm>
                     <a:prstGeom prst="rect">
                       <a:avLst/>
@@ -1803,27 +1882,44 @@
     </w:p>
     <w:p>
       <w:pPr>
-        <w:pStyle w:val="ab"/>
+        <w:pStyle w:val="Caption"/>
         <w:jc w:val="center"/>
       </w:pPr>
       <w:r>
         <w:t xml:space="preserve">Figure </w:t>
       </w:r>
-      <w:fldSimple w:instr=" SEQ Figure \* ARABIC ">
-        <w:r>
-          <w:rPr>
-            <w:noProof/>
-          </w:rPr>
-          <w:t>3</w:t>
-        </w:r>
-      </w:fldSimple>
-      <w:r>
-        <w:t xml:space="preserve"> - Lighthouse Best Practices on Desktop</w:t>
-      </w:r>
-    </w:p>
-    <w:p>
-      <w:pPr>
-        <w:spacing w:line="240" w:lineRule="auto"/>
+      <w:r>
+        <w:fldChar w:fldCharType="begin"/>
+      </w:r>
+      <w:r>
+        <w:instrText xml:space="preserve"> SEQ Figure \* ARABIC </w:instrText>
+      </w:r>
+      <w:r>
+        <w:fldChar w:fldCharType="separate"/>
+      </w:r>
+      <w:r>
+        <w:rPr>
+          <w:noProof/>
+        </w:rPr>
+        <w:t>2</w:t>
+      </w:r>
+      <w:r>
+        <w:rPr>
+          <w:noProof/>
+        </w:rPr>
+        <w:fldChar w:fldCharType="end"/>
+      </w:r>
+      <w:r>
+        <w:t xml:space="preserve"> - Lighthouse Accessibility on </w:t>
+      </w:r>
+      <w:r>
+        <w:t>index.html</w:t>
+      </w:r>
+    </w:p>
+    <w:p>
+      <w:pPr>
+        <w:spacing w:line="240" w:lineRule="auto"/>
+        <w:jc w:val="center"/>
       </w:pPr>
     </w:p>
     <w:p>
@@ -1833,6 +1929,99 @@
         <w:jc w:val="center"/>
       </w:pPr>
       <w:r>
+        <w:rPr>
+          <w:noProof/>
+        </w:rPr>
+        <w:lastRenderedPageBreak/>
+        <w:drawing>
+          <wp:inline distT="0" distB="0" distL="0" distR="0" wp14:anchorId="049F5C55" wp14:editId="32AA4410">
+            <wp:extent cx="5274310" cy="7023735"/>
+            <wp:effectExtent l="0" t="0" r="2540" b="5715"/>
+            <wp:docPr id="1978660380" name="Picture 1"/>
+            <wp:cNvGraphicFramePr>
+              <a:graphicFrameLocks xmlns:a="http://schemas.openxmlformats.org/drawingml/2006/main" noChangeAspect="1"/>
+            </wp:cNvGraphicFramePr>
+            <a:graphic xmlns:a="http://schemas.openxmlformats.org/drawingml/2006/main">
+              <a:graphicData uri="http://schemas.openxmlformats.org/drawingml/2006/picture">
+                <pic:pic xmlns:pic="http://schemas.openxmlformats.org/drawingml/2006/picture">
+                  <pic:nvPicPr>
+                    <pic:cNvPr id="1978660380" name=""/>
+                    <pic:cNvPicPr/>
+                  </pic:nvPicPr>
+                  <pic:blipFill>
+                    <a:blip r:embed="rId8"/>
+                    <a:stretch>
+                      <a:fillRect/>
+                    </a:stretch>
+                  </pic:blipFill>
+                  <pic:spPr>
+                    <a:xfrm>
+                      <a:off x="0" y="0"/>
+                      <a:ext cx="5274310" cy="7023735"/>
+                    </a:xfrm>
+                    <a:prstGeom prst="rect">
+                      <a:avLst/>
+                    </a:prstGeom>
+                  </pic:spPr>
+                </pic:pic>
+              </a:graphicData>
+            </a:graphic>
+          </wp:inline>
+        </w:drawing>
+      </w:r>
+    </w:p>
+    <w:p>
+      <w:pPr>
+        <w:pStyle w:val="Caption"/>
+        <w:jc w:val="center"/>
+      </w:pPr>
+      <w:r>
+        <w:t xml:space="preserve">Figure </w:t>
+      </w:r>
+      <w:r>
+        <w:fldChar w:fldCharType="begin"/>
+      </w:r>
+      <w:r>
+        <w:instrText xml:space="preserve"> SEQ Figure \* ARABIC </w:instrText>
+      </w:r>
+      <w:r>
+        <w:fldChar w:fldCharType="separate"/>
+      </w:r>
+      <w:r>
+        <w:rPr>
+          <w:noProof/>
+        </w:rPr>
+        <w:t>3</w:t>
+      </w:r>
+      <w:r>
+        <w:rPr>
+          <w:noProof/>
+        </w:rPr>
+        <w:fldChar w:fldCharType="end"/>
+      </w:r>
+      <w:r>
+        <w:t xml:space="preserve"> - Lighthouse Best Practices on </w:t>
+      </w:r>
+      <w:r>
+        <w:t>index.html</w:t>
+      </w:r>
+    </w:p>
+    <w:p>
+      <w:pPr>
+        <w:spacing w:line="240" w:lineRule="auto"/>
+        <w:jc w:val="center"/>
+      </w:pPr>
+    </w:p>
+    <w:p>
+      <w:pPr>
+        <w:keepNext/>
+        <w:spacing w:line="240" w:lineRule="auto"/>
+        <w:jc w:val="center"/>
+      </w:pPr>
+      <w:r>
+        <w:rPr>
+          <w:noProof/>
+        </w:rPr>
         <w:lastRenderedPageBreak/>
         <w:drawing>
           <wp:inline distT="0" distB="0" distL="0" distR="0" wp14:anchorId="503ADCE4" wp14:editId="0437011A">
@@ -1850,7 +2039,7 @@
                     <pic:cNvPicPr/>
                   </pic:nvPicPr>
                   <pic:blipFill>
-                    <a:blip r:embed="rId8"/>
+                    <a:blip r:embed="rId9"/>
                     <a:stretch>
                       <a:fillRect/>
                     </a:stretch>
@@ -1873,32 +2062,44 @@
     </w:p>
     <w:p>
       <w:pPr>
-        <w:pStyle w:val="ab"/>
+        <w:pStyle w:val="Caption"/>
         <w:jc w:val="center"/>
       </w:pPr>
       <w:r>
         <w:t xml:space="preserve">Figure </w:t>
       </w:r>
-      <w:fldSimple w:instr=" SEQ Figure \* ARABIC ">
-        <w:r>
-          <w:rPr>
-            <w:noProof/>
-          </w:rPr>
-          <w:t>4</w:t>
-        </w:r>
-      </w:fldSimple>
-      <w:r>
-        <w:t xml:space="preserve"> - Lighthouse SEO on Desktop</w:t>
-      </w:r>
-    </w:p>
-    <w:p>
-      <w:pPr>
-        <w:spacing w:line="240" w:lineRule="auto"/>
-      </w:pPr>
-    </w:p>
-    <w:p>
-      <w:pPr>
-        <w:spacing w:line="240" w:lineRule="auto"/>
+      <w:r>
+        <w:fldChar w:fldCharType="begin"/>
+      </w:r>
+      <w:r>
+        <w:instrText xml:space="preserve"> SEQ Figure \* ARABIC </w:instrText>
+      </w:r>
+      <w:r>
+        <w:fldChar w:fldCharType="separate"/>
+      </w:r>
+      <w:r>
+        <w:rPr>
+          <w:noProof/>
+        </w:rPr>
+        <w:t>4</w:t>
+      </w:r>
+      <w:r>
+        <w:rPr>
+          <w:noProof/>
+        </w:rPr>
+        <w:fldChar w:fldCharType="end"/>
+      </w:r>
+      <w:r>
+        <w:t xml:space="preserve"> - Lighthouse SEO on </w:t>
+      </w:r>
+      <w:r>
+        <w:t>index.html</w:t>
+      </w:r>
+    </w:p>
+    <w:p>
+      <w:pPr>
+        <w:spacing w:line="240" w:lineRule="auto"/>
+        <w:jc w:val="center"/>
       </w:pPr>
     </w:p>
     <w:p>
@@ -1908,12 +2109,15 @@
         <w:jc w:val="center"/>
       </w:pPr>
       <w:r>
+        <w:rPr>
+          <w:noProof/>
+        </w:rPr>
         <w:lastRenderedPageBreak/>
         <w:drawing>
-          <wp:inline distT="0" distB="0" distL="0" distR="0" wp14:anchorId="3985AF85" wp14:editId="5587903A">
-            <wp:extent cx="4425656" cy="8562975"/>
+          <wp:inline distT="0" distB="0" distL="0" distR="0" wp14:anchorId="2CA98306" wp14:editId="120371A8">
+            <wp:extent cx="4991100" cy="8599651"/>
             <wp:effectExtent l="0" t="0" r="0" b="0"/>
-            <wp:docPr id="1822786811" name="Εικόνα 1"/>
+            <wp:docPr id="1817923299" name="Picture 1"/>
             <wp:cNvGraphicFramePr>
               <a:graphicFrameLocks xmlns:a="http://schemas.openxmlformats.org/drawingml/2006/main" noChangeAspect="1"/>
             </wp:cNvGraphicFramePr>
@@ -1921,76 +2125,7 @@
               <a:graphicData uri="http://schemas.openxmlformats.org/drawingml/2006/picture">
                 <pic:pic xmlns:pic="http://schemas.openxmlformats.org/drawingml/2006/picture">
                   <pic:nvPicPr>
-                    <pic:cNvPr id="1822786811" name=""/>
-                    <pic:cNvPicPr/>
-                  </pic:nvPicPr>
-                  <pic:blipFill>
-                    <a:blip r:embed="rId9"/>
-                    <a:stretch>
-                      <a:fillRect/>
-                    </a:stretch>
-                  </pic:blipFill>
-                  <pic:spPr>
-                    <a:xfrm>
-                      <a:off x="0" y="0"/>
-                      <a:ext cx="4434724" cy="8580520"/>
-                    </a:xfrm>
-                    <a:prstGeom prst="rect">
-                      <a:avLst/>
-                    </a:prstGeom>
-                  </pic:spPr>
-                </pic:pic>
-              </a:graphicData>
-            </a:graphic>
-          </wp:inline>
-        </w:drawing>
-      </w:r>
-    </w:p>
-    <w:p>
-      <w:pPr>
-        <w:pStyle w:val="ab"/>
-        <w:jc w:val="center"/>
-      </w:pPr>
-      <w:r>
-        <w:t xml:space="preserve">Figure </w:t>
-      </w:r>
-      <w:fldSimple w:instr=" SEQ Figure \* ARABIC ">
-        <w:r>
-          <w:rPr>
-            <w:noProof/>
-          </w:rPr>
-          <w:t>5</w:t>
-        </w:r>
-      </w:fldSimple>
-      <w:r>
-        <w:t xml:space="preserve"> - Lighthouse Performance on Phone</w:t>
-      </w:r>
-    </w:p>
-    <w:p>
-      <w:pPr>
-        <w:spacing w:line="240" w:lineRule="auto"/>
-      </w:pPr>
-    </w:p>
-    <w:p>
-      <w:pPr>
-        <w:keepNext/>
-        <w:spacing w:line="240" w:lineRule="auto"/>
-        <w:jc w:val="center"/>
-      </w:pPr>
-      <w:r>
-        <w:drawing>
-          <wp:inline distT="0" distB="0" distL="0" distR="0" wp14:anchorId="5A456BFA" wp14:editId="79753FFC">
-            <wp:extent cx="5274310" cy="4486275"/>
-            <wp:effectExtent l="0" t="0" r="2540" b="9525"/>
-            <wp:docPr id="1868721975" name="Εικόνα 1"/>
-            <wp:cNvGraphicFramePr>
-              <a:graphicFrameLocks xmlns:a="http://schemas.openxmlformats.org/drawingml/2006/main" noChangeAspect="1"/>
-            </wp:cNvGraphicFramePr>
-            <a:graphic xmlns:a="http://schemas.openxmlformats.org/drawingml/2006/main">
-              <a:graphicData uri="http://schemas.openxmlformats.org/drawingml/2006/picture">
-                <pic:pic xmlns:pic="http://schemas.openxmlformats.org/drawingml/2006/picture">
-                  <pic:nvPicPr>
-                    <pic:cNvPr id="1868721975" name=""/>
+                    <pic:cNvPr id="1817923299" name=""/>
                     <pic:cNvPicPr/>
                   </pic:nvPicPr>
                   <pic:blipFill>
@@ -2002,7 +2137,7 @@
                   <pic:spPr>
                     <a:xfrm>
                       <a:off x="0" y="0"/>
-                      <a:ext cx="5274310" cy="4486275"/>
+                      <a:ext cx="4998383" cy="8612200"/>
                     </a:xfrm>
                     <a:prstGeom prst="rect">
                       <a:avLst/>
@@ -2017,42 +2152,57 @@
     </w:p>
     <w:p>
       <w:pPr>
-        <w:pStyle w:val="ab"/>
+        <w:pStyle w:val="Caption"/>
         <w:jc w:val="center"/>
       </w:pPr>
       <w:r>
         <w:t xml:space="preserve">Figure </w:t>
       </w:r>
-      <w:fldSimple w:instr=" SEQ Figure \* ARABIC ">
-        <w:r>
-          <w:rPr>
-            <w:noProof/>
-          </w:rPr>
-          <w:t>6</w:t>
-        </w:r>
-      </w:fldSimple>
-      <w:r>
-        <w:t xml:space="preserve"> - Lighthouse Accessibility on Phone</w:t>
-      </w:r>
-    </w:p>
-    <w:p>
-      <w:pPr>
-        <w:spacing w:line="240" w:lineRule="auto"/>
-      </w:pPr>
-    </w:p>
-    <w:p>
-      <w:pPr>
-        <w:keepNext/>
-        <w:spacing w:line="240" w:lineRule="auto"/>
-        <w:jc w:val="center"/>
-      </w:pPr>
-      <w:r>
+      <w:r>
+        <w:fldChar w:fldCharType="begin"/>
+      </w:r>
+      <w:r>
+        <w:instrText xml:space="preserve"> SEQ Figure \* ARABIC </w:instrText>
+      </w:r>
+      <w:r>
+        <w:fldChar w:fldCharType="separate"/>
+      </w:r>
+      <w:r>
+        <w:rPr>
+          <w:noProof/>
+        </w:rPr>
+        <w:t>5</w:t>
+      </w:r>
+      <w:r>
+        <w:fldChar w:fldCharType="end"/>
+      </w:r>
+      <w:r>
+        <w:t xml:space="preserve"> - Lighthouse Performance </w:t>
+      </w:r>
+      <w:r>
+        <w:rPr>
+          <w:noProof/>
+        </w:rPr>
+        <w:t>on backlog.html</w:t>
+      </w:r>
+    </w:p>
+    <w:p>
+      <w:pPr>
+        <w:pStyle w:val="Heading2"/>
+        <w:spacing w:line="240" w:lineRule="auto"/>
+        <w:jc w:val="center"/>
+      </w:pPr>
+      <w:r>
+        <w:rPr>
+          <w:noProof/>
+          <w:lang w:val="en-US"/>
+        </w:rPr>
         <w:lastRenderedPageBreak/>
         <w:drawing>
-          <wp:inline distT="0" distB="0" distL="0" distR="0" wp14:anchorId="5AEEE278" wp14:editId="33C10820">
-            <wp:extent cx="5274310" cy="5805805"/>
-            <wp:effectExtent l="0" t="0" r="2540" b="4445"/>
-            <wp:docPr id="2115168071" name="Εικόνα 1"/>
+          <wp:inline distT="0" distB="0" distL="0" distR="0" wp14:anchorId="021C2B7D" wp14:editId="0AC17457">
+            <wp:extent cx="5274310" cy="6275705"/>
+            <wp:effectExtent l="0" t="0" r="2540" b="0"/>
+            <wp:docPr id="692043586" name="Picture 1"/>
             <wp:cNvGraphicFramePr>
               <a:graphicFrameLocks xmlns:a="http://schemas.openxmlformats.org/drawingml/2006/main" noChangeAspect="1"/>
             </wp:cNvGraphicFramePr>
@@ -2060,7 +2210,7 @@
               <a:graphicData uri="http://schemas.openxmlformats.org/drawingml/2006/picture">
                 <pic:pic xmlns:pic="http://schemas.openxmlformats.org/drawingml/2006/picture">
                   <pic:nvPicPr>
-                    <pic:cNvPr id="2115168071" name=""/>
+                    <pic:cNvPr id="692043586" name=""/>
                     <pic:cNvPicPr/>
                   </pic:nvPicPr>
                   <pic:blipFill>
@@ -2072,7 +2222,7 @@
                   <pic:spPr>
                     <a:xfrm>
                       <a:off x="0" y="0"/>
-                      <a:ext cx="5274310" cy="5805805"/>
+                      <a:ext cx="5274310" cy="6275705"/>
                     </a:xfrm>
                     <a:prstGeom prst="rect">
                       <a:avLst/>
@@ -2087,43 +2237,57 @@
     </w:p>
     <w:p>
       <w:pPr>
-        <w:pStyle w:val="ab"/>
+        <w:pStyle w:val="Caption"/>
         <w:jc w:val="center"/>
       </w:pPr>
       <w:r>
         <w:t xml:space="preserve">Figure </w:t>
       </w:r>
-      <w:fldSimple w:instr=" SEQ Figure \* ARABIC ">
-        <w:r>
-          <w:rPr>
-            <w:noProof/>
-          </w:rPr>
-          <w:t>7</w:t>
-        </w:r>
-      </w:fldSimple>
-      <w:r>
-        <w:t xml:space="preserve"> - Lighthouse Best Practices on Phone</w:t>
-      </w:r>
-    </w:p>
-    <w:p>
-      <w:pPr>
-        <w:spacing w:line="240" w:lineRule="auto"/>
-        <w:jc w:val="center"/>
-      </w:pPr>
-    </w:p>
-    <w:p>
-      <w:pPr>
-        <w:keepNext/>
-        <w:spacing w:line="240" w:lineRule="auto"/>
-        <w:jc w:val="center"/>
-      </w:pPr>
-      <w:r>
+      <w:r>
+        <w:fldChar w:fldCharType="begin"/>
+      </w:r>
+      <w:r>
+        <w:instrText xml:space="preserve"> SEQ Figure \* ARABIC </w:instrText>
+      </w:r>
+      <w:r>
+        <w:fldChar w:fldCharType="separate"/>
+      </w:r>
+      <w:r>
+        <w:rPr>
+          <w:noProof/>
+        </w:rPr>
+        <w:t>6</w:t>
+      </w:r>
+      <w:r>
+        <w:fldChar w:fldCharType="end"/>
+      </w:r>
+      <w:r>
+        <w:t xml:space="preserve"> - Lighthouse Accessibility </w:t>
+      </w:r>
+      <w:r>
+        <w:rPr>
+          <w:noProof/>
+        </w:rPr>
+        <w:t>on backlog.html</w:t>
+      </w:r>
+    </w:p>
+    <w:p>
+      <w:pPr>
+        <w:pStyle w:val="Heading2"/>
+        <w:spacing w:line="240" w:lineRule="auto"/>
+        <w:jc w:val="center"/>
+      </w:pPr>
+      <w:r>
+        <w:rPr>
+          <w:noProof/>
+          <w:lang w:val="en-US"/>
+        </w:rPr>
         <w:lastRenderedPageBreak/>
         <w:drawing>
-          <wp:inline distT="0" distB="0" distL="0" distR="0" wp14:anchorId="03063B6F" wp14:editId="2CF4F2A1">
-            <wp:extent cx="5274310" cy="3729990"/>
-            <wp:effectExtent l="0" t="0" r="2540" b="3810"/>
-            <wp:docPr id="667565694" name="Εικόνα 1"/>
+          <wp:inline distT="0" distB="0" distL="0" distR="0" wp14:anchorId="628C66B9" wp14:editId="7ACB3587">
+            <wp:extent cx="5274310" cy="5006975"/>
+            <wp:effectExtent l="0" t="0" r="2540" b="3175"/>
+            <wp:docPr id="1382449388" name="Picture 1"/>
             <wp:cNvGraphicFramePr>
               <a:graphicFrameLocks xmlns:a="http://schemas.openxmlformats.org/drawingml/2006/main" noChangeAspect="1"/>
             </wp:cNvGraphicFramePr>
@@ -2131,7 +2295,7 @@
               <a:graphicData uri="http://schemas.openxmlformats.org/drawingml/2006/picture">
                 <pic:pic xmlns:pic="http://schemas.openxmlformats.org/drawingml/2006/picture">
                   <pic:nvPicPr>
-                    <pic:cNvPr id="667565694" name=""/>
+                    <pic:cNvPr id="1382449388" name=""/>
                     <pic:cNvPicPr/>
                   </pic:nvPicPr>
                   <pic:blipFill>
@@ -2143,7 +2307,7 @@
                   <pic:spPr>
                     <a:xfrm>
                       <a:off x="0" y="0"/>
-                      <a:ext cx="5274310" cy="3729990"/>
+                      <a:ext cx="5274310" cy="5006975"/>
                     </a:xfrm>
                     <a:prstGeom prst="rect">
                       <a:avLst/>
@@ -2158,39 +2322,3351 @@
     </w:p>
     <w:p>
       <w:pPr>
-        <w:pStyle w:val="ab"/>
+        <w:pStyle w:val="Caption"/>
         <w:jc w:val="center"/>
       </w:pPr>
       <w:r>
         <w:t xml:space="preserve">Figure </w:t>
       </w:r>
-      <w:fldSimple w:instr=" SEQ Figure \* ARABIC ">
-        <w:r>
-          <w:rPr>
-            <w:noProof/>
-          </w:rPr>
-          <w:t>8</w:t>
-        </w:r>
-      </w:fldSimple>
-      <w:r>
-        <w:t xml:space="preserve"> - Lighthouse SEO on Phones</w:t>
-      </w:r>
-    </w:p>
-    <w:p>
-      <w:pPr>
-        <w:pStyle w:val="2"/>
-        <w:spacing w:line="480" w:lineRule="auto"/>
-      </w:pPr>
-    </w:p>
-    <w:p>
-      <w:pPr>
-        <w:pStyle w:val="2"/>
-        <w:spacing w:line="480" w:lineRule="auto"/>
-        <w:rPr>
+      <w:r>
+        <w:fldChar w:fldCharType="begin"/>
+      </w:r>
+      <w:r>
+        <w:instrText xml:space="preserve"> SEQ Figure \* ARABIC </w:instrText>
+      </w:r>
+      <w:r>
+        <w:fldChar w:fldCharType="separate"/>
+      </w:r>
+      <w:r>
+        <w:rPr>
+          <w:noProof/>
+        </w:rPr>
+        <w:t>7</w:t>
+      </w:r>
+      <w:r>
+        <w:fldChar w:fldCharType="end"/>
+      </w:r>
+      <w:r>
+        <w:t xml:space="preserve"> - Lighthouse Best Practices </w:t>
+      </w:r>
+      <w:r>
+        <w:rPr>
+          <w:noProof/>
+        </w:rPr>
+        <w:t>on backlog.html</w:t>
+      </w:r>
+    </w:p>
+    <w:p>
+      <w:pPr>
+        <w:pStyle w:val="Heading2"/>
+        <w:spacing w:line="240" w:lineRule="auto"/>
+        <w:jc w:val="center"/>
+      </w:pPr>
+      <w:r>
+        <w:rPr>
+          <w:noProof/>
           <w:lang w:val="en-US"/>
         </w:rPr>
-      </w:pPr>
-      <w:r>
+        <w:lastRenderedPageBreak/>
+        <w:drawing>
+          <wp:inline distT="0" distB="0" distL="0" distR="0" wp14:anchorId="6CAD9498" wp14:editId="4CF86389">
+            <wp:extent cx="5274310" cy="4634230"/>
+            <wp:effectExtent l="0" t="0" r="2540" b="0"/>
+            <wp:docPr id="547004942" name="Picture 1"/>
+            <wp:cNvGraphicFramePr>
+              <a:graphicFrameLocks xmlns:a="http://schemas.openxmlformats.org/drawingml/2006/main" noChangeAspect="1"/>
+            </wp:cNvGraphicFramePr>
+            <a:graphic xmlns:a="http://schemas.openxmlformats.org/drawingml/2006/main">
+              <a:graphicData uri="http://schemas.openxmlformats.org/drawingml/2006/picture">
+                <pic:pic xmlns:pic="http://schemas.openxmlformats.org/drawingml/2006/picture">
+                  <pic:nvPicPr>
+                    <pic:cNvPr id="547004942" name=""/>
+                    <pic:cNvPicPr/>
+                  </pic:nvPicPr>
+                  <pic:blipFill>
+                    <a:blip r:embed="rId13"/>
+                    <a:stretch>
+                      <a:fillRect/>
+                    </a:stretch>
+                  </pic:blipFill>
+                  <pic:spPr>
+                    <a:xfrm>
+                      <a:off x="0" y="0"/>
+                      <a:ext cx="5274310" cy="4634230"/>
+                    </a:xfrm>
+                    <a:prstGeom prst="rect">
+                      <a:avLst/>
+                    </a:prstGeom>
+                  </pic:spPr>
+                </pic:pic>
+              </a:graphicData>
+            </a:graphic>
+          </wp:inline>
+        </w:drawing>
+      </w:r>
+    </w:p>
+    <w:p>
+      <w:pPr>
+        <w:pStyle w:val="Caption"/>
+        <w:jc w:val="center"/>
+      </w:pPr>
+      <w:r>
+        <w:t xml:space="preserve">Figure </w:t>
+      </w:r>
+      <w:r>
+        <w:fldChar w:fldCharType="begin"/>
+      </w:r>
+      <w:r>
+        <w:instrText xml:space="preserve"> SEQ Figure \* ARABIC </w:instrText>
+      </w:r>
+      <w:r>
+        <w:fldChar w:fldCharType="separate"/>
+      </w:r>
+      <w:r>
+        <w:rPr>
+          <w:noProof/>
+        </w:rPr>
+        <w:t>8</w:t>
+      </w:r>
+      <w:r>
+        <w:fldChar w:fldCharType="end"/>
+      </w:r>
+      <w:r>
+        <w:t xml:space="preserve"> –</w:t>
+      </w:r>
+      <w:r>
+        <w:t xml:space="preserve"> </w:t>
+      </w:r>
+      <w:r>
+        <w:t xml:space="preserve">Lighthouse SEO </w:t>
+      </w:r>
+      <w:r>
+        <w:t>on backlog.html</w:t>
+      </w:r>
+    </w:p>
+    <w:p>
+      <w:pPr>
+        <w:pStyle w:val="Heading2"/>
+        <w:spacing w:line="240" w:lineRule="auto"/>
+        <w:jc w:val="center"/>
+      </w:pPr>
+      <w:r>
+        <w:rPr>
+          <w:noProof/>
+          <w:lang w:val="en-US"/>
+        </w:rPr>
+        <w:lastRenderedPageBreak/>
+        <w:drawing>
+          <wp:inline distT="0" distB="0" distL="0" distR="0" wp14:anchorId="63DE1018" wp14:editId="707A2356">
+            <wp:extent cx="5101394" cy="8467725"/>
+            <wp:effectExtent l="0" t="0" r="4445" b="0"/>
+            <wp:docPr id="1572172743" name="Picture 1"/>
+            <wp:cNvGraphicFramePr>
+              <a:graphicFrameLocks xmlns:a="http://schemas.openxmlformats.org/drawingml/2006/main" noChangeAspect="1"/>
+            </wp:cNvGraphicFramePr>
+            <a:graphic xmlns:a="http://schemas.openxmlformats.org/drawingml/2006/main">
+              <a:graphicData uri="http://schemas.openxmlformats.org/drawingml/2006/picture">
+                <pic:pic xmlns:pic="http://schemas.openxmlformats.org/drawingml/2006/picture">
+                  <pic:nvPicPr>
+                    <pic:cNvPr id="1572172743" name=""/>
+                    <pic:cNvPicPr/>
+                  </pic:nvPicPr>
+                  <pic:blipFill>
+                    <a:blip r:embed="rId14"/>
+                    <a:stretch>
+                      <a:fillRect/>
+                    </a:stretch>
+                  </pic:blipFill>
+                  <pic:spPr>
+                    <a:xfrm>
+                      <a:off x="0" y="0"/>
+                      <a:ext cx="5103611" cy="8471405"/>
+                    </a:xfrm>
+                    <a:prstGeom prst="rect">
+                      <a:avLst/>
+                    </a:prstGeom>
+                  </pic:spPr>
+                </pic:pic>
+              </a:graphicData>
+            </a:graphic>
+          </wp:inline>
+        </w:drawing>
+      </w:r>
+    </w:p>
+    <w:p>
+      <w:pPr>
+        <w:pStyle w:val="Caption"/>
+        <w:jc w:val="center"/>
+      </w:pPr>
+      <w:r>
+        <w:t xml:space="preserve">Figure </w:t>
+      </w:r>
+      <w:r>
+        <w:fldChar w:fldCharType="begin"/>
+      </w:r>
+      <w:r>
+        <w:instrText xml:space="preserve"> SEQ Figure \* ARABIC </w:instrText>
+      </w:r>
+      <w:r>
+        <w:fldChar w:fldCharType="separate"/>
+      </w:r>
+      <w:r>
+        <w:rPr>
+          <w:noProof/>
+        </w:rPr>
+        <w:t>9</w:t>
+      </w:r>
+      <w:r>
+        <w:fldChar w:fldCharType="end"/>
+      </w:r>
+      <w:r>
+        <w:t xml:space="preserve"> -</w:t>
+      </w:r>
+      <w:r>
+        <w:t xml:space="preserve"> </w:t>
+      </w:r>
+      <w:r>
+        <w:t xml:space="preserve">Lighthouse Performance </w:t>
+      </w:r>
+      <w:r>
+        <w:t xml:space="preserve">on </w:t>
+      </w:r>
+      <w:r>
+        <w:t>tips</w:t>
+      </w:r>
+      <w:r>
+        <w:t>.html</w:t>
+      </w:r>
+    </w:p>
+    <w:p>
+      <w:pPr>
+        <w:pStyle w:val="Heading2"/>
+        <w:spacing w:line="240" w:lineRule="auto"/>
+        <w:jc w:val="center"/>
+      </w:pPr>
+      <w:r>
+        <w:rPr>
+          <w:noProof/>
+          <w:lang w:val="en-US"/>
+        </w:rPr>
+        <w:lastRenderedPageBreak/>
+        <w:drawing>
+          <wp:inline distT="0" distB="0" distL="0" distR="0" wp14:anchorId="672E257C" wp14:editId="5E44CEAC">
+            <wp:extent cx="5274310" cy="6280150"/>
+            <wp:effectExtent l="0" t="0" r="2540" b="6350"/>
+            <wp:docPr id="226101021" name="Picture 1"/>
+            <wp:cNvGraphicFramePr>
+              <a:graphicFrameLocks xmlns:a="http://schemas.openxmlformats.org/drawingml/2006/main" noChangeAspect="1"/>
+            </wp:cNvGraphicFramePr>
+            <a:graphic xmlns:a="http://schemas.openxmlformats.org/drawingml/2006/main">
+              <a:graphicData uri="http://schemas.openxmlformats.org/drawingml/2006/picture">
+                <pic:pic xmlns:pic="http://schemas.openxmlformats.org/drawingml/2006/picture">
+                  <pic:nvPicPr>
+                    <pic:cNvPr id="226101021" name=""/>
+                    <pic:cNvPicPr/>
+                  </pic:nvPicPr>
+                  <pic:blipFill>
+                    <a:blip r:embed="rId15"/>
+                    <a:stretch>
+                      <a:fillRect/>
+                    </a:stretch>
+                  </pic:blipFill>
+                  <pic:spPr>
+                    <a:xfrm>
+                      <a:off x="0" y="0"/>
+                      <a:ext cx="5274310" cy="6280150"/>
+                    </a:xfrm>
+                    <a:prstGeom prst="rect">
+                      <a:avLst/>
+                    </a:prstGeom>
+                  </pic:spPr>
+                </pic:pic>
+              </a:graphicData>
+            </a:graphic>
+          </wp:inline>
+        </w:drawing>
+      </w:r>
+    </w:p>
+    <w:p>
+      <w:pPr>
+        <w:pStyle w:val="Caption"/>
+        <w:jc w:val="center"/>
+      </w:pPr>
+      <w:r>
+        <w:t xml:space="preserve">Figure </w:t>
+      </w:r>
+      <w:r>
+        <w:fldChar w:fldCharType="begin"/>
+      </w:r>
+      <w:r>
+        <w:instrText xml:space="preserve"> SEQ Figure \* ARABIC </w:instrText>
+      </w:r>
+      <w:r>
+        <w:fldChar w:fldCharType="separate"/>
+      </w:r>
+      <w:r>
+        <w:rPr>
+          <w:noProof/>
+        </w:rPr>
+        <w:t>10</w:t>
+      </w:r>
+      <w:r>
+        <w:fldChar w:fldCharType="end"/>
+      </w:r>
+      <w:r>
+        <w:t xml:space="preserve"> - </w:t>
+      </w:r>
+      <w:r>
+        <w:t xml:space="preserve">Lighthouse </w:t>
+      </w:r>
+      <w:r>
+        <w:t>Accessibility</w:t>
+      </w:r>
+      <w:r>
+        <w:t xml:space="preserve"> on tips.html</w:t>
+      </w:r>
+    </w:p>
+    <w:p>
+      <w:pPr>
+        <w:pStyle w:val="Heading2"/>
+        <w:spacing w:line="240" w:lineRule="auto"/>
+        <w:jc w:val="center"/>
+      </w:pPr>
+      <w:r>
+        <w:rPr>
+          <w:noProof/>
+          <w:lang w:val="en-US"/>
+        </w:rPr>
+        <w:lastRenderedPageBreak/>
+        <w:drawing>
+          <wp:inline distT="0" distB="0" distL="0" distR="0" wp14:anchorId="55914970" wp14:editId="3B6E8F2B">
+            <wp:extent cx="5274310" cy="4989830"/>
+            <wp:effectExtent l="0" t="0" r="2540" b="1270"/>
+            <wp:docPr id="1690284000" name="Picture 1"/>
+            <wp:cNvGraphicFramePr>
+              <a:graphicFrameLocks xmlns:a="http://schemas.openxmlformats.org/drawingml/2006/main" noChangeAspect="1"/>
+            </wp:cNvGraphicFramePr>
+            <a:graphic xmlns:a="http://schemas.openxmlformats.org/drawingml/2006/main">
+              <a:graphicData uri="http://schemas.openxmlformats.org/drawingml/2006/picture">
+                <pic:pic xmlns:pic="http://schemas.openxmlformats.org/drawingml/2006/picture">
+                  <pic:nvPicPr>
+                    <pic:cNvPr id="1690284000" name=""/>
+                    <pic:cNvPicPr/>
+                  </pic:nvPicPr>
+                  <pic:blipFill>
+                    <a:blip r:embed="rId16"/>
+                    <a:stretch>
+                      <a:fillRect/>
+                    </a:stretch>
+                  </pic:blipFill>
+                  <pic:spPr>
+                    <a:xfrm>
+                      <a:off x="0" y="0"/>
+                      <a:ext cx="5274310" cy="4989830"/>
+                    </a:xfrm>
+                    <a:prstGeom prst="rect">
+                      <a:avLst/>
+                    </a:prstGeom>
+                  </pic:spPr>
+                </pic:pic>
+              </a:graphicData>
+            </a:graphic>
+          </wp:inline>
+        </w:drawing>
+      </w:r>
+    </w:p>
+    <w:p>
+      <w:pPr>
+        <w:pStyle w:val="Caption"/>
+        <w:jc w:val="center"/>
+      </w:pPr>
+      <w:r>
+        <w:t xml:space="preserve">Figure </w:t>
+      </w:r>
+      <w:r>
+        <w:fldChar w:fldCharType="begin"/>
+      </w:r>
+      <w:r>
+        <w:instrText xml:space="preserve"> SEQ Figure \* ARABIC </w:instrText>
+      </w:r>
+      <w:r>
+        <w:fldChar w:fldCharType="separate"/>
+      </w:r>
+      <w:r>
+        <w:rPr>
+          <w:noProof/>
+        </w:rPr>
+        <w:t>11</w:t>
+      </w:r>
+      <w:r>
+        <w:fldChar w:fldCharType="end"/>
+      </w:r>
+      <w:r>
+        <w:t xml:space="preserve"> -</w:t>
+      </w:r>
+      <w:r>
+        <w:t xml:space="preserve"> </w:t>
+      </w:r>
+      <w:r>
+        <w:t xml:space="preserve">Lighthouse </w:t>
+      </w:r>
+      <w:r>
+        <w:t>Best Practices</w:t>
+      </w:r>
+      <w:r>
+        <w:t xml:space="preserve"> on tips.html</w:t>
+      </w:r>
+    </w:p>
+    <w:p>
+      <w:pPr>
+        <w:pStyle w:val="Heading2"/>
+        <w:spacing w:line="240" w:lineRule="auto"/>
+        <w:jc w:val="center"/>
+      </w:pPr>
+      <w:r>
+        <w:rPr>
+          <w:noProof/>
+          <w:lang w:val="en-US"/>
+        </w:rPr>
+        <w:lastRenderedPageBreak/>
+        <w:drawing>
+          <wp:inline distT="0" distB="0" distL="0" distR="0" wp14:anchorId="7865DD85" wp14:editId="5A498669">
+            <wp:extent cx="5274310" cy="4645025"/>
+            <wp:effectExtent l="0" t="0" r="2540" b="3175"/>
+            <wp:docPr id="518316554" name="Picture 1"/>
+            <wp:cNvGraphicFramePr>
+              <a:graphicFrameLocks xmlns:a="http://schemas.openxmlformats.org/drawingml/2006/main" noChangeAspect="1"/>
+            </wp:cNvGraphicFramePr>
+            <a:graphic xmlns:a="http://schemas.openxmlformats.org/drawingml/2006/main">
+              <a:graphicData uri="http://schemas.openxmlformats.org/drawingml/2006/picture">
+                <pic:pic xmlns:pic="http://schemas.openxmlformats.org/drawingml/2006/picture">
+                  <pic:nvPicPr>
+                    <pic:cNvPr id="518316554" name=""/>
+                    <pic:cNvPicPr/>
+                  </pic:nvPicPr>
+                  <pic:blipFill>
+                    <a:blip r:embed="rId17"/>
+                    <a:stretch>
+                      <a:fillRect/>
+                    </a:stretch>
+                  </pic:blipFill>
+                  <pic:spPr>
+                    <a:xfrm>
+                      <a:off x="0" y="0"/>
+                      <a:ext cx="5274310" cy="4645025"/>
+                    </a:xfrm>
+                    <a:prstGeom prst="rect">
+                      <a:avLst/>
+                    </a:prstGeom>
+                  </pic:spPr>
+                </pic:pic>
+              </a:graphicData>
+            </a:graphic>
+          </wp:inline>
+        </w:drawing>
+      </w:r>
+    </w:p>
+    <w:p>
+      <w:pPr>
+        <w:pStyle w:val="Caption"/>
+        <w:jc w:val="center"/>
+      </w:pPr>
+      <w:r>
+        <w:t xml:space="preserve">Figure </w:t>
+      </w:r>
+      <w:r>
+        <w:fldChar w:fldCharType="begin"/>
+      </w:r>
+      <w:r>
+        <w:instrText xml:space="preserve"> SEQ Figure \* ARABIC </w:instrText>
+      </w:r>
+      <w:r>
+        <w:fldChar w:fldCharType="separate"/>
+      </w:r>
+      <w:r>
+        <w:rPr>
+          <w:noProof/>
+        </w:rPr>
+        <w:t>12</w:t>
+      </w:r>
+      <w:r>
+        <w:fldChar w:fldCharType="end"/>
+      </w:r>
+      <w:r>
+        <w:t xml:space="preserve"> -</w:t>
+      </w:r>
+      <w:r>
+        <w:t xml:space="preserve"> </w:t>
+      </w:r>
+      <w:r>
+        <w:t xml:space="preserve">Lighthouse </w:t>
+      </w:r>
+      <w:r>
+        <w:t xml:space="preserve">SEO </w:t>
+      </w:r>
+      <w:r>
+        <w:t>on tips.html</w:t>
+      </w:r>
+    </w:p>
+    <w:p>
+      <w:pPr>
+        <w:pStyle w:val="Heading2"/>
+        <w:spacing w:line="240" w:lineRule="auto"/>
+        <w:jc w:val="center"/>
+      </w:pPr>
+      <w:r>
+        <w:rPr>
+          <w:noProof/>
+          <w:lang w:val="en-US"/>
+        </w:rPr>
+        <w:lastRenderedPageBreak/>
+        <w:drawing>
+          <wp:inline distT="0" distB="0" distL="0" distR="0" wp14:anchorId="6252329E" wp14:editId="441C2C35">
+            <wp:extent cx="4552950" cy="8098646"/>
+            <wp:effectExtent l="0" t="0" r="0" b="0"/>
+            <wp:docPr id="72604032" name="Picture 1"/>
+            <wp:cNvGraphicFramePr>
+              <a:graphicFrameLocks xmlns:a="http://schemas.openxmlformats.org/drawingml/2006/main" noChangeAspect="1"/>
+            </wp:cNvGraphicFramePr>
+            <a:graphic xmlns:a="http://schemas.openxmlformats.org/drawingml/2006/main">
+              <a:graphicData uri="http://schemas.openxmlformats.org/drawingml/2006/picture">
+                <pic:pic xmlns:pic="http://schemas.openxmlformats.org/drawingml/2006/picture">
+                  <pic:nvPicPr>
+                    <pic:cNvPr id="72604032" name=""/>
+                    <pic:cNvPicPr/>
+                  </pic:nvPicPr>
+                  <pic:blipFill>
+                    <a:blip r:embed="rId18"/>
+                    <a:stretch>
+                      <a:fillRect/>
+                    </a:stretch>
+                  </pic:blipFill>
+                  <pic:spPr>
+                    <a:xfrm>
+                      <a:off x="0" y="0"/>
+                      <a:ext cx="4556303" cy="8104609"/>
+                    </a:xfrm>
+                    <a:prstGeom prst="rect">
+                      <a:avLst/>
+                    </a:prstGeom>
+                  </pic:spPr>
+                </pic:pic>
+              </a:graphicData>
+            </a:graphic>
+          </wp:inline>
+        </w:drawing>
+      </w:r>
+    </w:p>
+    <w:p>
+      <w:pPr>
+        <w:pStyle w:val="Caption"/>
+        <w:jc w:val="center"/>
+      </w:pPr>
+      <w:r>
+        <w:t xml:space="preserve">Figure </w:t>
+      </w:r>
+      <w:r>
+        <w:fldChar w:fldCharType="begin"/>
+      </w:r>
+      <w:r>
+        <w:instrText xml:space="preserve"> SEQ Figure \* ARABIC </w:instrText>
+      </w:r>
+      <w:r>
+        <w:fldChar w:fldCharType="separate"/>
+      </w:r>
+      <w:r>
+        <w:rPr>
+          <w:noProof/>
+        </w:rPr>
+        <w:t>13</w:t>
+      </w:r>
+      <w:r>
+        <w:fldChar w:fldCharType="end"/>
+      </w:r>
+      <w:r>
+        <w:t xml:space="preserve"> </w:t>
+      </w:r>
+      <w:r>
+        <w:t>-</w:t>
+      </w:r>
+      <w:r>
+        <w:t xml:space="preserve"> </w:t>
+      </w:r>
+      <w:r>
+        <w:t xml:space="preserve">Lighthouse </w:t>
+      </w:r>
+      <w:r>
+        <w:t xml:space="preserve">Performance </w:t>
+      </w:r>
+      <w:r>
+        <w:t xml:space="preserve">on </w:t>
+      </w:r>
+      <w:r>
+        <w:t>about</w:t>
+      </w:r>
+      <w:r>
+        <w:t>.html</w:t>
+      </w:r>
+    </w:p>
+    <w:p>
+      <w:pPr>
+        <w:pStyle w:val="Caption"/>
+        <w:jc w:val="center"/>
+      </w:pPr>
+    </w:p>
+    <w:p>
+      <w:pPr>
+        <w:pStyle w:val="Heading2"/>
+        <w:spacing w:line="240" w:lineRule="auto"/>
+        <w:jc w:val="center"/>
+      </w:pPr>
+      <w:r>
+        <w:rPr>
+          <w:noProof/>
+          <w:lang w:val="en-US"/>
+        </w:rPr>
+        <w:lastRenderedPageBreak/>
+        <w:drawing>
+          <wp:inline distT="0" distB="0" distL="0" distR="0" wp14:anchorId="6FBEA397" wp14:editId="7B786846">
+            <wp:extent cx="5274310" cy="6278880"/>
+            <wp:effectExtent l="0" t="0" r="2540" b="7620"/>
+            <wp:docPr id="372952965" name="Picture 1"/>
+            <wp:cNvGraphicFramePr>
+              <a:graphicFrameLocks xmlns:a="http://schemas.openxmlformats.org/drawingml/2006/main" noChangeAspect="1"/>
+            </wp:cNvGraphicFramePr>
+            <a:graphic xmlns:a="http://schemas.openxmlformats.org/drawingml/2006/main">
+              <a:graphicData uri="http://schemas.openxmlformats.org/drawingml/2006/picture">
+                <pic:pic xmlns:pic="http://schemas.openxmlformats.org/drawingml/2006/picture">
+                  <pic:nvPicPr>
+                    <pic:cNvPr id="372952965" name=""/>
+                    <pic:cNvPicPr/>
+                  </pic:nvPicPr>
+                  <pic:blipFill>
+                    <a:blip r:embed="rId19"/>
+                    <a:stretch>
+                      <a:fillRect/>
+                    </a:stretch>
+                  </pic:blipFill>
+                  <pic:spPr>
+                    <a:xfrm>
+                      <a:off x="0" y="0"/>
+                      <a:ext cx="5274310" cy="6278880"/>
+                    </a:xfrm>
+                    <a:prstGeom prst="rect">
+                      <a:avLst/>
+                    </a:prstGeom>
+                  </pic:spPr>
+                </pic:pic>
+              </a:graphicData>
+            </a:graphic>
+          </wp:inline>
+        </w:drawing>
+      </w:r>
+    </w:p>
+    <w:p>
+      <w:pPr>
+        <w:pStyle w:val="Caption"/>
+        <w:jc w:val="center"/>
+      </w:pPr>
+      <w:r>
+        <w:t xml:space="preserve">Figure </w:t>
+      </w:r>
+      <w:r>
+        <w:fldChar w:fldCharType="begin"/>
+      </w:r>
+      <w:r>
+        <w:instrText xml:space="preserve"> SEQ Figure \* ARABIC </w:instrText>
+      </w:r>
+      <w:r>
+        <w:fldChar w:fldCharType="separate"/>
+      </w:r>
+      <w:r>
+        <w:rPr>
+          <w:noProof/>
+        </w:rPr>
+        <w:t>14</w:t>
+      </w:r>
+      <w:r>
+        <w:fldChar w:fldCharType="end"/>
+      </w:r>
+      <w:r>
+        <w:t xml:space="preserve"> </w:t>
+      </w:r>
+      <w:r>
+        <w:t>-</w:t>
+      </w:r>
+      <w:r>
+        <w:t xml:space="preserve"> </w:t>
+      </w:r>
+      <w:r>
+        <w:t xml:space="preserve">Lighthouse </w:t>
+      </w:r>
+      <w:r>
+        <w:t xml:space="preserve">Accessibility </w:t>
+      </w:r>
+      <w:r>
+        <w:t xml:space="preserve">on </w:t>
+      </w:r>
+      <w:r>
+        <w:t>about</w:t>
+      </w:r>
+      <w:r>
+        <w:t>.html</w:t>
+      </w:r>
+    </w:p>
+    <w:p>
+      <w:pPr>
+        <w:pStyle w:val="Caption"/>
+        <w:jc w:val="center"/>
+      </w:pPr>
+    </w:p>
+    <w:p>
+      <w:pPr>
+        <w:pStyle w:val="Heading2"/>
+        <w:spacing w:line="240" w:lineRule="auto"/>
+        <w:jc w:val="center"/>
+      </w:pPr>
+      <w:r>
+        <w:rPr>
+          <w:noProof/>
+          <w:lang w:val="en-US"/>
+        </w:rPr>
+        <w:lastRenderedPageBreak/>
+        <w:drawing>
+          <wp:inline distT="0" distB="0" distL="0" distR="0" wp14:anchorId="52328851" wp14:editId="7FE0F64C">
+            <wp:extent cx="5274310" cy="5023485"/>
+            <wp:effectExtent l="0" t="0" r="2540" b="5715"/>
+            <wp:docPr id="1547279087" name="Picture 1"/>
+            <wp:cNvGraphicFramePr>
+              <a:graphicFrameLocks xmlns:a="http://schemas.openxmlformats.org/drawingml/2006/main" noChangeAspect="1"/>
+            </wp:cNvGraphicFramePr>
+            <a:graphic xmlns:a="http://schemas.openxmlformats.org/drawingml/2006/main">
+              <a:graphicData uri="http://schemas.openxmlformats.org/drawingml/2006/picture">
+                <pic:pic xmlns:pic="http://schemas.openxmlformats.org/drawingml/2006/picture">
+                  <pic:nvPicPr>
+                    <pic:cNvPr id="1547279087" name=""/>
+                    <pic:cNvPicPr/>
+                  </pic:nvPicPr>
+                  <pic:blipFill>
+                    <a:blip r:embed="rId20"/>
+                    <a:stretch>
+                      <a:fillRect/>
+                    </a:stretch>
+                  </pic:blipFill>
+                  <pic:spPr>
+                    <a:xfrm>
+                      <a:off x="0" y="0"/>
+                      <a:ext cx="5274310" cy="5023485"/>
+                    </a:xfrm>
+                    <a:prstGeom prst="rect">
+                      <a:avLst/>
+                    </a:prstGeom>
+                  </pic:spPr>
+                </pic:pic>
+              </a:graphicData>
+            </a:graphic>
+          </wp:inline>
+        </w:drawing>
+      </w:r>
+    </w:p>
+    <w:p>
+      <w:pPr>
+        <w:pStyle w:val="Caption"/>
+        <w:jc w:val="center"/>
+      </w:pPr>
+      <w:r>
+        <w:t xml:space="preserve">Figure </w:t>
+      </w:r>
+      <w:r>
+        <w:fldChar w:fldCharType="begin"/>
+      </w:r>
+      <w:r>
+        <w:instrText xml:space="preserve"> SEQ Figure \* ARABIC </w:instrText>
+      </w:r>
+      <w:r>
+        <w:fldChar w:fldCharType="separate"/>
+      </w:r>
+      <w:r>
+        <w:rPr>
+          <w:noProof/>
+        </w:rPr>
+        <w:t>15</w:t>
+      </w:r>
+      <w:r>
+        <w:fldChar w:fldCharType="end"/>
+      </w:r>
+      <w:r>
+        <w:t xml:space="preserve"> </w:t>
+      </w:r>
+      <w:r>
+        <w:t>-</w:t>
+      </w:r>
+      <w:r>
+        <w:t xml:space="preserve"> </w:t>
+      </w:r>
+      <w:r>
+        <w:t xml:space="preserve">Lighthouse </w:t>
+      </w:r>
+      <w:r>
+        <w:t xml:space="preserve">Best Practices </w:t>
+      </w:r>
+      <w:r>
+        <w:t xml:space="preserve">on </w:t>
+      </w:r>
+      <w:r>
+        <w:t>about</w:t>
+      </w:r>
+      <w:r>
+        <w:t>.html</w:t>
+      </w:r>
+    </w:p>
+    <w:p>
+      <w:pPr>
+        <w:pStyle w:val="Caption"/>
+        <w:jc w:val="center"/>
+      </w:pPr>
+    </w:p>
+    <w:p>
+      <w:pPr>
+        <w:pStyle w:val="Heading2"/>
+        <w:spacing w:line="240" w:lineRule="auto"/>
+        <w:jc w:val="center"/>
+      </w:pPr>
+      <w:r>
+        <w:rPr>
+          <w:noProof/>
+          <w:lang w:val="en-US"/>
+        </w:rPr>
+        <w:lastRenderedPageBreak/>
+        <w:drawing>
+          <wp:inline distT="0" distB="0" distL="0" distR="0" wp14:anchorId="6A81F225" wp14:editId="6BD983D4">
+            <wp:extent cx="5274310" cy="4631055"/>
+            <wp:effectExtent l="0" t="0" r="2540" b="0"/>
+            <wp:docPr id="974542951" name="Picture 1"/>
+            <wp:cNvGraphicFramePr>
+              <a:graphicFrameLocks xmlns:a="http://schemas.openxmlformats.org/drawingml/2006/main" noChangeAspect="1"/>
+            </wp:cNvGraphicFramePr>
+            <a:graphic xmlns:a="http://schemas.openxmlformats.org/drawingml/2006/main">
+              <a:graphicData uri="http://schemas.openxmlformats.org/drawingml/2006/picture">
+                <pic:pic xmlns:pic="http://schemas.openxmlformats.org/drawingml/2006/picture">
+                  <pic:nvPicPr>
+                    <pic:cNvPr id="974542951" name=""/>
+                    <pic:cNvPicPr/>
+                  </pic:nvPicPr>
+                  <pic:blipFill>
+                    <a:blip r:embed="rId21"/>
+                    <a:stretch>
+                      <a:fillRect/>
+                    </a:stretch>
+                  </pic:blipFill>
+                  <pic:spPr>
+                    <a:xfrm>
+                      <a:off x="0" y="0"/>
+                      <a:ext cx="5274310" cy="4631055"/>
+                    </a:xfrm>
+                    <a:prstGeom prst="rect">
+                      <a:avLst/>
+                    </a:prstGeom>
+                  </pic:spPr>
+                </pic:pic>
+              </a:graphicData>
+            </a:graphic>
+          </wp:inline>
+        </w:drawing>
+      </w:r>
+    </w:p>
+    <w:p>
+      <w:pPr>
+        <w:pStyle w:val="Caption"/>
+        <w:jc w:val="center"/>
+      </w:pPr>
+      <w:r>
+        <w:t xml:space="preserve">Figure </w:t>
+      </w:r>
+      <w:r>
+        <w:fldChar w:fldCharType="begin"/>
+      </w:r>
+      <w:r>
+        <w:instrText xml:space="preserve"> SEQ Figure \* ARABIC </w:instrText>
+      </w:r>
+      <w:r>
+        <w:fldChar w:fldCharType="separate"/>
+      </w:r>
+      <w:r>
+        <w:rPr>
+          <w:noProof/>
+        </w:rPr>
+        <w:t>16</w:t>
+      </w:r>
+      <w:r>
+        <w:fldChar w:fldCharType="end"/>
+      </w:r>
+      <w:r>
+        <w:t xml:space="preserve"> - Lighthouse </w:t>
+      </w:r>
+      <w:r>
+        <w:t>SEO</w:t>
+      </w:r>
+      <w:r>
+        <w:t xml:space="preserve"> on about.html</w:t>
+      </w:r>
+    </w:p>
+    <w:p>
+      <w:pPr>
+        <w:pStyle w:val="Heading2"/>
+        <w:spacing w:line="240" w:lineRule="auto"/>
+        <w:jc w:val="center"/>
+      </w:pPr>
+      <w:r>
+        <w:rPr>
+          <w:noProof/>
+          <w:lang w:val="en-US"/>
+        </w:rPr>
+        <w:lastRenderedPageBreak/>
+        <w:drawing>
+          <wp:inline distT="0" distB="0" distL="0" distR="0" wp14:anchorId="317E520A" wp14:editId="5B78473A">
+            <wp:extent cx="4886325" cy="8656343"/>
+            <wp:effectExtent l="0" t="0" r="0" b="0"/>
+            <wp:docPr id="1470377967" name="Picture 1"/>
+            <wp:cNvGraphicFramePr>
+              <a:graphicFrameLocks xmlns:a="http://schemas.openxmlformats.org/drawingml/2006/main" noChangeAspect="1"/>
+            </wp:cNvGraphicFramePr>
+            <a:graphic xmlns:a="http://schemas.openxmlformats.org/drawingml/2006/main">
+              <a:graphicData uri="http://schemas.openxmlformats.org/drawingml/2006/picture">
+                <pic:pic xmlns:pic="http://schemas.openxmlformats.org/drawingml/2006/picture">
+                  <pic:nvPicPr>
+                    <pic:cNvPr id="1470377967" name=""/>
+                    <pic:cNvPicPr/>
+                  </pic:nvPicPr>
+                  <pic:blipFill>
+                    <a:blip r:embed="rId22"/>
+                    <a:stretch>
+                      <a:fillRect/>
+                    </a:stretch>
+                  </pic:blipFill>
+                  <pic:spPr>
+                    <a:xfrm>
+                      <a:off x="0" y="0"/>
+                      <a:ext cx="4890951" cy="8664539"/>
+                    </a:xfrm>
+                    <a:prstGeom prst="rect">
+                      <a:avLst/>
+                    </a:prstGeom>
+                  </pic:spPr>
+                </pic:pic>
+              </a:graphicData>
+            </a:graphic>
+          </wp:inline>
+        </w:drawing>
+      </w:r>
+    </w:p>
+    <w:p>
+      <w:pPr>
+        <w:pStyle w:val="Caption"/>
+        <w:jc w:val="center"/>
+      </w:pPr>
+      <w:r>
+        <w:t xml:space="preserve">Figure </w:t>
+      </w:r>
+      <w:r>
+        <w:fldChar w:fldCharType="begin"/>
+      </w:r>
+      <w:r>
+        <w:instrText xml:space="preserve"> SEQ Figure \* ARABIC </w:instrText>
+      </w:r>
+      <w:r>
+        <w:fldChar w:fldCharType="separate"/>
+      </w:r>
+      <w:r>
+        <w:rPr>
+          <w:noProof/>
+        </w:rPr>
+        <w:t>17</w:t>
+      </w:r>
+      <w:r>
+        <w:fldChar w:fldCharType="end"/>
+      </w:r>
+      <w:r>
+        <w:t xml:space="preserve"> -</w:t>
+      </w:r>
+      <w:r>
+        <w:t xml:space="preserve"> </w:t>
+      </w:r>
+      <w:r>
+        <w:t xml:space="preserve">Lighthouse </w:t>
+      </w:r>
+      <w:r>
+        <w:t>Performance</w:t>
+      </w:r>
+      <w:r>
+        <w:t xml:space="preserve"> on </w:t>
+      </w:r>
+      <w:r>
+        <w:t>contact</w:t>
+      </w:r>
+      <w:r>
+        <w:t>.html</w:t>
+      </w:r>
+    </w:p>
+    <w:p>
+      <w:pPr>
+        <w:pStyle w:val="Heading2"/>
+        <w:spacing w:line="240" w:lineRule="auto"/>
+        <w:jc w:val="center"/>
+      </w:pPr>
+      <w:r>
+        <w:rPr>
+          <w:noProof/>
+          <w:lang w:val="en-US"/>
+        </w:rPr>
+        <w:lastRenderedPageBreak/>
+        <w:drawing>
+          <wp:inline distT="0" distB="0" distL="0" distR="0" wp14:anchorId="4460FBE5" wp14:editId="3BF9AE3C">
+            <wp:extent cx="5274310" cy="6161405"/>
+            <wp:effectExtent l="0" t="0" r="2540" b="0"/>
+            <wp:docPr id="473187289" name="Picture 1"/>
+            <wp:cNvGraphicFramePr>
+              <a:graphicFrameLocks xmlns:a="http://schemas.openxmlformats.org/drawingml/2006/main" noChangeAspect="1"/>
+            </wp:cNvGraphicFramePr>
+            <a:graphic xmlns:a="http://schemas.openxmlformats.org/drawingml/2006/main">
+              <a:graphicData uri="http://schemas.openxmlformats.org/drawingml/2006/picture">
+                <pic:pic xmlns:pic="http://schemas.openxmlformats.org/drawingml/2006/picture">
+                  <pic:nvPicPr>
+                    <pic:cNvPr id="473187289" name=""/>
+                    <pic:cNvPicPr/>
+                  </pic:nvPicPr>
+                  <pic:blipFill>
+                    <a:blip r:embed="rId23"/>
+                    <a:stretch>
+                      <a:fillRect/>
+                    </a:stretch>
+                  </pic:blipFill>
+                  <pic:spPr>
+                    <a:xfrm>
+                      <a:off x="0" y="0"/>
+                      <a:ext cx="5274310" cy="6161405"/>
+                    </a:xfrm>
+                    <a:prstGeom prst="rect">
+                      <a:avLst/>
+                    </a:prstGeom>
+                  </pic:spPr>
+                </pic:pic>
+              </a:graphicData>
+            </a:graphic>
+          </wp:inline>
+        </w:drawing>
+      </w:r>
+    </w:p>
+    <w:p>
+      <w:pPr>
+        <w:pStyle w:val="Caption"/>
+        <w:jc w:val="center"/>
+      </w:pPr>
+      <w:r>
+        <w:t xml:space="preserve">Figure </w:t>
+      </w:r>
+      <w:r>
+        <w:fldChar w:fldCharType="begin"/>
+      </w:r>
+      <w:r>
+        <w:instrText xml:space="preserve"> SEQ Figure \* ARABIC </w:instrText>
+      </w:r>
+      <w:r>
+        <w:fldChar w:fldCharType="separate"/>
+      </w:r>
+      <w:r>
+        <w:rPr>
+          <w:noProof/>
+        </w:rPr>
+        <w:t>18</w:t>
+      </w:r>
+      <w:r>
+        <w:fldChar w:fldCharType="end"/>
+      </w:r>
+      <w:r>
+        <w:t xml:space="preserve"> -</w:t>
+      </w:r>
+      <w:r>
+        <w:t xml:space="preserve"> </w:t>
+      </w:r>
+      <w:r>
+        <w:t xml:space="preserve">Lighthouse </w:t>
+      </w:r>
+      <w:r>
+        <w:t>Accessibility</w:t>
+      </w:r>
+      <w:r>
+        <w:t xml:space="preserve"> on </w:t>
+      </w:r>
+      <w:r>
+        <w:t>contact</w:t>
+      </w:r>
+      <w:r>
+        <w:t>.html</w:t>
+      </w:r>
+    </w:p>
+    <w:p>
+      <w:pPr>
+        <w:pStyle w:val="Heading2"/>
+        <w:spacing w:line="240" w:lineRule="auto"/>
+        <w:jc w:val="center"/>
+      </w:pPr>
+      <w:r>
+        <w:rPr>
+          <w:noProof/>
+          <w:lang w:val="en-US"/>
+        </w:rPr>
+        <w:lastRenderedPageBreak/>
+        <w:drawing>
+          <wp:inline distT="0" distB="0" distL="0" distR="0" wp14:anchorId="63A79638" wp14:editId="47A4C7A2">
+            <wp:extent cx="5274310" cy="6129655"/>
+            <wp:effectExtent l="0" t="0" r="2540" b="4445"/>
+            <wp:docPr id="578502170" name="Picture 1"/>
+            <wp:cNvGraphicFramePr>
+              <a:graphicFrameLocks xmlns:a="http://schemas.openxmlformats.org/drawingml/2006/main" noChangeAspect="1"/>
+            </wp:cNvGraphicFramePr>
+            <a:graphic xmlns:a="http://schemas.openxmlformats.org/drawingml/2006/main">
+              <a:graphicData uri="http://schemas.openxmlformats.org/drawingml/2006/picture">
+                <pic:pic xmlns:pic="http://schemas.openxmlformats.org/drawingml/2006/picture">
+                  <pic:nvPicPr>
+                    <pic:cNvPr id="578502170" name=""/>
+                    <pic:cNvPicPr/>
+                  </pic:nvPicPr>
+                  <pic:blipFill>
+                    <a:blip r:embed="rId24"/>
+                    <a:stretch>
+                      <a:fillRect/>
+                    </a:stretch>
+                  </pic:blipFill>
+                  <pic:spPr>
+                    <a:xfrm>
+                      <a:off x="0" y="0"/>
+                      <a:ext cx="5274310" cy="6129655"/>
+                    </a:xfrm>
+                    <a:prstGeom prst="rect">
+                      <a:avLst/>
+                    </a:prstGeom>
+                  </pic:spPr>
+                </pic:pic>
+              </a:graphicData>
+            </a:graphic>
+          </wp:inline>
+        </w:drawing>
+      </w:r>
+    </w:p>
+    <w:p>
+      <w:pPr>
+        <w:pStyle w:val="Caption"/>
+        <w:jc w:val="center"/>
+      </w:pPr>
+      <w:r>
+        <w:t xml:space="preserve">Figure </w:t>
+      </w:r>
+      <w:r>
+        <w:fldChar w:fldCharType="begin"/>
+      </w:r>
+      <w:r>
+        <w:instrText xml:space="preserve"> SEQ Figure \* ARABIC </w:instrText>
+      </w:r>
+      <w:r>
+        <w:fldChar w:fldCharType="separate"/>
+      </w:r>
+      <w:r>
+        <w:rPr>
+          <w:noProof/>
+        </w:rPr>
+        <w:t>19</w:t>
+      </w:r>
+      <w:r>
+        <w:fldChar w:fldCharType="end"/>
+      </w:r>
+      <w:r>
+        <w:t xml:space="preserve"> -</w:t>
+      </w:r>
+      <w:r>
+        <w:t xml:space="preserve"> </w:t>
+      </w:r>
+      <w:r>
+        <w:t xml:space="preserve">Lighthouse </w:t>
+      </w:r>
+      <w:r>
+        <w:t>Best Practices</w:t>
+      </w:r>
+      <w:r>
+        <w:t xml:space="preserve"> on </w:t>
+      </w:r>
+      <w:r>
+        <w:t>contact</w:t>
+      </w:r>
+      <w:r>
+        <w:t>.html</w:t>
+      </w:r>
+    </w:p>
+    <w:p>
+      <w:pPr>
+        <w:pStyle w:val="Heading2"/>
+        <w:spacing w:line="240" w:lineRule="auto"/>
+        <w:jc w:val="center"/>
+      </w:pPr>
+      <w:r>
+        <w:rPr>
+          <w:noProof/>
+          <w:lang w:val="en-US"/>
+        </w:rPr>
+        <w:lastRenderedPageBreak/>
+        <w:drawing>
+          <wp:inline distT="0" distB="0" distL="0" distR="0" wp14:anchorId="25B3237C" wp14:editId="298782B6">
+            <wp:extent cx="5274310" cy="4620260"/>
+            <wp:effectExtent l="0" t="0" r="2540" b="8890"/>
+            <wp:docPr id="2047968606" name="Picture 1"/>
+            <wp:cNvGraphicFramePr>
+              <a:graphicFrameLocks xmlns:a="http://schemas.openxmlformats.org/drawingml/2006/main" noChangeAspect="1"/>
+            </wp:cNvGraphicFramePr>
+            <a:graphic xmlns:a="http://schemas.openxmlformats.org/drawingml/2006/main">
+              <a:graphicData uri="http://schemas.openxmlformats.org/drawingml/2006/picture">
+                <pic:pic xmlns:pic="http://schemas.openxmlformats.org/drawingml/2006/picture">
+                  <pic:nvPicPr>
+                    <pic:cNvPr id="2047968606" name=""/>
+                    <pic:cNvPicPr/>
+                  </pic:nvPicPr>
+                  <pic:blipFill>
+                    <a:blip r:embed="rId25"/>
+                    <a:stretch>
+                      <a:fillRect/>
+                    </a:stretch>
+                  </pic:blipFill>
+                  <pic:spPr>
+                    <a:xfrm>
+                      <a:off x="0" y="0"/>
+                      <a:ext cx="5274310" cy="4620260"/>
+                    </a:xfrm>
+                    <a:prstGeom prst="rect">
+                      <a:avLst/>
+                    </a:prstGeom>
+                  </pic:spPr>
+                </pic:pic>
+              </a:graphicData>
+            </a:graphic>
+          </wp:inline>
+        </w:drawing>
+      </w:r>
+    </w:p>
+    <w:p>
+      <w:pPr>
+        <w:pStyle w:val="Caption"/>
+        <w:jc w:val="center"/>
+      </w:pPr>
+      <w:r>
+        <w:t xml:space="preserve">Figure </w:t>
+      </w:r>
+      <w:r>
+        <w:fldChar w:fldCharType="begin"/>
+      </w:r>
+      <w:r>
+        <w:instrText xml:space="preserve"> SEQ Figure \* ARABIC </w:instrText>
+      </w:r>
+      <w:r>
+        <w:fldChar w:fldCharType="separate"/>
+      </w:r>
+      <w:r>
+        <w:rPr>
+          <w:noProof/>
+        </w:rPr>
+        <w:t>20</w:t>
+      </w:r>
+      <w:r>
+        <w:fldChar w:fldCharType="end"/>
+      </w:r>
+      <w:r>
+        <w:t xml:space="preserve"> -</w:t>
+      </w:r>
+      <w:r>
+        <w:t xml:space="preserve"> </w:t>
+      </w:r>
+      <w:r>
+        <w:t xml:space="preserve">Lighthouse </w:t>
+      </w:r>
+      <w:r>
+        <w:t xml:space="preserve">SEO </w:t>
+      </w:r>
+      <w:r>
+        <w:t xml:space="preserve">on </w:t>
+      </w:r>
+      <w:r>
+        <w:t>contact</w:t>
+      </w:r>
+      <w:r>
+        <w:t>.html</w:t>
+      </w:r>
+    </w:p>
+    <w:p>
+      <w:pPr>
+        <w:pStyle w:val="Caption"/>
+        <w:jc w:val="center"/>
+      </w:pPr>
+    </w:p>
+    <w:p>
+      <w:pPr>
+        <w:pStyle w:val="Heading2"/>
+        <w:spacing w:line="240" w:lineRule="auto"/>
+        <w:jc w:val="center"/>
+        <w:rPr>
+          <w:lang w:val="en-US"/>
+        </w:rPr>
+      </w:pPr>
+    </w:p>
+    <w:p>
+      <w:pPr>
+        <w:pStyle w:val="Heading2"/>
+        <w:spacing w:line="240" w:lineRule="auto"/>
+        <w:jc w:val="center"/>
+        <w:rPr>
+          <w:lang w:val="en-US"/>
+        </w:rPr>
+      </w:pPr>
+    </w:p>
+    <w:p>
+      <w:pPr>
+        <w:pStyle w:val="Heading2"/>
+        <w:spacing w:line="240" w:lineRule="auto"/>
+        <w:jc w:val="center"/>
+        <w:rPr>
+          <w:lang w:val="en-US"/>
+        </w:rPr>
+      </w:pPr>
+    </w:p>
+    <w:p>
+      <w:pPr>
+        <w:pStyle w:val="Heading2"/>
+        <w:spacing w:line="240" w:lineRule="auto"/>
+        <w:jc w:val="center"/>
+        <w:rPr>
+          <w:lang w:val="en-US"/>
+        </w:rPr>
+      </w:pPr>
+    </w:p>
+    <w:p>
+      <w:pPr>
+        <w:pStyle w:val="Heading2"/>
+        <w:spacing w:line="240" w:lineRule="auto"/>
+        <w:jc w:val="center"/>
+        <w:rPr>
+          <w:lang w:val="en-US"/>
+        </w:rPr>
+      </w:pPr>
+    </w:p>
+    <w:p>
+      <w:pPr>
+        <w:pStyle w:val="Heading2"/>
+        <w:spacing w:line="240" w:lineRule="auto"/>
+        <w:jc w:val="center"/>
+        <w:rPr>
+          <w:lang w:val="en-US"/>
+        </w:rPr>
+      </w:pPr>
+    </w:p>
+    <w:p>
+      <w:pPr>
+        <w:pStyle w:val="Heading2"/>
+        <w:spacing w:line="240" w:lineRule="auto"/>
+        <w:jc w:val="center"/>
+        <w:rPr>
+          <w:lang w:val="en-US"/>
+        </w:rPr>
+      </w:pPr>
+    </w:p>
+    <w:p>
+      <w:pPr>
+        <w:pStyle w:val="Heading2"/>
+        <w:spacing w:line="240" w:lineRule="auto"/>
+        <w:jc w:val="center"/>
+        <w:rPr>
+          <w:lang w:val="en-US"/>
+        </w:rPr>
+      </w:pPr>
+    </w:p>
+    <w:p>
+      <w:pPr>
+        <w:spacing w:line="240" w:lineRule="auto"/>
+        <w:jc w:val="center"/>
+      </w:pPr>
+    </w:p>
+    <w:p>
+      <w:pPr>
+        <w:pStyle w:val="Heading2"/>
+        <w:spacing w:line="240" w:lineRule="auto"/>
+        <w:rPr>
+          <w:lang w:val="en-US"/>
+        </w:rPr>
+      </w:pPr>
+      <w:r>
+        <w:rPr>
+          <w:lang w:val="en-US"/>
+        </w:rPr>
+        <w:lastRenderedPageBreak/>
+        <w:t>Mobile Audits</w:t>
+      </w:r>
+    </w:p>
+    <w:p>
+      <w:pPr>
+        <w:keepNext/>
+        <w:spacing w:line="240" w:lineRule="auto"/>
+        <w:jc w:val="center"/>
+      </w:pPr>
+      <w:r>
+        <w:rPr>
+          <w:noProof/>
+        </w:rPr>
+        <w:drawing>
+          <wp:inline distT="0" distB="0" distL="0" distR="0" wp14:anchorId="730F6F9B" wp14:editId="32FBB4A7">
+            <wp:extent cx="4267297" cy="8277225"/>
+            <wp:effectExtent l="0" t="0" r="0" b="0"/>
+            <wp:docPr id="1685506725" name="Picture 1"/>
+            <wp:cNvGraphicFramePr>
+              <a:graphicFrameLocks xmlns:a="http://schemas.openxmlformats.org/drawingml/2006/main" noChangeAspect="1"/>
+            </wp:cNvGraphicFramePr>
+            <a:graphic xmlns:a="http://schemas.openxmlformats.org/drawingml/2006/main">
+              <a:graphicData uri="http://schemas.openxmlformats.org/drawingml/2006/picture">
+                <pic:pic xmlns:pic="http://schemas.openxmlformats.org/drawingml/2006/picture">
+                  <pic:nvPicPr>
+                    <pic:cNvPr id="1685506725" name=""/>
+                    <pic:cNvPicPr/>
+                  </pic:nvPicPr>
+                  <pic:blipFill>
+                    <a:blip r:embed="rId26"/>
+                    <a:stretch>
+                      <a:fillRect/>
+                    </a:stretch>
+                  </pic:blipFill>
+                  <pic:spPr>
+                    <a:xfrm>
+                      <a:off x="0" y="0"/>
+                      <a:ext cx="4308383" cy="8356919"/>
+                    </a:xfrm>
+                    <a:prstGeom prst="rect">
+                      <a:avLst/>
+                    </a:prstGeom>
+                  </pic:spPr>
+                </pic:pic>
+              </a:graphicData>
+            </a:graphic>
+          </wp:inline>
+        </w:drawing>
+      </w:r>
+    </w:p>
+    <w:p>
+      <w:pPr>
+        <w:pStyle w:val="Caption"/>
+        <w:jc w:val="center"/>
+      </w:pPr>
+      <w:r>
+        <w:t xml:space="preserve">Figure </w:t>
+      </w:r>
+      <w:r>
+        <w:fldChar w:fldCharType="begin"/>
+      </w:r>
+      <w:r>
+        <w:instrText xml:space="preserve"> SEQ Figure \* ARABIC </w:instrText>
+      </w:r>
+      <w:r>
+        <w:fldChar w:fldCharType="separate"/>
+      </w:r>
+      <w:r>
+        <w:rPr>
+          <w:noProof/>
+        </w:rPr>
+        <w:t>21</w:t>
+      </w:r>
+      <w:r>
+        <w:rPr>
+          <w:noProof/>
+        </w:rPr>
+        <w:fldChar w:fldCharType="end"/>
+      </w:r>
+      <w:r>
+        <w:t xml:space="preserve"> - Lighthouse Performance on </w:t>
+      </w:r>
+      <w:r>
+        <w:t>index.html</w:t>
+      </w:r>
+    </w:p>
+    <w:p>
+      <w:pPr>
+        <w:spacing w:line="240" w:lineRule="auto"/>
+        <w:jc w:val="center"/>
+      </w:pPr>
+    </w:p>
+    <w:p>
+      <w:pPr>
+        <w:keepNext/>
+        <w:spacing w:line="240" w:lineRule="auto"/>
+        <w:jc w:val="center"/>
+      </w:pPr>
+      <w:r>
+        <w:rPr>
+          <w:noProof/>
+        </w:rPr>
+        <w:drawing>
+          <wp:inline distT="0" distB="0" distL="0" distR="0" wp14:anchorId="54B974BE" wp14:editId="4615A23E">
+            <wp:extent cx="5274310" cy="6245860"/>
+            <wp:effectExtent l="0" t="0" r="2540" b="2540"/>
+            <wp:docPr id="927839227" name="Picture 1"/>
+            <wp:cNvGraphicFramePr>
+              <a:graphicFrameLocks xmlns:a="http://schemas.openxmlformats.org/drawingml/2006/main" noChangeAspect="1"/>
+            </wp:cNvGraphicFramePr>
+            <a:graphic xmlns:a="http://schemas.openxmlformats.org/drawingml/2006/main">
+              <a:graphicData uri="http://schemas.openxmlformats.org/drawingml/2006/picture">
+                <pic:pic xmlns:pic="http://schemas.openxmlformats.org/drawingml/2006/picture">
+                  <pic:nvPicPr>
+                    <pic:cNvPr id="927839227" name=""/>
+                    <pic:cNvPicPr/>
+                  </pic:nvPicPr>
+                  <pic:blipFill>
+                    <a:blip r:embed="rId27"/>
+                    <a:stretch>
+                      <a:fillRect/>
+                    </a:stretch>
+                  </pic:blipFill>
+                  <pic:spPr>
+                    <a:xfrm>
+                      <a:off x="0" y="0"/>
+                      <a:ext cx="5274310" cy="6245860"/>
+                    </a:xfrm>
+                    <a:prstGeom prst="rect">
+                      <a:avLst/>
+                    </a:prstGeom>
+                  </pic:spPr>
+                </pic:pic>
+              </a:graphicData>
+            </a:graphic>
+          </wp:inline>
+        </w:drawing>
+      </w:r>
+    </w:p>
+    <w:p>
+      <w:pPr>
+        <w:pStyle w:val="Caption"/>
+        <w:jc w:val="center"/>
+      </w:pPr>
+      <w:r>
+        <w:t xml:space="preserve">Figure </w:t>
+      </w:r>
+      <w:r>
+        <w:fldChar w:fldCharType="begin"/>
+      </w:r>
+      <w:r>
+        <w:instrText xml:space="preserve"> SEQ Figure \* ARABIC </w:instrText>
+      </w:r>
+      <w:r>
+        <w:fldChar w:fldCharType="separate"/>
+      </w:r>
+      <w:r>
+        <w:rPr>
+          <w:noProof/>
+        </w:rPr>
+        <w:t>22</w:t>
+      </w:r>
+      <w:r>
+        <w:rPr>
+          <w:noProof/>
+        </w:rPr>
+        <w:fldChar w:fldCharType="end"/>
+      </w:r>
+      <w:r>
+        <w:t xml:space="preserve"> - Lighthouse Accessibility on </w:t>
+      </w:r>
+      <w:r>
+        <w:t>index.html</w:t>
+      </w:r>
+    </w:p>
+    <w:p>
+      <w:pPr>
+        <w:spacing w:line="240" w:lineRule="auto"/>
+        <w:jc w:val="center"/>
+      </w:pPr>
+    </w:p>
+    <w:p>
+      <w:pPr>
+        <w:keepNext/>
+        <w:spacing w:line="240" w:lineRule="auto"/>
+        <w:jc w:val="center"/>
+      </w:pPr>
+      <w:r>
+        <w:rPr>
+          <w:noProof/>
+        </w:rPr>
+        <w:lastRenderedPageBreak/>
+        <w:drawing>
+          <wp:inline distT="0" distB="0" distL="0" distR="0" wp14:anchorId="7301F36E" wp14:editId="1C3498C9">
+            <wp:extent cx="5274310" cy="6137910"/>
+            <wp:effectExtent l="0" t="0" r="2540" b="0"/>
+            <wp:docPr id="712046602" name="Picture 1"/>
+            <wp:cNvGraphicFramePr>
+              <a:graphicFrameLocks xmlns:a="http://schemas.openxmlformats.org/drawingml/2006/main" noChangeAspect="1"/>
+            </wp:cNvGraphicFramePr>
+            <a:graphic xmlns:a="http://schemas.openxmlformats.org/drawingml/2006/main">
+              <a:graphicData uri="http://schemas.openxmlformats.org/drawingml/2006/picture">
+                <pic:pic xmlns:pic="http://schemas.openxmlformats.org/drawingml/2006/picture">
+                  <pic:nvPicPr>
+                    <pic:cNvPr id="712046602" name=""/>
+                    <pic:cNvPicPr/>
+                  </pic:nvPicPr>
+                  <pic:blipFill>
+                    <a:blip r:embed="rId28"/>
+                    <a:stretch>
+                      <a:fillRect/>
+                    </a:stretch>
+                  </pic:blipFill>
+                  <pic:spPr>
+                    <a:xfrm>
+                      <a:off x="0" y="0"/>
+                      <a:ext cx="5274310" cy="6137910"/>
+                    </a:xfrm>
+                    <a:prstGeom prst="rect">
+                      <a:avLst/>
+                    </a:prstGeom>
+                  </pic:spPr>
+                </pic:pic>
+              </a:graphicData>
+            </a:graphic>
+          </wp:inline>
+        </w:drawing>
+      </w:r>
+    </w:p>
+    <w:p>
+      <w:pPr>
+        <w:pStyle w:val="Caption"/>
+        <w:jc w:val="center"/>
+      </w:pPr>
+      <w:r>
+        <w:t xml:space="preserve">Figure </w:t>
+      </w:r>
+      <w:r>
+        <w:fldChar w:fldCharType="begin"/>
+      </w:r>
+      <w:r>
+        <w:instrText xml:space="preserve"> SEQ Figure \* ARABIC </w:instrText>
+      </w:r>
+      <w:r>
+        <w:fldChar w:fldCharType="separate"/>
+      </w:r>
+      <w:r>
+        <w:rPr>
+          <w:noProof/>
+        </w:rPr>
+        <w:t>23</w:t>
+      </w:r>
+      <w:r>
+        <w:rPr>
+          <w:noProof/>
+        </w:rPr>
+        <w:fldChar w:fldCharType="end"/>
+      </w:r>
+      <w:r>
+        <w:t xml:space="preserve"> - Lighthouse Best Practices on </w:t>
+      </w:r>
+      <w:r>
+        <w:t>index.html</w:t>
+      </w:r>
+    </w:p>
+    <w:p>
+      <w:pPr>
+        <w:spacing w:line="240" w:lineRule="auto"/>
+        <w:jc w:val="center"/>
+      </w:pPr>
+    </w:p>
+    <w:p>
+      <w:pPr>
+        <w:keepNext/>
+        <w:spacing w:line="240" w:lineRule="auto"/>
+        <w:jc w:val="center"/>
+      </w:pPr>
+      <w:r>
+        <w:rPr>
+          <w:noProof/>
+        </w:rPr>
+        <w:lastRenderedPageBreak/>
+        <w:drawing>
+          <wp:inline distT="0" distB="0" distL="0" distR="0" wp14:anchorId="30AE273F" wp14:editId="5775821D">
+            <wp:extent cx="5274310" cy="4783455"/>
+            <wp:effectExtent l="0" t="0" r="2540" b="0"/>
+            <wp:docPr id="2127686751" name="Picture 1"/>
+            <wp:cNvGraphicFramePr>
+              <a:graphicFrameLocks xmlns:a="http://schemas.openxmlformats.org/drawingml/2006/main" noChangeAspect="1"/>
+            </wp:cNvGraphicFramePr>
+            <a:graphic xmlns:a="http://schemas.openxmlformats.org/drawingml/2006/main">
+              <a:graphicData uri="http://schemas.openxmlformats.org/drawingml/2006/picture">
+                <pic:pic xmlns:pic="http://schemas.openxmlformats.org/drawingml/2006/picture">
+                  <pic:nvPicPr>
+                    <pic:cNvPr id="2127686751" name=""/>
+                    <pic:cNvPicPr/>
+                  </pic:nvPicPr>
+                  <pic:blipFill>
+                    <a:blip r:embed="rId29"/>
+                    <a:stretch>
+                      <a:fillRect/>
+                    </a:stretch>
+                  </pic:blipFill>
+                  <pic:spPr>
+                    <a:xfrm>
+                      <a:off x="0" y="0"/>
+                      <a:ext cx="5274310" cy="4783455"/>
+                    </a:xfrm>
+                    <a:prstGeom prst="rect">
+                      <a:avLst/>
+                    </a:prstGeom>
+                  </pic:spPr>
+                </pic:pic>
+              </a:graphicData>
+            </a:graphic>
+          </wp:inline>
+        </w:drawing>
+      </w:r>
+    </w:p>
+    <w:p>
+      <w:pPr>
+        <w:pStyle w:val="Caption"/>
+        <w:jc w:val="center"/>
+      </w:pPr>
+      <w:r>
+        <w:t xml:space="preserve">Figure </w:t>
+      </w:r>
+      <w:r>
+        <w:fldChar w:fldCharType="begin"/>
+      </w:r>
+      <w:r>
+        <w:instrText xml:space="preserve"> SEQ Figure \* ARABIC </w:instrText>
+      </w:r>
+      <w:r>
+        <w:fldChar w:fldCharType="separate"/>
+      </w:r>
+      <w:r>
+        <w:rPr>
+          <w:noProof/>
+        </w:rPr>
+        <w:t>24</w:t>
+      </w:r>
+      <w:r>
+        <w:rPr>
+          <w:noProof/>
+        </w:rPr>
+        <w:fldChar w:fldCharType="end"/>
+      </w:r>
+      <w:r>
+        <w:t xml:space="preserve"> - Lighthouse SEO on </w:t>
+      </w:r>
+      <w:r>
+        <w:t>index.html</w:t>
+      </w:r>
+    </w:p>
+    <w:p>
+      <w:pPr>
+        <w:pStyle w:val="Heading2"/>
+        <w:spacing w:line="240" w:lineRule="auto"/>
+        <w:jc w:val="center"/>
+        <w:rPr>
+          <w:lang w:val="en-US"/>
+        </w:rPr>
+      </w:pPr>
+    </w:p>
+    <w:p>
+      <w:pPr>
+        <w:spacing w:line="240" w:lineRule="auto"/>
+        <w:jc w:val="center"/>
+      </w:pPr>
+    </w:p>
+    <w:p>
+      <w:pPr>
+        <w:spacing w:line="240" w:lineRule="auto"/>
+        <w:jc w:val="center"/>
+      </w:pPr>
+    </w:p>
+    <w:p>
+      <w:pPr>
+        <w:keepNext/>
+        <w:spacing w:line="240" w:lineRule="auto"/>
+        <w:jc w:val="center"/>
+      </w:pPr>
+      <w:r>
+        <w:rPr>
+          <w:noProof/>
+        </w:rPr>
+        <w:lastRenderedPageBreak/>
+        <w:drawing>
+          <wp:inline distT="0" distB="0" distL="0" distR="0" wp14:anchorId="16C549B7" wp14:editId="2668E8F0">
+            <wp:extent cx="4810125" cy="8559373"/>
+            <wp:effectExtent l="0" t="0" r="0" b="0"/>
+            <wp:docPr id="1665032154" name="Picture 1"/>
+            <wp:cNvGraphicFramePr>
+              <a:graphicFrameLocks xmlns:a="http://schemas.openxmlformats.org/drawingml/2006/main" noChangeAspect="1"/>
+            </wp:cNvGraphicFramePr>
+            <a:graphic xmlns:a="http://schemas.openxmlformats.org/drawingml/2006/main">
+              <a:graphicData uri="http://schemas.openxmlformats.org/drawingml/2006/picture">
+                <pic:pic xmlns:pic="http://schemas.openxmlformats.org/drawingml/2006/picture">
+                  <pic:nvPicPr>
+                    <pic:cNvPr id="1665032154" name=""/>
+                    <pic:cNvPicPr/>
+                  </pic:nvPicPr>
+                  <pic:blipFill>
+                    <a:blip r:embed="rId30"/>
+                    <a:stretch>
+                      <a:fillRect/>
+                    </a:stretch>
+                  </pic:blipFill>
+                  <pic:spPr>
+                    <a:xfrm>
+                      <a:off x="0" y="0"/>
+                      <a:ext cx="4813191" cy="8564829"/>
+                    </a:xfrm>
+                    <a:prstGeom prst="rect">
+                      <a:avLst/>
+                    </a:prstGeom>
+                  </pic:spPr>
+                </pic:pic>
+              </a:graphicData>
+            </a:graphic>
+          </wp:inline>
+        </w:drawing>
+      </w:r>
+    </w:p>
+    <w:p>
+      <w:pPr>
+        <w:pStyle w:val="Caption"/>
+        <w:jc w:val="center"/>
+      </w:pPr>
+      <w:r>
+        <w:t xml:space="preserve">Figure </w:t>
+      </w:r>
+      <w:r>
+        <w:fldChar w:fldCharType="begin"/>
+      </w:r>
+      <w:r>
+        <w:instrText xml:space="preserve"> SEQ Figure \* ARABIC </w:instrText>
+      </w:r>
+      <w:r>
+        <w:fldChar w:fldCharType="separate"/>
+      </w:r>
+      <w:r>
+        <w:rPr>
+          <w:noProof/>
+        </w:rPr>
+        <w:t>25</w:t>
+      </w:r>
+      <w:r>
+        <w:fldChar w:fldCharType="end"/>
+      </w:r>
+      <w:r>
+        <w:t xml:space="preserve"> - Lighthouse Performance on </w:t>
+      </w:r>
+      <w:r>
+        <w:t>backlog.html</w:t>
+      </w:r>
+    </w:p>
+    <w:p>
+      <w:pPr>
+        <w:keepNext/>
+        <w:spacing w:line="240" w:lineRule="auto"/>
+        <w:jc w:val="center"/>
+      </w:pPr>
+      <w:r>
+        <w:rPr>
+          <w:noProof/>
+        </w:rPr>
+        <w:lastRenderedPageBreak/>
+        <w:drawing>
+          <wp:inline distT="0" distB="0" distL="0" distR="0" wp14:anchorId="4891843B" wp14:editId="0A11E0B6">
+            <wp:extent cx="5274310" cy="6170930"/>
+            <wp:effectExtent l="0" t="0" r="2540" b="1270"/>
+            <wp:docPr id="2038607323" name="Picture 1"/>
+            <wp:cNvGraphicFramePr>
+              <a:graphicFrameLocks xmlns:a="http://schemas.openxmlformats.org/drawingml/2006/main" noChangeAspect="1"/>
+            </wp:cNvGraphicFramePr>
+            <a:graphic xmlns:a="http://schemas.openxmlformats.org/drawingml/2006/main">
+              <a:graphicData uri="http://schemas.openxmlformats.org/drawingml/2006/picture">
+                <pic:pic xmlns:pic="http://schemas.openxmlformats.org/drawingml/2006/picture">
+                  <pic:nvPicPr>
+                    <pic:cNvPr id="2038607323" name=""/>
+                    <pic:cNvPicPr/>
+                  </pic:nvPicPr>
+                  <pic:blipFill>
+                    <a:blip r:embed="rId31"/>
+                    <a:stretch>
+                      <a:fillRect/>
+                    </a:stretch>
+                  </pic:blipFill>
+                  <pic:spPr>
+                    <a:xfrm>
+                      <a:off x="0" y="0"/>
+                      <a:ext cx="5274310" cy="6170930"/>
+                    </a:xfrm>
+                    <a:prstGeom prst="rect">
+                      <a:avLst/>
+                    </a:prstGeom>
+                  </pic:spPr>
+                </pic:pic>
+              </a:graphicData>
+            </a:graphic>
+          </wp:inline>
+        </w:drawing>
+      </w:r>
+    </w:p>
+    <w:p>
+      <w:pPr>
+        <w:pStyle w:val="Caption"/>
+        <w:jc w:val="center"/>
+      </w:pPr>
+      <w:r>
+        <w:t xml:space="preserve">Figure </w:t>
+      </w:r>
+      <w:r>
+        <w:fldChar w:fldCharType="begin"/>
+      </w:r>
+      <w:r>
+        <w:instrText xml:space="preserve"> SEQ Figure \* ARABIC </w:instrText>
+      </w:r>
+      <w:r>
+        <w:fldChar w:fldCharType="separate"/>
+      </w:r>
+      <w:r>
+        <w:rPr>
+          <w:noProof/>
+        </w:rPr>
+        <w:t>26</w:t>
+      </w:r>
+      <w:r>
+        <w:fldChar w:fldCharType="end"/>
+      </w:r>
+      <w:r>
+        <w:t xml:space="preserve"> - Lighthouse Accessibility on </w:t>
+      </w:r>
+      <w:r>
+        <w:t>backlog.html</w:t>
+      </w:r>
+    </w:p>
+    <w:p>
+      <w:pPr>
+        <w:pStyle w:val="Caption"/>
+        <w:jc w:val="center"/>
+      </w:pPr>
+    </w:p>
+    <w:p>
+      <w:pPr>
+        <w:spacing w:line="240" w:lineRule="auto"/>
+        <w:jc w:val="center"/>
+      </w:pPr>
+    </w:p>
+    <w:p>
+      <w:pPr>
+        <w:spacing w:line="240" w:lineRule="auto"/>
+        <w:jc w:val="center"/>
+      </w:pPr>
+    </w:p>
+    <w:p>
+      <w:pPr>
+        <w:spacing w:line="240" w:lineRule="auto"/>
+        <w:jc w:val="center"/>
+      </w:pPr>
+    </w:p>
+    <w:p>
+      <w:pPr>
+        <w:spacing w:line="240" w:lineRule="auto"/>
+        <w:jc w:val="center"/>
+      </w:pPr>
+    </w:p>
+    <w:p>
+      <w:pPr>
+        <w:spacing w:line="240" w:lineRule="auto"/>
+        <w:jc w:val="center"/>
+      </w:pPr>
+    </w:p>
+    <w:p>
+      <w:pPr>
+        <w:spacing w:line="240" w:lineRule="auto"/>
+        <w:jc w:val="center"/>
+      </w:pPr>
+    </w:p>
+    <w:p>
+      <w:pPr>
+        <w:keepNext/>
+        <w:spacing w:line="240" w:lineRule="auto"/>
+        <w:jc w:val="center"/>
+      </w:pPr>
+      <w:r>
+        <w:rPr>
+          <w:noProof/>
+        </w:rPr>
+        <w:lastRenderedPageBreak/>
+        <w:drawing>
+          <wp:inline distT="0" distB="0" distL="0" distR="0" wp14:anchorId="6615C6D8" wp14:editId="1B0DC419">
+            <wp:extent cx="5274310" cy="4998085"/>
+            <wp:effectExtent l="0" t="0" r="2540" b="0"/>
+            <wp:docPr id="730407341" name="Picture 1"/>
+            <wp:cNvGraphicFramePr>
+              <a:graphicFrameLocks xmlns:a="http://schemas.openxmlformats.org/drawingml/2006/main" noChangeAspect="1"/>
+            </wp:cNvGraphicFramePr>
+            <a:graphic xmlns:a="http://schemas.openxmlformats.org/drawingml/2006/main">
+              <a:graphicData uri="http://schemas.openxmlformats.org/drawingml/2006/picture">
+                <pic:pic xmlns:pic="http://schemas.openxmlformats.org/drawingml/2006/picture">
+                  <pic:nvPicPr>
+                    <pic:cNvPr id="730407341" name=""/>
+                    <pic:cNvPicPr/>
+                  </pic:nvPicPr>
+                  <pic:blipFill>
+                    <a:blip r:embed="rId32"/>
+                    <a:stretch>
+                      <a:fillRect/>
+                    </a:stretch>
+                  </pic:blipFill>
+                  <pic:spPr>
+                    <a:xfrm>
+                      <a:off x="0" y="0"/>
+                      <a:ext cx="5274310" cy="4998085"/>
+                    </a:xfrm>
+                    <a:prstGeom prst="rect">
+                      <a:avLst/>
+                    </a:prstGeom>
+                  </pic:spPr>
+                </pic:pic>
+              </a:graphicData>
+            </a:graphic>
+          </wp:inline>
+        </w:drawing>
+      </w:r>
+    </w:p>
+    <w:p>
+      <w:pPr>
+        <w:pStyle w:val="Caption"/>
+        <w:jc w:val="center"/>
+      </w:pPr>
+      <w:r>
+        <w:t xml:space="preserve">Figure </w:t>
+      </w:r>
+      <w:r>
+        <w:fldChar w:fldCharType="begin"/>
+      </w:r>
+      <w:r>
+        <w:instrText xml:space="preserve"> SEQ Figure \* ARABIC </w:instrText>
+      </w:r>
+      <w:r>
+        <w:fldChar w:fldCharType="separate"/>
+      </w:r>
+      <w:r>
+        <w:rPr>
+          <w:noProof/>
+        </w:rPr>
+        <w:t>27</w:t>
+      </w:r>
+      <w:r>
+        <w:fldChar w:fldCharType="end"/>
+      </w:r>
+      <w:r>
+        <w:t xml:space="preserve"> </w:t>
+      </w:r>
+      <w:r>
+        <w:t>- Lighthouse Best Practices on</w:t>
+      </w:r>
+      <w:r>
+        <w:t xml:space="preserve"> </w:t>
+      </w:r>
+      <w:r>
+        <w:t>backlog.html</w:t>
+      </w:r>
+    </w:p>
+    <w:p>
+      <w:pPr>
+        <w:pStyle w:val="Caption"/>
+        <w:jc w:val="center"/>
+      </w:pPr>
+    </w:p>
+    <w:p>
+      <w:pPr>
+        <w:spacing w:line="240" w:lineRule="auto"/>
+        <w:jc w:val="center"/>
+      </w:pPr>
+    </w:p>
+    <w:p>
+      <w:pPr>
+        <w:spacing w:line="240" w:lineRule="auto"/>
+        <w:jc w:val="center"/>
+      </w:pPr>
+    </w:p>
+    <w:p>
+      <w:pPr>
+        <w:spacing w:line="240" w:lineRule="auto"/>
+        <w:jc w:val="center"/>
+      </w:pPr>
+    </w:p>
+    <w:p>
+      <w:pPr>
+        <w:keepNext/>
+        <w:spacing w:line="240" w:lineRule="auto"/>
+        <w:jc w:val="center"/>
+      </w:pPr>
+      <w:r>
+        <w:rPr>
+          <w:noProof/>
+        </w:rPr>
+        <w:lastRenderedPageBreak/>
+        <w:drawing>
+          <wp:inline distT="0" distB="0" distL="0" distR="0" wp14:anchorId="51E5C8AA" wp14:editId="684EE472">
+            <wp:extent cx="5274310" cy="4841875"/>
+            <wp:effectExtent l="0" t="0" r="2540" b="0"/>
+            <wp:docPr id="107196870" name="Picture 1"/>
+            <wp:cNvGraphicFramePr>
+              <a:graphicFrameLocks xmlns:a="http://schemas.openxmlformats.org/drawingml/2006/main" noChangeAspect="1"/>
+            </wp:cNvGraphicFramePr>
+            <a:graphic xmlns:a="http://schemas.openxmlformats.org/drawingml/2006/main">
+              <a:graphicData uri="http://schemas.openxmlformats.org/drawingml/2006/picture">
+                <pic:pic xmlns:pic="http://schemas.openxmlformats.org/drawingml/2006/picture">
+                  <pic:nvPicPr>
+                    <pic:cNvPr id="107196870" name=""/>
+                    <pic:cNvPicPr/>
+                  </pic:nvPicPr>
+                  <pic:blipFill>
+                    <a:blip r:embed="rId33"/>
+                    <a:stretch>
+                      <a:fillRect/>
+                    </a:stretch>
+                  </pic:blipFill>
+                  <pic:spPr>
+                    <a:xfrm>
+                      <a:off x="0" y="0"/>
+                      <a:ext cx="5274310" cy="4841875"/>
+                    </a:xfrm>
+                    <a:prstGeom prst="rect">
+                      <a:avLst/>
+                    </a:prstGeom>
+                  </pic:spPr>
+                </pic:pic>
+              </a:graphicData>
+            </a:graphic>
+          </wp:inline>
+        </w:drawing>
+      </w:r>
+    </w:p>
+    <w:p>
+      <w:pPr>
+        <w:pStyle w:val="Caption"/>
+        <w:jc w:val="center"/>
+      </w:pPr>
+      <w:r>
+        <w:t xml:space="preserve">Figure </w:t>
+      </w:r>
+      <w:r>
+        <w:fldChar w:fldCharType="begin"/>
+      </w:r>
+      <w:r>
+        <w:instrText xml:space="preserve"> SEQ Figure \* ARABIC </w:instrText>
+      </w:r>
+      <w:r>
+        <w:fldChar w:fldCharType="separate"/>
+      </w:r>
+      <w:r>
+        <w:rPr>
+          <w:noProof/>
+        </w:rPr>
+        <w:t>28</w:t>
+      </w:r>
+      <w:r>
+        <w:fldChar w:fldCharType="end"/>
+      </w:r>
+      <w:r>
+        <w:t xml:space="preserve"> </w:t>
+      </w:r>
+      <w:r>
+        <w:t xml:space="preserve">- Lighthouse SEO on </w:t>
+      </w:r>
+      <w:r>
+        <w:t>backlog.html</w:t>
+      </w:r>
+    </w:p>
+    <w:p>
+      <w:pPr>
+        <w:pStyle w:val="Caption"/>
+        <w:jc w:val="center"/>
+      </w:pPr>
+    </w:p>
+    <w:p>
+      <w:pPr>
+        <w:keepNext/>
+        <w:spacing w:line="240" w:lineRule="auto"/>
+        <w:jc w:val="center"/>
+      </w:pPr>
+      <w:r>
+        <w:rPr>
+          <w:noProof/>
+        </w:rPr>
+        <w:lastRenderedPageBreak/>
+        <w:drawing>
+          <wp:inline distT="0" distB="0" distL="0" distR="0" wp14:anchorId="19E4C433" wp14:editId="778ED028">
+            <wp:extent cx="4392893" cy="8334375"/>
+            <wp:effectExtent l="0" t="0" r="8255" b="0"/>
+            <wp:docPr id="1552434341" name="Picture 1"/>
+            <wp:cNvGraphicFramePr>
+              <a:graphicFrameLocks xmlns:a="http://schemas.openxmlformats.org/drawingml/2006/main" noChangeAspect="1"/>
+            </wp:cNvGraphicFramePr>
+            <a:graphic xmlns:a="http://schemas.openxmlformats.org/drawingml/2006/main">
+              <a:graphicData uri="http://schemas.openxmlformats.org/drawingml/2006/picture">
+                <pic:pic xmlns:pic="http://schemas.openxmlformats.org/drawingml/2006/picture">
+                  <pic:nvPicPr>
+                    <pic:cNvPr id="1552434341" name=""/>
+                    <pic:cNvPicPr/>
+                  </pic:nvPicPr>
+                  <pic:blipFill>
+                    <a:blip r:embed="rId34"/>
+                    <a:stretch>
+                      <a:fillRect/>
+                    </a:stretch>
+                  </pic:blipFill>
+                  <pic:spPr>
+                    <a:xfrm>
+                      <a:off x="0" y="0"/>
+                      <a:ext cx="4395062" cy="8338491"/>
+                    </a:xfrm>
+                    <a:prstGeom prst="rect">
+                      <a:avLst/>
+                    </a:prstGeom>
+                  </pic:spPr>
+                </pic:pic>
+              </a:graphicData>
+            </a:graphic>
+          </wp:inline>
+        </w:drawing>
+      </w:r>
+    </w:p>
+    <w:p>
+      <w:pPr>
+        <w:pStyle w:val="Caption"/>
+        <w:jc w:val="center"/>
+      </w:pPr>
+      <w:r>
+        <w:t xml:space="preserve">Figure </w:t>
+      </w:r>
+      <w:r>
+        <w:fldChar w:fldCharType="begin"/>
+      </w:r>
+      <w:r>
+        <w:instrText xml:space="preserve"> SEQ Figure \* ARABIC </w:instrText>
+      </w:r>
+      <w:r>
+        <w:fldChar w:fldCharType="separate"/>
+      </w:r>
+      <w:r>
+        <w:rPr>
+          <w:noProof/>
+        </w:rPr>
+        <w:t>29</w:t>
+      </w:r>
+      <w:r>
+        <w:fldChar w:fldCharType="end"/>
+      </w:r>
+      <w:r>
+        <w:t>- Lighthouse Performance on tips.html</w:t>
+      </w:r>
+    </w:p>
+    <w:p>
+      <w:pPr>
+        <w:pStyle w:val="Caption"/>
+        <w:keepNext/>
+        <w:jc w:val="center"/>
+      </w:pPr>
+      <w:r>
+        <w:rPr>
+          <w:noProof/>
+        </w:rPr>
+        <w:lastRenderedPageBreak/>
+        <w:drawing>
+          <wp:inline distT="0" distB="0" distL="0" distR="0" wp14:anchorId="238E12A3" wp14:editId="44410ECC">
+            <wp:extent cx="5274310" cy="6242050"/>
+            <wp:effectExtent l="0" t="0" r="2540" b="6350"/>
+            <wp:docPr id="826093177" name="Picture 1"/>
+            <wp:cNvGraphicFramePr>
+              <a:graphicFrameLocks xmlns:a="http://schemas.openxmlformats.org/drawingml/2006/main" noChangeAspect="1"/>
+            </wp:cNvGraphicFramePr>
+            <a:graphic xmlns:a="http://schemas.openxmlformats.org/drawingml/2006/main">
+              <a:graphicData uri="http://schemas.openxmlformats.org/drawingml/2006/picture">
+                <pic:pic xmlns:pic="http://schemas.openxmlformats.org/drawingml/2006/picture">
+                  <pic:nvPicPr>
+                    <pic:cNvPr id="826093177" name=""/>
+                    <pic:cNvPicPr/>
+                  </pic:nvPicPr>
+                  <pic:blipFill>
+                    <a:blip r:embed="rId35"/>
+                    <a:stretch>
+                      <a:fillRect/>
+                    </a:stretch>
+                  </pic:blipFill>
+                  <pic:spPr>
+                    <a:xfrm>
+                      <a:off x="0" y="0"/>
+                      <a:ext cx="5274310" cy="6242050"/>
+                    </a:xfrm>
+                    <a:prstGeom prst="rect">
+                      <a:avLst/>
+                    </a:prstGeom>
+                  </pic:spPr>
+                </pic:pic>
+              </a:graphicData>
+            </a:graphic>
+          </wp:inline>
+        </w:drawing>
+      </w:r>
+    </w:p>
+    <w:p>
+      <w:pPr>
+        <w:pStyle w:val="Caption"/>
+        <w:jc w:val="center"/>
+      </w:pPr>
+      <w:r>
+        <w:t xml:space="preserve">Figure </w:t>
+      </w:r>
+      <w:r>
+        <w:fldChar w:fldCharType="begin"/>
+      </w:r>
+      <w:r>
+        <w:instrText xml:space="preserve"> SEQ Figure \* ARABIC </w:instrText>
+      </w:r>
+      <w:r>
+        <w:fldChar w:fldCharType="separate"/>
+      </w:r>
+      <w:r>
+        <w:rPr>
+          <w:noProof/>
+        </w:rPr>
+        <w:t>30</w:t>
+      </w:r>
+      <w:r>
+        <w:fldChar w:fldCharType="end"/>
+      </w:r>
+      <w:r>
+        <w:t xml:space="preserve"> </w:t>
+      </w:r>
+      <w:r>
+        <w:t>- Lighthouse Accessibility on tips.html</w:t>
+      </w:r>
+    </w:p>
+    <w:p>
+      <w:pPr>
+        <w:pStyle w:val="Caption"/>
+        <w:jc w:val="center"/>
+      </w:pPr>
+    </w:p>
+    <w:p>
+      <w:pPr>
+        <w:spacing w:line="240" w:lineRule="auto"/>
+        <w:jc w:val="center"/>
+      </w:pPr>
+    </w:p>
+    <w:p>
+      <w:pPr>
+        <w:spacing w:line="240" w:lineRule="auto"/>
+        <w:jc w:val="center"/>
+      </w:pPr>
+    </w:p>
+    <w:p>
+      <w:pPr>
+        <w:spacing w:line="240" w:lineRule="auto"/>
+        <w:jc w:val="center"/>
+      </w:pPr>
+    </w:p>
+    <w:p>
+      <w:pPr>
+        <w:spacing w:line="240" w:lineRule="auto"/>
+        <w:jc w:val="center"/>
+      </w:pPr>
+    </w:p>
+    <w:p>
+      <w:pPr>
+        <w:spacing w:line="240" w:lineRule="auto"/>
+        <w:jc w:val="center"/>
+      </w:pPr>
+    </w:p>
+    <w:p>
+      <w:pPr>
+        <w:pStyle w:val="Heading2"/>
+        <w:spacing w:line="240" w:lineRule="auto"/>
+        <w:jc w:val="center"/>
+      </w:pPr>
+      <w:r>
+        <w:rPr>
+          <w:noProof/>
+          <w:lang w:val="en-US"/>
+        </w:rPr>
+        <w:lastRenderedPageBreak/>
+        <w:drawing>
+          <wp:inline distT="0" distB="0" distL="0" distR="0" wp14:anchorId="7F48D8DC" wp14:editId="2ED07676">
+            <wp:extent cx="5274310" cy="5006340"/>
+            <wp:effectExtent l="0" t="0" r="2540" b="3810"/>
+            <wp:docPr id="185819943" name="Picture 1"/>
+            <wp:cNvGraphicFramePr>
+              <a:graphicFrameLocks xmlns:a="http://schemas.openxmlformats.org/drawingml/2006/main" noChangeAspect="1"/>
+            </wp:cNvGraphicFramePr>
+            <a:graphic xmlns:a="http://schemas.openxmlformats.org/drawingml/2006/main">
+              <a:graphicData uri="http://schemas.openxmlformats.org/drawingml/2006/picture">
+                <pic:pic xmlns:pic="http://schemas.openxmlformats.org/drawingml/2006/picture">
+                  <pic:nvPicPr>
+                    <pic:cNvPr id="185819943" name=""/>
+                    <pic:cNvPicPr/>
+                  </pic:nvPicPr>
+                  <pic:blipFill>
+                    <a:blip r:embed="rId36"/>
+                    <a:stretch>
+                      <a:fillRect/>
+                    </a:stretch>
+                  </pic:blipFill>
+                  <pic:spPr>
+                    <a:xfrm>
+                      <a:off x="0" y="0"/>
+                      <a:ext cx="5274310" cy="5006340"/>
+                    </a:xfrm>
+                    <a:prstGeom prst="rect">
+                      <a:avLst/>
+                    </a:prstGeom>
+                  </pic:spPr>
+                </pic:pic>
+              </a:graphicData>
+            </a:graphic>
+          </wp:inline>
+        </w:drawing>
+      </w:r>
+    </w:p>
+    <w:p>
+      <w:pPr>
+        <w:pStyle w:val="Caption"/>
+        <w:jc w:val="center"/>
+      </w:pPr>
+      <w:r>
+        <w:t xml:space="preserve">Figure </w:t>
+      </w:r>
+      <w:r>
+        <w:fldChar w:fldCharType="begin"/>
+      </w:r>
+      <w:r>
+        <w:instrText xml:space="preserve"> SEQ Figure \* ARABIC </w:instrText>
+      </w:r>
+      <w:r>
+        <w:fldChar w:fldCharType="separate"/>
+      </w:r>
+      <w:r>
+        <w:rPr>
+          <w:noProof/>
+        </w:rPr>
+        <w:t>31</w:t>
+      </w:r>
+      <w:r>
+        <w:fldChar w:fldCharType="end"/>
+      </w:r>
+      <w:r>
+        <w:t xml:space="preserve"> – Lighthouse Best Practices on tips.html</w:t>
+      </w:r>
+    </w:p>
+    <w:p>
+      <w:pPr>
+        <w:pStyle w:val="Caption"/>
+        <w:jc w:val="center"/>
+      </w:pPr>
+    </w:p>
+    <w:p>
+      <w:pPr>
+        <w:spacing w:line="240" w:lineRule="auto"/>
+        <w:jc w:val="center"/>
+      </w:pPr>
+    </w:p>
+    <w:p>
+      <w:pPr>
+        <w:spacing w:line="240" w:lineRule="auto"/>
+        <w:jc w:val="center"/>
+      </w:pPr>
+    </w:p>
+    <w:p>
+      <w:pPr>
+        <w:spacing w:line="240" w:lineRule="auto"/>
+        <w:jc w:val="center"/>
+      </w:pPr>
+    </w:p>
+    <w:p>
+      <w:pPr>
+        <w:spacing w:line="240" w:lineRule="auto"/>
+        <w:jc w:val="center"/>
+      </w:pPr>
+    </w:p>
+    <w:p>
+      <w:pPr>
+        <w:spacing w:line="240" w:lineRule="auto"/>
+        <w:jc w:val="center"/>
+      </w:pPr>
+    </w:p>
+    <w:p>
+      <w:pPr>
+        <w:spacing w:line="240" w:lineRule="auto"/>
+        <w:jc w:val="center"/>
+      </w:pPr>
+    </w:p>
+    <w:p>
+      <w:pPr>
+        <w:spacing w:line="240" w:lineRule="auto"/>
+        <w:jc w:val="center"/>
+      </w:pPr>
+    </w:p>
+    <w:p>
+      <w:pPr>
+        <w:spacing w:line="240" w:lineRule="auto"/>
+        <w:jc w:val="center"/>
+      </w:pPr>
+    </w:p>
+    <w:p>
+      <w:pPr>
+        <w:spacing w:line="240" w:lineRule="auto"/>
+        <w:jc w:val="center"/>
+      </w:pPr>
+    </w:p>
+    <w:p>
+      <w:pPr>
+        <w:keepNext/>
+        <w:spacing w:line="240" w:lineRule="auto"/>
+        <w:jc w:val="center"/>
+      </w:pPr>
+      <w:r>
+        <w:rPr>
+          <w:noProof/>
+        </w:rPr>
+        <w:lastRenderedPageBreak/>
+        <w:drawing>
+          <wp:inline distT="0" distB="0" distL="0" distR="0" wp14:anchorId="5E9DEDF3" wp14:editId="34E183CC">
+            <wp:extent cx="5274310" cy="4782185"/>
+            <wp:effectExtent l="0" t="0" r="2540" b="0"/>
+            <wp:docPr id="691862891" name="Picture 1"/>
+            <wp:cNvGraphicFramePr>
+              <a:graphicFrameLocks xmlns:a="http://schemas.openxmlformats.org/drawingml/2006/main" noChangeAspect="1"/>
+            </wp:cNvGraphicFramePr>
+            <a:graphic xmlns:a="http://schemas.openxmlformats.org/drawingml/2006/main">
+              <a:graphicData uri="http://schemas.openxmlformats.org/drawingml/2006/picture">
+                <pic:pic xmlns:pic="http://schemas.openxmlformats.org/drawingml/2006/picture">
+                  <pic:nvPicPr>
+                    <pic:cNvPr id="691862891" name=""/>
+                    <pic:cNvPicPr/>
+                  </pic:nvPicPr>
+                  <pic:blipFill>
+                    <a:blip r:embed="rId37"/>
+                    <a:stretch>
+                      <a:fillRect/>
+                    </a:stretch>
+                  </pic:blipFill>
+                  <pic:spPr>
+                    <a:xfrm>
+                      <a:off x="0" y="0"/>
+                      <a:ext cx="5274310" cy="4782185"/>
+                    </a:xfrm>
+                    <a:prstGeom prst="rect">
+                      <a:avLst/>
+                    </a:prstGeom>
+                  </pic:spPr>
+                </pic:pic>
+              </a:graphicData>
+            </a:graphic>
+          </wp:inline>
+        </w:drawing>
+      </w:r>
+    </w:p>
+    <w:p>
+      <w:pPr>
+        <w:pStyle w:val="Caption"/>
+        <w:jc w:val="center"/>
+      </w:pPr>
+      <w:r>
+        <w:t xml:space="preserve">Figure </w:t>
+      </w:r>
+      <w:r>
+        <w:fldChar w:fldCharType="begin"/>
+      </w:r>
+      <w:r>
+        <w:instrText xml:space="preserve"> SEQ Figure \* ARABIC </w:instrText>
+      </w:r>
+      <w:r>
+        <w:fldChar w:fldCharType="separate"/>
+      </w:r>
+      <w:r>
+        <w:rPr>
+          <w:noProof/>
+        </w:rPr>
+        <w:t>32</w:t>
+      </w:r>
+      <w:r>
+        <w:fldChar w:fldCharType="end"/>
+      </w:r>
+      <w:r>
+        <w:t xml:space="preserve"> </w:t>
+      </w:r>
+      <w:r>
+        <w:t xml:space="preserve">– Lighthouse </w:t>
+      </w:r>
+      <w:r>
+        <w:t>SEO</w:t>
+      </w:r>
+      <w:r>
+        <w:t xml:space="preserve"> on tips.html</w:t>
+      </w:r>
+    </w:p>
+    <w:p>
+      <w:pPr>
+        <w:pStyle w:val="Caption"/>
+        <w:jc w:val="center"/>
+      </w:pPr>
+    </w:p>
+    <w:p>
+      <w:pPr>
+        <w:spacing w:line="240" w:lineRule="auto"/>
+        <w:jc w:val="center"/>
+      </w:pPr>
+    </w:p>
+    <w:p>
+      <w:pPr>
+        <w:spacing w:line="240" w:lineRule="auto"/>
+        <w:jc w:val="center"/>
+      </w:pPr>
+    </w:p>
+    <w:p>
+      <w:pPr>
+        <w:keepNext/>
+        <w:spacing w:line="240" w:lineRule="auto"/>
+        <w:jc w:val="center"/>
+      </w:pPr>
+      <w:r>
+        <w:rPr>
+          <w:noProof/>
+        </w:rPr>
+        <w:lastRenderedPageBreak/>
+        <w:drawing>
+          <wp:inline distT="0" distB="0" distL="0" distR="0" wp14:anchorId="32C29AC6" wp14:editId="1DDB9D2A">
+            <wp:extent cx="4384762" cy="8343900"/>
+            <wp:effectExtent l="0" t="0" r="0" b="0"/>
+            <wp:docPr id="738566658" name="Picture 1"/>
+            <wp:cNvGraphicFramePr>
+              <a:graphicFrameLocks xmlns:a="http://schemas.openxmlformats.org/drawingml/2006/main" noChangeAspect="1"/>
+            </wp:cNvGraphicFramePr>
+            <a:graphic xmlns:a="http://schemas.openxmlformats.org/drawingml/2006/main">
+              <a:graphicData uri="http://schemas.openxmlformats.org/drawingml/2006/picture">
+                <pic:pic xmlns:pic="http://schemas.openxmlformats.org/drawingml/2006/picture">
+                  <pic:nvPicPr>
+                    <pic:cNvPr id="738566658" name=""/>
+                    <pic:cNvPicPr/>
+                  </pic:nvPicPr>
+                  <pic:blipFill>
+                    <a:blip r:embed="rId38"/>
+                    <a:stretch>
+                      <a:fillRect/>
+                    </a:stretch>
+                  </pic:blipFill>
+                  <pic:spPr>
+                    <a:xfrm>
+                      <a:off x="0" y="0"/>
+                      <a:ext cx="4386817" cy="8347811"/>
+                    </a:xfrm>
+                    <a:prstGeom prst="rect">
+                      <a:avLst/>
+                    </a:prstGeom>
+                  </pic:spPr>
+                </pic:pic>
+              </a:graphicData>
+            </a:graphic>
+          </wp:inline>
+        </w:drawing>
+      </w:r>
+    </w:p>
+    <w:p>
+      <w:pPr>
+        <w:pStyle w:val="Caption"/>
+        <w:jc w:val="center"/>
+      </w:pPr>
+      <w:r>
+        <w:t xml:space="preserve">Figure </w:t>
+      </w:r>
+      <w:r>
+        <w:fldChar w:fldCharType="begin"/>
+      </w:r>
+      <w:r>
+        <w:instrText xml:space="preserve"> SEQ Figure \* ARABIC </w:instrText>
+      </w:r>
+      <w:r>
+        <w:fldChar w:fldCharType="separate"/>
+      </w:r>
+      <w:r>
+        <w:rPr>
+          <w:noProof/>
+        </w:rPr>
+        <w:t>33</w:t>
+      </w:r>
+      <w:r>
+        <w:fldChar w:fldCharType="end"/>
+      </w:r>
+      <w:r>
+        <w:t xml:space="preserve"> – Lighthouse Performance on about.html</w:t>
+      </w:r>
+    </w:p>
+    <w:p>
+      <w:pPr>
+        <w:spacing w:line="240" w:lineRule="auto"/>
+        <w:jc w:val="center"/>
+      </w:pPr>
+    </w:p>
+    <w:p>
+      <w:pPr>
+        <w:spacing w:line="240" w:lineRule="auto"/>
+        <w:jc w:val="center"/>
+      </w:pPr>
+    </w:p>
+    <w:p>
+      <w:pPr>
+        <w:spacing w:line="240" w:lineRule="auto"/>
+        <w:jc w:val="center"/>
+      </w:pPr>
+    </w:p>
+    <w:p>
+      <w:pPr>
+        <w:keepNext/>
+        <w:spacing w:line="240" w:lineRule="auto"/>
+        <w:jc w:val="center"/>
+      </w:pPr>
+      <w:r>
+        <w:rPr>
+          <w:noProof/>
+        </w:rPr>
+        <w:drawing>
+          <wp:inline distT="0" distB="0" distL="0" distR="0" wp14:anchorId="1F7FCAA5" wp14:editId="3E355D0D">
+            <wp:extent cx="5274310" cy="6234430"/>
+            <wp:effectExtent l="0" t="0" r="2540" b="0"/>
+            <wp:docPr id="1084012910" name="Picture 1"/>
+            <wp:cNvGraphicFramePr>
+              <a:graphicFrameLocks xmlns:a="http://schemas.openxmlformats.org/drawingml/2006/main" noChangeAspect="1"/>
+            </wp:cNvGraphicFramePr>
+            <a:graphic xmlns:a="http://schemas.openxmlformats.org/drawingml/2006/main">
+              <a:graphicData uri="http://schemas.openxmlformats.org/drawingml/2006/picture">
+                <pic:pic xmlns:pic="http://schemas.openxmlformats.org/drawingml/2006/picture">
+                  <pic:nvPicPr>
+                    <pic:cNvPr id="1084012910" name=""/>
+                    <pic:cNvPicPr/>
+                  </pic:nvPicPr>
+                  <pic:blipFill>
+                    <a:blip r:embed="rId39"/>
+                    <a:stretch>
+                      <a:fillRect/>
+                    </a:stretch>
+                  </pic:blipFill>
+                  <pic:spPr>
+                    <a:xfrm>
+                      <a:off x="0" y="0"/>
+                      <a:ext cx="5274310" cy="6234430"/>
+                    </a:xfrm>
+                    <a:prstGeom prst="rect">
+                      <a:avLst/>
+                    </a:prstGeom>
+                  </pic:spPr>
+                </pic:pic>
+              </a:graphicData>
+            </a:graphic>
+          </wp:inline>
+        </w:drawing>
+      </w:r>
+    </w:p>
+    <w:p>
+      <w:pPr>
+        <w:pStyle w:val="Caption"/>
+        <w:jc w:val="center"/>
+      </w:pPr>
+      <w:r>
+        <w:t xml:space="preserve">Figure </w:t>
+      </w:r>
+      <w:r>
+        <w:fldChar w:fldCharType="begin"/>
+      </w:r>
+      <w:r>
+        <w:instrText xml:space="preserve"> SEQ Figure \* ARABIC </w:instrText>
+      </w:r>
+      <w:r>
+        <w:fldChar w:fldCharType="separate"/>
+      </w:r>
+      <w:r>
+        <w:rPr>
+          <w:noProof/>
+        </w:rPr>
+        <w:t>34</w:t>
+      </w:r>
+      <w:r>
+        <w:fldChar w:fldCharType="end"/>
+      </w:r>
+      <w:r>
+        <w:t xml:space="preserve"> -</w:t>
+      </w:r>
+      <w:r>
+        <w:t xml:space="preserve"> </w:t>
+      </w:r>
+      <w:r>
+        <w:t>Lighthouse Accessibility on about.html</w:t>
+      </w:r>
+    </w:p>
+    <w:p>
+      <w:pPr>
+        <w:spacing w:line="240" w:lineRule="auto"/>
+        <w:jc w:val="center"/>
+      </w:pPr>
+    </w:p>
+    <w:p>
+      <w:pPr>
+        <w:spacing w:line="240" w:lineRule="auto"/>
+        <w:jc w:val="center"/>
+      </w:pPr>
+    </w:p>
+    <w:p>
+      <w:pPr>
+        <w:spacing w:line="240" w:lineRule="auto"/>
+        <w:jc w:val="center"/>
+      </w:pPr>
+    </w:p>
+    <w:p>
+      <w:pPr>
+        <w:pStyle w:val="Heading2"/>
+        <w:spacing w:line="240" w:lineRule="auto"/>
+        <w:jc w:val="center"/>
+      </w:pPr>
+      <w:r>
+        <w:rPr>
+          <w:noProof/>
+          <w:lang w:val="en-US"/>
+        </w:rPr>
+        <w:lastRenderedPageBreak/>
+        <w:drawing>
+          <wp:inline distT="0" distB="0" distL="0" distR="0" wp14:anchorId="49C1192B" wp14:editId="2570F37F">
+            <wp:extent cx="5274310" cy="4999990"/>
+            <wp:effectExtent l="0" t="0" r="2540" b="0"/>
+            <wp:docPr id="1334624512" name="Picture 1"/>
+            <wp:cNvGraphicFramePr>
+              <a:graphicFrameLocks xmlns:a="http://schemas.openxmlformats.org/drawingml/2006/main" noChangeAspect="1"/>
+            </wp:cNvGraphicFramePr>
+            <a:graphic xmlns:a="http://schemas.openxmlformats.org/drawingml/2006/main">
+              <a:graphicData uri="http://schemas.openxmlformats.org/drawingml/2006/picture">
+                <pic:pic xmlns:pic="http://schemas.openxmlformats.org/drawingml/2006/picture">
+                  <pic:nvPicPr>
+                    <pic:cNvPr id="1334624512" name=""/>
+                    <pic:cNvPicPr/>
+                  </pic:nvPicPr>
+                  <pic:blipFill>
+                    <a:blip r:embed="rId40"/>
+                    <a:stretch>
+                      <a:fillRect/>
+                    </a:stretch>
+                  </pic:blipFill>
+                  <pic:spPr>
+                    <a:xfrm>
+                      <a:off x="0" y="0"/>
+                      <a:ext cx="5274310" cy="4999990"/>
+                    </a:xfrm>
+                    <a:prstGeom prst="rect">
+                      <a:avLst/>
+                    </a:prstGeom>
+                  </pic:spPr>
+                </pic:pic>
+              </a:graphicData>
+            </a:graphic>
+          </wp:inline>
+        </w:drawing>
+      </w:r>
+    </w:p>
+    <w:p>
+      <w:pPr>
+        <w:pStyle w:val="Caption"/>
+        <w:jc w:val="center"/>
+      </w:pPr>
+      <w:r>
+        <w:t xml:space="preserve">Figure </w:t>
+      </w:r>
+      <w:r>
+        <w:fldChar w:fldCharType="begin"/>
+      </w:r>
+      <w:r>
+        <w:instrText xml:space="preserve"> SEQ Figure \* ARABIC </w:instrText>
+      </w:r>
+      <w:r>
+        <w:fldChar w:fldCharType="separate"/>
+      </w:r>
+      <w:r>
+        <w:rPr>
+          <w:noProof/>
+        </w:rPr>
+        <w:t>35</w:t>
+      </w:r>
+      <w:r>
+        <w:fldChar w:fldCharType="end"/>
+      </w:r>
+      <w:r>
+        <w:t xml:space="preserve"> -</w:t>
+      </w:r>
+      <w:r>
+        <w:t xml:space="preserve"> </w:t>
+      </w:r>
+      <w:r>
+        <w:t>Lighthouse Best Practices on about.html</w:t>
+      </w:r>
+    </w:p>
+    <w:p>
+      <w:pPr>
+        <w:pStyle w:val="Caption"/>
+        <w:jc w:val="center"/>
+      </w:pPr>
+    </w:p>
+    <w:p>
+      <w:pPr>
+        <w:pStyle w:val="Heading2"/>
+        <w:spacing w:line="240" w:lineRule="auto"/>
+        <w:jc w:val="center"/>
+      </w:pPr>
+      <w:r>
+        <w:rPr>
+          <w:noProof/>
+          <w:lang w:val="en-US"/>
+        </w:rPr>
+        <w:lastRenderedPageBreak/>
+        <w:drawing>
+          <wp:inline distT="0" distB="0" distL="0" distR="0" wp14:anchorId="0D117E86" wp14:editId="4EB74379">
+            <wp:extent cx="5274310" cy="4822825"/>
+            <wp:effectExtent l="0" t="0" r="2540" b="0"/>
+            <wp:docPr id="64420084" name="Picture 1"/>
+            <wp:cNvGraphicFramePr>
+              <a:graphicFrameLocks xmlns:a="http://schemas.openxmlformats.org/drawingml/2006/main" noChangeAspect="1"/>
+            </wp:cNvGraphicFramePr>
+            <a:graphic xmlns:a="http://schemas.openxmlformats.org/drawingml/2006/main">
+              <a:graphicData uri="http://schemas.openxmlformats.org/drawingml/2006/picture">
+                <pic:pic xmlns:pic="http://schemas.openxmlformats.org/drawingml/2006/picture">
+                  <pic:nvPicPr>
+                    <pic:cNvPr id="64420084" name=""/>
+                    <pic:cNvPicPr/>
+                  </pic:nvPicPr>
+                  <pic:blipFill>
+                    <a:blip r:embed="rId41"/>
+                    <a:stretch>
+                      <a:fillRect/>
+                    </a:stretch>
+                  </pic:blipFill>
+                  <pic:spPr>
+                    <a:xfrm>
+                      <a:off x="0" y="0"/>
+                      <a:ext cx="5274310" cy="4822825"/>
+                    </a:xfrm>
+                    <a:prstGeom prst="rect">
+                      <a:avLst/>
+                    </a:prstGeom>
+                  </pic:spPr>
+                </pic:pic>
+              </a:graphicData>
+            </a:graphic>
+          </wp:inline>
+        </w:drawing>
+      </w:r>
+    </w:p>
+    <w:p>
+      <w:pPr>
+        <w:pStyle w:val="Caption"/>
+        <w:jc w:val="center"/>
+      </w:pPr>
+      <w:r>
+        <w:t xml:space="preserve">Figure </w:t>
+      </w:r>
+      <w:r>
+        <w:fldChar w:fldCharType="begin"/>
+      </w:r>
+      <w:r>
+        <w:instrText xml:space="preserve"> SEQ Figure \* ARABIC </w:instrText>
+      </w:r>
+      <w:r>
+        <w:fldChar w:fldCharType="separate"/>
+      </w:r>
+      <w:r>
+        <w:rPr>
+          <w:noProof/>
+        </w:rPr>
+        <w:t>36</w:t>
+      </w:r>
+      <w:r>
+        <w:fldChar w:fldCharType="end"/>
+      </w:r>
+      <w:r>
+        <w:t xml:space="preserve"> -</w:t>
+      </w:r>
+      <w:r>
+        <w:t xml:space="preserve"> </w:t>
+      </w:r>
+      <w:r>
+        <w:t>Lighthouse SEO on about.html</w:t>
+      </w:r>
+    </w:p>
+    <w:p>
+      <w:pPr>
+        <w:pStyle w:val="Caption"/>
+        <w:jc w:val="center"/>
+      </w:pPr>
+    </w:p>
+    <w:p>
+      <w:pPr>
+        <w:pStyle w:val="Heading2"/>
+        <w:spacing w:line="240" w:lineRule="auto"/>
+        <w:jc w:val="center"/>
+      </w:pPr>
+      <w:r>
+        <w:rPr>
+          <w:noProof/>
+          <w:lang w:val="en-US"/>
+        </w:rPr>
+        <w:lastRenderedPageBreak/>
+        <w:drawing>
+          <wp:inline distT="0" distB="0" distL="0" distR="0" wp14:anchorId="7621AE4E" wp14:editId="471EE4F0">
+            <wp:extent cx="4526586" cy="8362950"/>
+            <wp:effectExtent l="0" t="0" r="7620" b="0"/>
+            <wp:docPr id="1787437695" name="Picture 1"/>
+            <wp:cNvGraphicFramePr>
+              <a:graphicFrameLocks xmlns:a="http://schemas.openxmlformats.org/drawingml/2006/main" noChangeAspect="1"/>
+            </wp:cNvGraphicFramePr>
+            <a:graphic xmlns:a="http://schemas.openxmlformats.org/drawingml/2006/main">
+              <a:graphicData uri="http://schemas.openxmlformats.org/drawingml/2006/picture">
+                <pic:pic xmlns:pic="http://schemas.openxmlformats.org/drawingml/2006/picture">
+                  <pic:nvPicPr>
+                    <pic:cNvPr id="1787437695" name=""/>
+                    <pic:cNvPicPr/>
+                  </pic:nvPicPr>
+                  <pic:blipFill>
+                    <a:blip r:embed="rId42"/>
+                    <a:stretch>
+                      <a:fillRect/>
+                    </a:stretch>
+                  </pic:blipFill>
+                  <pic:spPr>
+                    <a:xfrm>
+                      <a:off x="0" y="0"/>
+                      <a:ext cx="4530257" cy="8369733"/>
+                    </a:xfrm>
+                    <a:prstGeom prst="rect">
+                      <a:avLst/>
+                    </a:prstGeom>
+                  </pic:spPr>
+                </pic:pic>
+              </a:graphicData>
+            </a:graphic>
+          </wp:inline>
+        </w:drawing>
+      </w:r>
+    </w:p>
+    <w:p>
+      <w:pPr>
+        <w:pStyle w:val="Caption"/>
+        <w:jc w:val="center"/>
+      </w:pPr>
+      <w:r>
+        <w:t xml:space="preserve">Figure </w:t>
+      </w:r>
+      <w:r>
+        <w:fldChar w:fldCharType="begin"/>
+      </w:r>
+      <w:r>
+        <w:instrText xml:space="preserve"> SEQ Figure \* ARABIC </w:instrText>
+      </w:r>
+      <w:r>
+        <w:fldChar w:fldCharType="separate"/>
+      </w:r>
+      <w:r>
+        <w:rPr>
+          <w:noProof/>
+        </w:rPr>
+        <w:t>37</w:t>
+      </w:r>
+      <w:r>
+        <w:fldChar w:fldCharType="end"/>
+      </w:r>
+      <w:r>
+        <w:t xml:space="preserve"> – Lighthouse Performance on contact.html</w:t>
+      </w:r>
+    </w:p>
+    <w:p>
+      <w:pPr>
+        <w:pStyle w:val="Heading2"/>
+        <w:spacing w:line="240" w:lineRule="auto"/>
+        <w:jc w:val="center"/>
+      </w:pPr>
+      <w:r>
+        <w:rPr>
+          <w:noProof/>
+          <w:lang w:val="en-US"/>
+        </w:rPr>
+        <w:lastRenderedPageBreak/>
+        <w:drawing>
+          <wp:inline distT="0" distB="0" distL="0" distR="0" wp14:anchorId="391EDD9A" wp14:editId="53C89EF5">
+            <wp:extent cx="5274310" cy="6201410"/>
+            <wp:effectExtent l="0" t="0" r="2540" b="8890"/>
+            <wp:docPr id="1447696888" name="Picture 1"/>
+            <wp:cNvGraphicFramePr>
+              <a:graphicFrameLocks xmlns:a="http://schemas.openxmlformats.org/drawingml/2006/main" noChangeAspect="1"/>
+            </wp:cNvGraphicFramePr>
+            <a:graphic xmlns:a="http://schemas.openxmlformats.org/drawingml/2006/main">
+              <a:graphicData uri="http://schemas.openxmlformats.org/drawingml/2006/picture">
+                <pic:pic xmlns:pic="http://schemas.openxmlformats.org/drawingml/2006/picture">
+                  <pic:nvPicPr>
+                    <pic:cNvPr id="1447696888" name=""/>
+                    <pic:cNvPicPr/>
+                  </pic:nvPicPr>
+                  <pic:blipFill>
+                    <a:blip r:embed="rId43"/>
+                    <a:stretch>
+                      <a:fillRect/>
+                    </a:stretch>
+                  </pic:blipFill>
+                  <pic:spPr>
+                    <a:xfrm>
+                      <a:off x="0" y="0"/>
+                      <a:ext cx="5274310" cy="6201410"/>
+                    </a:xfrm>
+                    <a:prstGeom prst="rect">
+                      <a:avLst/>
+                    </a:prstGeom>
+                  </pic:spPr>
+                </pic:pic>
+              </a:graphicData>
+            </a:graphic>
+          </wp:inline>
+        </w:drawing>
+      </w:r>
+    </w:p>
+    <w:p>
+      <w:pPr>
+        <w:pStyle w:val="Caption"/>
+        <w:jc w:val="center"/>
+      </w:pPr>
+      <w:r>
+        <w:t xml:space="preserve">Figure </w:t>
+      </w:r>
+      <w:r>
+        <w:fldChar w:fldCharType="begin"/>
+      </w:r>
+      <w:r>
+        <w:instrText xml:space="preserve"> SEQ Figure \* ARABIC </w:instrText>
+      </w:r>
+      <w:r>
+        <w:fldChar w:fldCharType="separate"/>
+      </w:r>
+      <w:r>
+        <w:rPr>
+          <w:noProof/>
+        </w:rPr>
+        <w:t>38</w:t>
+      </w:r>
+      <w:r>
+        <w:fldChar w:fldCharType="end"/>
+      </w:r>
+      <w:r>
+        <w:t xml:space="preserve"> – Lighthouse Performance on contact.html</w:t>
+      </w:r>
+    </w:p>
+    <w:p>
+      <w:pPr>
+        <w:pStyle w:val="Caption"/>
+        <w:jc w:val="center"/>
+      </w:pPr>
+    </w:p>
+    <w:p>
+      <w:pPr>
+        <w:pStyle w:val="Heading2"/>
+        <w:spacing w:line="240" w:lineRule="auto"/>
+        <w:jc w:val="center"/>
+      </w:pPr>
+      <w:r>
+        <w:rPr>
+          <w:noProof/>
+          <w:lang w:val="en-US"/>
+        </w:rPr>
+        <w:lastRenderedPageBreak/>
+        <w:drawing>
+          <wp:inline distT="0" distB="0" distL="0" distR="0" wp14:anchorId="606F07C8" wp14:editId="23AA731A">
+            <wp:extent cx="5274310" cy="6127115"/>
+            <wp:effectExtent l="0" t="0" r="2540" b="6985"/>
+            <wp:docPr id="1874113391" name="Picture 1"/>
+            <wp:cNvGraphicFramePr>
+              <a:graphicFrameLocks xmlns:a="http://schemas.openxmlformats.org/drawingml/2006/main" noChangeAspect="1"/>
+            </wp:cNvGraphicFramePr>
+            <a:graphic xmlns:a="http://schemas.openxmlformats.org/drawingml/2006/main">
+              <a:graphicData uri="http://schemas.openxmlformats.org/drawingml/2006/picture">
+                <pic:pic xmlns:pic="http://schemas.openxmlformats.org/drawingml/2006/picture">
+                  <pic:nvPicPr>
+                    <pic:cNvPr id="1874113391" name=""/>
+                    <pic:cNvPicPr/>
+                  </pic:nvPicPr>
+                  <pic:blipFill>
+                    <a:blip r:embed="rId44"/>
+                    <a:stretch>
+                      <a:fillRect/>
+                    </a:stretch>
+                  </pic:blipFill>
+                  <pic:spPr>
+                    <a:xfrm>
+                      <a:off x="0" y="0"/>
+                      <a:ext cx="5274310" cy="6127115"/>
+                    </a:xfrm>
+                    <a:prstGeom prst="rect">
+                      <a:avLst/>
+                    </a:prstGeom>
+                  </pic:spPr>
+                </pic:pic>
+              </a:graphicData>
+            </a:graphic>
+          </wp:inline>
+        </w:drawing>
+      </w:r>
+    </w:p>
+    <w:p>
+      <w:pPr>
+        <w:pStyle w:val="Caption"/>
+        <w:jc w:val="center"/>
+      </w:pPr>
+      <w:r>
+        <w:t xml:space="preserve">Figure </w:t>
+      </w:r>
+      <w:r>
+        <w:fldChar w:fldCharType="begin"/>
+      </w:r>
+      <w:r>
+        <w:instrText xml:space="preserve"> SEQ Figure \* ARABIC </w:instrText>
+      </w:r>
+      <w:r>
+        <w:fldChar w:fldCharType="separate"/>
+      </w:r>
+      <w:r>
+        <w:rPr>
+          <w:noProof/>
+        </w:rPr>
+        <w:t>39</w:t>
+      </w:r>
+      <w:r>
+        <w:fldChar w:fldCharType="end"/>
+      </w:r>
+      <w:r>
+        <w:t xml:space="preserve">  – Lighthouse Performance on contact.html</w:t>
+      </w:r>
+    </w:p>
+    <w:p>
+      <w:pPr>
+        <w:pStyle w:val="Caption"/>
+        <w:jc w:val="center"/>
+      </w:pPr>
+    </w:p>
+    <w:p>
+      <w:pPr>
+        <w:pStyle w:val="Heading2"/>
+        <w:spacing w:line="240" w:lineRule="auto"/>
+        <w:jc w:val="center"/>
+      </w:pPr>
+      <w:r>
+        <w:rPr>
+          <w:noProof/>
+          <w:lang w:val="en-US"/>
+        </w:rPr>
+        <w:lastRenderedPageBreak/>
+        <w:drawing>
+          <wp:inline distT="0" distB="0" distL="0" distR="0" wp14:anchorId="4671601F" wp14:editId="2D714CC1">
+            <wp:extent cx="5274310" cy="4766310"/>
+            <wp:effectExtent l="0" t="0" r="2540" b="0"/>
+            <wp:docPr id="736445382" name="Picture 1"/>
+            <wp:cNvGraphicFramePr>
+              <a:graphicFrameLocks xmlns:a="http://schemas.openxmlformats.org/drawingml/2006/main" noChangeAspect="1"/>
+            </wp:cNvGraphicFramePr>
+            <a:graphic xmlns:a="http://schemas.openxmlformats.org/drawingml/2006/main">
+              <a:graphicData uri="http://schemas.openxmlformats.org/drawingml/2006/picture">
+                <pic:pic xmlns:pic="http://schemas.openxmlformats.org/drawingml/2006/picture">
+                  <pic:nvPicPr>
+                    <pic:cNvPr id="736445382" name=""/>
+                    <pic:cNvPicPr/>
+                  </pic:nvPicPr>
+                  <pic:blipFill>
+                    <a:blip r:embed="rId45"/>
+                    <a:stretch>
+                      <a:fillRect/>
+                    </a:stretch>
+                  </pic:blipFill>
+                  <pic:spPr>
+                    <a:xfrm>
+                      <a:off x="0" y="0"/>
+                      <a:ext cx="5274310" cy="4766310"/>
+                    </a:xfrm>
+                    <a:prstGeom prst="rect">
+                      <a:avLst/>
+                    </a:prstGeom>
+                  </pic:spPr>
+                </pic:pic>
+              </a:graphicData>
+            </a:graphic>
+          </wp:inline>
+        </w:drawing>
+      </w:r>
+    </w:p>
+    <w:p>
+      <w:pPr>
+        <w:pStyle w:val="Caption"/>
+        <w:jc w:val="center"/>
+      </w:pPr>
+      <w:r>
+        <w:t xml:space="preserve">Figure </w:t>
+      </w:r>
+      <w:r>
+        <w:fldChar w:fldCharType="begin"/>
+      </w:r>
+      <w:r>
+        <w:instrText xml:space="preserve"> SEQ Figure \* ARABIC </w:instrText>
+      </w:r>
+      <w:r>
+        <w:fldChar w:fldCharType="separate"/>
+      </w:r>
+      <w:r>
+        <w:rPr>
+          <w:noProof/>
+        </w:rPr>
+        <w:t>40</w:t>
+      </w:r>
+      <w:r>
+        <w:fldChar w:fldCharType="end"/>
+      </w:r>
+      <w:r>
+        <w:t xml:space="preserve"> – Lighthouse Performance on contact.html</w:t>
+      </w:r>
+    </w:p>
+    <w:p>
+      <w:pPr>
+        <w:pStyle w:val="Caption"/>
+      </w:pPr>
+    </w:p>
+    <w:p>
+      <w:pPr>
+        <w:pStyle w:val="Heading2"/>
+        <w:spacing w:line="480" w:lineRule="auto"/>
+        <w:rPr>
+          <w:lang w:val="en-US"/>
+        </w:rPr>
+      </w:pPr>
+    </w:p>
+    <w:p/>
+    <w:p/>
+    <w:p/>
+    <w:p/>
+    <w:p/>
+    <w:p/>
+    <w:p/>
+    <w:p/>
+    <w:p>
+      <w:pPr>
+        <w:pStyle w:val="Heading2"/>
+        <w:spacing w:line="480" w:lineRule="auto"/>
+        <w:rPr>
+          <w:lang w:val="en-US"/>
+        </w:rPr>
+      </w:pPr>
+      <w:r>
+        <w:rPr>
+          <w:lang w:val="en-US"/>
+        </w:rPr>
+        <w:lastRenderedPageBreak/>
         <w:t>Reflection on Lighthouse Audits</w:t>
       </w:r>
     </w:p>
@@ -2199,33 +5675,38 @@
         <w:spacing w:line="480" w:lineRule="auto"/>
       </w:pPr>
       <w:r>
-        <w:t>Accessibility (98): The first test I conducted flagged a low contrast button and a skipped heading level. I fixed the contrast issue by using dark text on the orange button and corrected the heading order as well, which raised the score.</w:t>
-      </w:r>
-    </w:p>
-    <w:p>
-      <w:pPr>
-        <w:spacing w:line="480" w:lineRule="auto"/>
-      </w:pPr>
-      <w:r>
-        <w:t>Performance (82 Phones vs 91 Desktop): Lighthouse throttles the CU and network on mobile in order to simulate a slow phone, so load times are higher.</w:t>
-      </w:r>
-    </w:p>
-    <w:p>
-      <w:pPr>
-        <w:spacing w:line="480" w:lineRule="auto"/>
-      </w:pPr>
-      <w:r>
-        <w:t>Best Practices (96): The only flag here is the image resolution, which refers to the thumbnails that CheapShark returns, which is outside of my control.</w:t>
-      </w:r>
-    </w:p>
-    <w:p>
-      <w:pPr>
-        <w:spacing w:line="480" w:lineRule="auto"/>
-      </w:pPr>
-    </w:p>
-    <w:p>
-      <w:pPr>
-        <w:pStyle w:val="1"/>
+        <w:t xml:space="preserve">Accessibility and SEO reached 100 on all five pages. Best Practices reached 100 on the pages without third party content (Backlog, Tips, About) but dropped to 73-77 on Home and Contact. These come from features like </w:t>
+      </w:r>
+      <w:proofErr w:type="gramStart"/>
+      <w:r>
+        <w:t>the Google</w:t>
+      </w:r>
+      <w:proofErr w:type="gramEnd"/>
+      <w:r>
+        <w:t xml:space="preserve"> Map and </w:t>
+      </w:r>
+      <w:proofErr w:type="gramStart"/>
+      <w:r>
+        <w:t xml:space="preserve">the </w:t>
+      </w:r>
+      <w:proofErr w:type="spellStart"/>
+      <w:r>
+        <w:t>CheapShark</w:t>
+      </w:r>
+      <w:proofErr w:type="spellEnd"/>
+      <w:proofErr w:type="gramEnd"/>
+      <w:r>
+        <w:t xml:space="preserve"> API images, which set third party cookies and log browser warning outside of my control. Performance was the highest on test only pages like Backlog and lowest on image heavy pages on mobile (About: 70, Home: 75) where the image load time is the main reason. </w:t>
+      </w:r>
+    </w:p>
+    <w:p>
+      <w:pPr>
+        <w:spacing w:line="480" w:lineRule="auto"/>
+      </w:pPr>
+    </w:p>
+    <w:p>
+      <w:pPr>
+        <w:pStyle w:val="Heading1"/>
         <w:spacing w:line="480" w:lineRule="auto"/>
         <w:rPr>
           <w:lang w:val="en-US"/>
@@ -2235,7 +5716,6 @@
         <w:rPr>
           <w:lang w:val="en-US"/>
         </w:rPr>
-        <w:lastRenderedPageBreak/>
         <w:t>Reflections and Challenges</w:t>
       </w:r>
     </w:p>
@@ -2244,7 +5724,15 @@
         <w:spacing w:line="480" w:lineRule="auto"/>
       </w:pPr>
       <w:r>
-        <w:t>The first challenge that I had to overcome was the issue of minimizing duplicate code. For this I had to look up for techniques and was presented with JS injections, which solved the issue completely.</w:t>
+        <w:t xml:space="preserve">The first challenge that I had to overcome was the issue of minimizing duplicate code. For this I had to look </w:t>
+      </w:r>
+      <w:proofErr w:type="gramStart"/>
+      <w:r>
+        <w:t>up for</w:t>
+      </w:r>
+      <w:proofErr w:type="gramEnd"/>
+      <w:r>
+        <w:t xml:space="preserve"> techniques and was presented with JS injections, which solved the issue completely.</w:t>
       </w:r>
     </w:p>
     <w:p>
@@ -2263,7 +5751,15 @@
         <w:spacing w:line="480" w:lineRule="auto"/>
       </w:pPr>
       <w:r>
-        <w:t>Editing vs adding was another issue, to solve this I had to use an editingId to save which game was being edited.</w:t>
+        <w:t xml:space="preserve">Editing vs adding was another issue, to solve this I had to use an </w:t>
+      </w:r>
+      <w:proofErr w:type="spellStart"/>
+      <w:r>
+        <w:t>editingId</w:t>
+      </w:r>
+      <w:proofErr w:type="spellEnd"/>
+      <w:r>
+        <w:t xml:space="preserve"> to save which game was being edited.</w:t>
       </w:r>
     </w:p>
     <w:p>
@@ -2678,7 +6174,7 @@
     <w:lsdException w:name="Unresolved Mention" w:semiHidden="1" w:unhideWhenUsed="1"/>
     <w:lsdException w:name="Smart Link" w:semiHidden="1" w:unhideWhenUsed="1"/>
   </w:latentStyles>
-  <w:style w:type="paragraph" w:default="1" w:styleId="a">
+  <w:style w:type="paragraph" w:default="1" w:styleId="Normal">
     <w:name w:val="Normal"/>
     <w:qFormat/>
     <w:rsid w:val="004849BB"/>
@@ -2686,11 +6182,11 @@
       <w:lang w:val="en-US"/>
     </w:rPr>
   </w:style>
-  <w:style w:type="paragraph" w:styleId="1">
+  <w:style w:type="paragraph" w:styleId="Heading1">
     <w:name w:val="heading 1"/>
-    <w:basedOn w:val="a"/>
-    <w:next w:val="a"/>
-    <w:link w:val="1Char"/>
+    <w:basedOn w:val="Normal"/>
+    <w:next w:val="Normal"/>
+    <w:link w:val="Heading1Char"/>
     <w:uiPriority w:val="9"/>
     <w:qFormat/>
     <w:rsid w:val="009A3A48"/>
@@ -2708,11 +6204,11 @@
       <w:lang w:val="el-GR"/>
     </w:rPr>
   </w:style>
-  <w:style w:type="paragraph" w:styleId="2">
+  <w:style w:type="paragraph" w:styleId="Heading2">
     <w:name w:val="heading 2"/>
-    <w:basedOn w:val="a"/>
-    <w:next w:val="a"/>
-    <w:link w:val="2Char"/>
+    <w:basedOn w:val="Normal"/>
+    <w:next w:val="Normal"/>
+    <w:link w:val="Heading2Char"/>
     <w:uiPriority w:val="9"/>
     <w:unhideWhenUsed/>
     <w:qFormat/>
@@ -2731,11 +6227,11 @@
       <w:lang w:val="el-GR"/>
     </w:rPr>
   </w:style>
-  <w:style w:type="paragraph" w:styleId="3">
+  <w:style w:type="paragraph" w:styleId="Heading3">
     <w:name w:val="heading 3"/>
-    <w:basedOn w:val="a"/>
-    <w:next w:val="a"/>
-    <w:link w:val="3Char"/>
+    <w:basedOn w:val="Normal"/>
+    <w:next w:val="Normal"/>
+    <w:link w:val="Heading3Char"/>
     <w:uiPriority w:val="9"/>
     <w:unhideWhenUsed/>
     <w:qFormat/>
@@ -2754,11 +6250,11 @@
       <w:lang w:val="el-GR"/>
     </w:rPr>
   </w:style>
-  <w:style w:type="paragraph" w:styleId="4">
+  <w:style w:type="paragraph" w:styleId="Heading4">
     <w:name w:val="heading 4"/>
-    <w:basedOn w:val="a"/>
-    <w:next w:val="a"/>
-    <w:link w:val="4Char"/>
+    <w:basedOn w:val="Normal"/>
+    <w:next w:val="Normal"/>
+    <w:link w:val="Heading4Char"/>
     <w:uiPriority w:val="9"/>
     <w:semiHidden/>
     <w:unhideWhenUsed/>
@@ -2778,11 +6274,11 @@
       <w:lang w:val="el-GR"/>
     </w:rPr>
   </w:style>
-  <w:style w:type="paragraph" w:styleId="5">
+  <w:style w:type="paragraph" w:styleId="Heading5">
     <w:name w:val="heading 5"/>
-    <w:basedOn w:val="a"/>
-    <w:next w:val="a"/>
-    <w:link w:val="5Char"/>
+    <w:basedOn w:val="Normal"/>
+    <w:next w:val="Normal"/>
+    <w:link w:val="Heading5Char"/>
     <w:uiPriority w:val="9"/>
     <w:semiHidden/>
     <w:unhideWhenUsed/>
@@ -2800,11 +6296,11 @@
       <w:lang w:val="el-GR"/>
     </w:rPr>
   </w:style>
-  <w:style w:type="paragraph" w:styleId="6">
+  <w:style w:type="paragraph" w:styleId="Heading6">
     <w:name w:val="heading 6"/>
-    <w:basedOn w:val="a"/>
-    <w:next w:val="a"/>
-    <w:link w:val="6Char"/>
+    <w:basedOn w:val="Normal"/>
+    <w:next w:val="Normal"/>
+    <w:link w:val="Heading6Char"/>
     <w:uiPriority w:val="9"/>
     <w:semiHidden/>
     <w:unhideWhenUsed/>
@@ -2824,11 +6320,11 @@
       <w:lang w:val="el-GR"/>
     </w:rPr>
   </w:style>
-  <w:style w:type="paragraph" w:styleId="7">
+  <w:style w:type="paragraph" w:styleId="Heading7">
     <w:name w:val="heading 7"/>
-    <w:basedOn w:val="a"/>
-    <w:next w:val="a"/>
-    <w:link w:val="7Char"/>
+    <w:basedOn w:val="Normal"/>
+    <w:next w:val="Normal"/>
+    <w:link w:val="Heading7Char"/>
     <w:uiPriority w:val="9"/>
     <w:semiHidden/>
     <w:unhideWhenUsed/>
@@ -2846,11 +6342,11 @@
       <w:lang w:val="el-GR"/>
     </w:rPr>
   </w:style>
-  <w:style w:type="paragraph" w:styleId="8">
+  <w:style w:type="paragraph" w:styleId="Heading8">
     <w:name w:val="heading 8"/>
-    <w:basedOn w:val="a"/>
-    <w:next w:val="a"/>
-    <w:link w:val="8Char"/>
+    <w:basedOn w:val="Normal"/>
+    <w:next w:val="Normal"/>
+    <w:link w:val="Heading8Char"/>
     <w:uiPriority w:val="9"/>
     <w:semiHidden/>
     <w:unhideWhenUsed/>
@@ -2870,11 +6366,11 @@
       <w:lang w:val="el-GR"/>
     </w:rPr>
   </w:style>
-  <w:style w:type="paragraph" w:styleId="9">
+  <w:style w:type="paragraph" w:styleId="Heading9">
     <w:name w:val="heading 9"/>
-    <w:basedOn w:val="a"/>
-    <w:next w:val="a"/>
-    <w:link w:val="9Char"/>
+    <w:basedOn w:val="Normal"/>
+    <w:next w:val="Normal"/>
+    <w:link w:val="Heading9Char"/>
     <w:uiPriority w:val="9"/>
     <w:semiHidden/>
     <w:unhideWhenUsed/>
@@ -2892,13 +6388,13 @@
       <w:lang w:val="el-GR"/>
     </w:rPr>
   </w:style>
-  <w:style w:type="character" w:default="1" w:styleId="a0">
+  <w:style w:type="character" w:default="1" w:styleId="DefaultParagraphFont">
     <w:name w:val="Default Paragraph Font"/>
     <w:uiPriority w:val="1"/>
     <w:semiHidden/>
     <w:unhideWhenUsed/>
   </w:style>
-  <w:style w:type="table" w:default="1" w:styleId="a1">
+  <w:style w:type="table" w:default="1" w:styleId="TableNormal">
     <w:name w:val="Normal Table"/>
     <w:uiPriority w:val="99"/>
     <w:semiHidden/>
@@ -2913,16 +6409,16 @@
       </w:tblCellMar>
     </w:tblPr>
   </w:style>
-  <w:style w:type="numbering" w:default="1" w:styleId="a2">
+  <w:style w:type="numbering" w:default="1" w:styleId="NoList">
     <w:name w:val="No List"/>
     <w:uiPriority w:val="99"/>
     <w:semiHidden/>
     <w:unhideWhenUsed/>
   </w:style>
-  <w:style w:type="character" w:customStyle="1" w:styleId="1Char">
-    <w:name w:val="Επικεφαλίδα 1 Char"/>
-    <w:basedOn w:val="a0"/>
-    <w:link w:val="1"/>
+  <w:style w:type="character" w:customStyle="1" w:styleId="Heading1Char">
+    <w:name w:val="Heading 1 Char"/>
+    <w:basedOn w:val="DefaultParagraphFont"/>
+    <w:link w:val="Heading1"/>
     <w:uiPriority w:val="9"/>
     <w:rsid w:val="009A3A48"/>
     <w:rPr>
@@ -2932,10 +6428,10 @@
       <w:szCs w:val="40"/>
     </w:rPr>
   </w:style>
-  <w:style w:type="character" w:customStyle="1" w:styleId="2Char">
-    <w:name w:val="Επικεφαλίδα 2 Char"/>
-    <w:basedOn w:val="a0"/>
-    <w:link w:val="2"/>
+  <w:style w:type="character" w:customStyle="1" w:styleId="Heading2Char">
+    <w:name w:val="Heading 2 Char"/>
+    <w:basedOn w:val="DefaultParagraphFont"/>
+    <w:link w:val="Heading2"/>
     <w:uiPriority w:val="9"/>
     <w:rsid w:val="009A3A48"/>
     <w:rPr>
@@ -2945,10 +6441,10 @@
       <w:szCs w:val="32"/>
     </w:rPr>
   </w:style>
-  <w:style w:type="character" w:customStyle="1" w:styleId="3Char">
-    <w:name w:val="Επικεφαλίδα 3 Char"/>
-    <w:basedOn w:val="a0"/>
-    <w:link w:val="3"/>
+  <w:style w:type="character" w:customStyle="1" w:styleId="Heading3Char">
+    <w:name w:val="Heading 3 Char"/>
+    <w:basedOn w:val="DefaultParagraphFont"/>
+    <w:link w:val="Heading3"/>
     <w:uiPriority w:val="9"/>
     <w:rsid w:val="009A3A48"/>
     <w:rPr>
@@ -2958,10 +6454,10 @@
       <w:szCs w:val="28"/>
     </w:rPr>
   </w:style>
-  <w:style w:type="character" w:customStyle="1" w:styleId="4Char">
-    <w:name w:val="Επικεφαλίδα 4 Char"/>
-    <w:basedOn w:val="a0"/>
-    <w:link w:val="4"/>
+  <w:style w:type="character" w:customStyle="1" w:styleId="Heading4Char">
+    <w:name w:val="Heading 4 Char"/>
+    <w:basedOn w:val="DefaultParagraphFont"/>
+    <w:link w:val="Heading4"/>
     <w:uiPriority w:val="9"/>
     <w:semiHidden/>
     <w:rsid w:val="009A3A48"/>
@@ -2972,10 +6468,10 @@
       <w:color w:val="0F4761" w:themeColor="accent1" w:themeShade="BF"/>
     </w:rPr>
   </w:style>
-  <w:style w:type="character" w:customStyle="1" w:styleId="5Char">
-    <w:name w:val="Επικεφαλίδα 5 Char"/>
-    <w:basedOn w:val="a0"/>
-    <w:link w:val="5"/>
+  <w:style w:type="character" w:customStyle="1" w:styleId="Heading5Char">
+    <w:name w:val="Heading 5 Char"/>
+    <w:basedOn w:val="DefaultParagraphFont"/>
+    <w:link w:val="Heading5"/>
     <w:uiPriority w:val="9"/>
     <w:semiHidden/>
     <w:rsid w:val="009A3A48"/>
@@ -2984,10 +6480,10 @@
       <w:color w:val="0F4761" w:themeColor="accent1" w:themeShade="BF"/>
     </w:rPr>
   </w:style>
-  <w:style w:type="character" w:customStyle="1" w:styleId="6Char">
-    <w:name w:val="Επικεφαλίδα 6 Char"/>
-    <w:basedOn w:val="a0"/>
-    <w:link w:val="6"/>
+  <w:style w:type="character" w:customStyle="1" w:styleId="Heading6Char">
+    <w:name w:val="Heading 6 Char"/>
+    <w:basedOn w:val="DefaultParagraphFont"/>
+    <w:link w:val="Heading6"/>
     <w:uiPriority w:val="9"/>
     <w:semiHidden/>
     <w:rsid w:val="009A3A48"/>
@@ -2998,10 +6494,10 @@
       <w:color w:val="595959" w:themeColor="text1" w:themeTint="A6"/>
     </w:rPr>
   </w:style>
-  <w:style w:type="character" w:customStyle="1" w:styleId="7Char">
-    <w:name w:val="Επικεφαλίδα 7 Char"/>
-    <w:basedOn w:val="a0"/>
-    <w:link w:val="7"/>
+  <w:style w:type="character" w:customStyle="1" w:styleId="Heading7Char">
+    <w:name w:val="Heading 7 Char"/>
+    <w:basedOn w:val="DefaultParagraphFont"/>
+    <w:link w:val="Heading7"/>
     <w:uiPriority w:val="9"/>
     <w:semiHidden/>
     <w:rsid w:val="009A3A48"/>
@@ -3010,10 +6506,10 @@
       <w:color w:val="595959" w:themeColor="text1" w:themeTint="A6"/>
     </w:rPr>
   </w:style>
-  <w:style w:type="character" w:customStyle="1" w:styleId="8Char">
-    <w:name w:val="Επικεφαλίδα 8 Char"/>
-    <w:basedOn w:val="a0"/>
-    <w:link w:val="8"/>
+  <w:style w:type="character" w:customStyle="1" w:styleId="Heading8Char">
+    <w:name w:val="Heading 8 Char"/>
+    <w:basedOn w:val="DefaultParagraphFont"/>
+    <w:link w:val="Heading8"/>
     <w:uiPriority w:val="9"/>
     <w:semiHidden/>
     <w:rsid w:val="009A3A48"/>
@@ -3024,10 +6520,10 @@
       <w:color w:val="272727" w:themeColor="text1" w:themeTint="D8"/>
     </w:rPr>
   </w:style>
-  <w:style w:type="character" w:customStyle="1" w:styleId="9Char">
-    <w:name w:val="Επικεφαλίδα 9 Char"/>
-    <w:basedOn w:val="a0"/>
-    <w:link w:val="9"/>
+  <w:style w:type="character" w:customStyle="1" w:styleId="Heading9Char">
+    <w:name w:val="Heading 9 Char"/>
+    <w:basedOn w:val="DefaultParagraphFont"/>
+    <w:link w:val="Heading9"/>
     <w:uiPriority w:val="9"/>
     <w:semiHidden/>
     <w:rsid w:val="009A3A48"/>
@@ -3036,11 +6532,11 @@
       <w:color w:val="272727" w:themeColor="text1" w:themeTint="D8"/>
     </w:rPr>
   </w:style>
-  <w:style w:type="paragraph" w:styleId="a3">
+  <w:style w:type="paragraph" w:styleId="Title">
     <w:name w:val="Title"/>
-    <w:basedOn w:val="a"/>
-    <w:next w:val="a"/>
-    <w:link w:val="Char"/>
+    <w:basedOn w:val="Normal"/>
+    <w:next w:val="Normal"/>
+    <w:link w:val="TitleChar"/>
     <w:uiPriority w:val="10"/>
     <w:qFormat/>
     <w:rsid w:val="009A3A48"/>
@@ -3057,10 +6553,10 @@
       <w:lang w:val="el-GR"/>
     </w:rPr>
   </w:style>
-  <w:style w:type="character" w:customStyle="1" w:styleId="Char">
-    <w:name w:val="Τίτλος Char"/>
-    <w:basedOn w:val="a0"/>
-    <w:link w:val="a3"/>
+  <w:style w:type="character" w:customStyle="1" w:styleId="TitleChar">
+    <w:name w:val="Title Char"/>
+    <w:basedOn w:val="DefaultParagraphFont"/>
+    <w:link w:val="Title"/>
     <w:uiPriority w:val="10"/>
     <w:rsid w:val="009A3A48"/>
     <w:rPr>
@@ -3071,11 +6567,11 @@
       <w:szCs w:val="56"/>
     </w:rPr>
   </w:style>
-  <w:style w:type="paragraph" w:styleId="a4">
+  <w:style w:type="paragraph" w:styleId="Subtitle">
     <w:name w:val="Subtitle"/>
-    <w:basedOn w:val="a"/>
-    <w:next w:val="a"/>
-    <w:link w:val="Char0"/>
+    <w:basedOn w:val="Normal"/>
+    <w:next w:val="Normal"/>
+    <w:link w:val="SubtitleChar"/>
     <w:uiPriority w:val="11"/>
     <w:qFormat/>
     <w:rsid w:val="009A3A48"/>
@@ -3093,10 +6589,10 @@
       <w:lang w:val="el-GR"/>
     </w:rPr>
   </w:style>
-  <w:style w:type="character" w:customStyle="1" w:styleId="Char0">
-    <w:name w:val="Υπότιτλος Char"/>
-    <w:basedOn w:val="a0"/>
-    <w:link w:val="a4"/>
+  <w:style w:type="character" w:customStyle="1" w:styleId="SubtitleChar">
+    <w:name w:val="Subtitle Char"/>
+    <w:basedOn w:val="DefaultParagraphFont"/>
+    <w:link w:val="Subtitle"/>
     <w:uiPriority w:val="11"/>
     <w:rsid w:val="009A3A48"/>
     <w:rPr>
@@ -3107,11 +6603,11 @@
       <w:szCs w:val="28"/>
     </w:rPr>
   </w:style>
-  <w:style w:type="paragraph" w:styleId="a5">
+  <w:style w:type="paragraph" w:styleId="Quote">
     <w:name w:val="Quote"/>
-    <w:basedOn w:val="a"/>
-    <w:next w:val="a"/>
-    <w:link w:val="Char1"/>
+    <w:basedOn w:val="Normal"/>
+    <w:next w:val="Normal"/>
+    <w:link w:val="QuoteChar"/>
     <w:uiPriority w:val="29"/>
     <w:qFormat/>
     <w:rsid w:val="009A3A48"/>
@@ -3126,10 +6622,10 @@
       <w:lang w:val="el-GR"/>
     </w:rPr>
   </w:style>
-  <w:style w:type="character" w:customStyle="1" w:styleId="Char1">
-    <w:name w:val="Απόσπασμα Char"/>
-    <w:basedOn w:val="a0"/>
-    <w:link w:val="a5"/>
+  <w:style w:type="character" w:customStyle="1" w:styleId="QuoteChar">
+    <w:name w:val="Quote Char"/>
+    <w:basedOn w:val="DefaultParagraphFont"/>
+    <w:link w:val="Quote"/>
     <w:uiPriority w:val="29"/>
     <w:rsid w:val="009A3A48"/>
     <w:rPr>
@@ -3138,9 +6634,9 @@
       <w:color w:val="404040" w:themeColor="text1" w:themeTint="BF"/>
     </w:rPr>
   </w:style>
-  <w:style w:type="paragraph" w:styleId="a6">
+  <w:style w:type="paragraph" w:styleId="ListParagraph">
     <w:name w:val="List Paragraph"/>
-    <w:basedOn w:val="a"/>
+    <w:basedOn w:val="Normal"/>
     <w:uiPriority w:val="34"/>
     <w:qFormat/>
     <w:rsid w:val="009A3A48"/>
@@ -3152,9 +6648,9 @@
       <w:lang w:val="el-GR"/>
     </w:rPr>
   </w:style>
-  <w:style w:type="character" w:styleId="a7">
+  <w:style w:type="character" w:styleId="IntenseEmphasis">
     <w:name w:val="Intense Emphasis"/>
-    <w:basedOn w:val="a0"/>
+    <w:basedOn w:val="DefaultParagraphFont"/>
     <w:uiPriority w:val="21"/>
     <w:qFormat/>
     <w:rsid w:val="009A3A48"/>
@@ -3164,11 +6660,11 @@
       <w:color w:val="0F4761" w:themeColor="accent1" w:themeShade="BF"/>
     </w:rPr>
   </w:style>
-  <w:style w:type="paragraph" w:styleId="a8">
+  <w:style w:type="paragraph" w:styleId="IntenseQuote">
     <w:name w:val="Intense Quote"/>
-    <w:basedOn w:val="a"/>
-    <w:next w:val="a"/>
-    <w:link w:val="Char2"/>
+    <w:basedOn w:val="Normal"/>
+    <w:next w:val="Normal"/>
+    <w:link w:val="IntenseQuoteChar"/>
     <w:uiPriority w:val="30"/>
     <w:qFormat/>
     <w:rsid w:val="009A3A48"/>
@@ -3188,10 +6684,10 @@
       <w:lang w:val="el-GR"/>
     </w:rPr>
   </w:style>
-  <w:style w:type="character" w:customStyle="1" w:styleId="Char2">
-    <w:name w:val="Έντονο απόσπ. Char"/>
-    <w:basedOn w:val="a0"/>
-    <w:link w:val="a8"/>
+  <w:style w:type="character" w:customStyle="1" w:styleId="IntenseQuoteChar">
+    <w:name w:val="Intense Quote Char"/>
+    <w:basedOn w:val="DefaultParagraphFont"/>
+    <w:link w:val="IntenseQuote"/>
     <w:uiPriority w:val="30"/>
     <w:rsid w:val="009A3A48"/>
     <w:rPr>
@@ -3200,9 +6696,9 @@
       <w:color w:val="0F4761" w:themeColor="accent1" w:themeShade="BF"/>
     </w:rPr>
   </w:style>
-  <w:style w:type="character" w:styleId="a9">
+  <w:style w:type="character" w:styleId="IntenseReference">
     <w:name w:val="Intense Reference"/>
-    <w:basedOn w:val="a0"/>
+    <w:basedOn w:val="DefaultParagraphFont"/>
     <w:uiPriority w:val="32"/>
     <w:qFormat/>
     <w:rsid w:val="009A3A48"/>
@@ -3214,9 +6710,9 @@
       <w:spacing w:val="5"/>
     </w:rPr>
   </w:style>
-  <w:style w:type="character" w:styleId="-">
+  <w:style w:type="character" w:styleId="Hyperlink">
     <w:name w:val="Hyperlink"/>
-    <w:basedOn w:val="a0"/>
+    <w:basedOn w:val="DefaultParagraphFont"/>
     <w:uiPriority w:val="99"/>
     <w:unhideWhenUsed/>
     <w:rsid w:val="005B5179"/>
@@ -3225,9 +6721,9 @@
       <w:u w:val="single"/>
     </w:rPr>
   </w:style>
-  <w:style w:type="character" w:styleId="aa">
+  <w:style w:type="character" w:styleId="UnresolvedMention">
     <w:name w:val="Unresolved Mention"/>
-    <w:basedOn w:val="a0"/>
+    <w:basedOn w:val="DefaultParagraphFont"/>
     <w:uiPriority w:val="99"/>
     <w:semiHidden/>
     <w:unhideWhenUsed/>
@@ -3237,9 +6733,9 @@
       <w:shd w:val="clear" w:color="auto" w:fill="E1DFDD"/>
     </w:rPr>
   </w:style>
-  <w:style w:type="character" w:styleId="-0">
+  <w:style w:type="character" w:styleId="FollowedHyperlink">
     <w:name w:val="FollowedHyperlink"/>
-    <w:basedOn w:val="a0"/>
+    <w:basedOn w:val="DefaultParagraphFont"/>
     <w:uiPriority w:val="99"/>
     <w:semiHidden/>
     <w:unhideWhenUsed/>
@@ -3249,10 +6745,10 @@
       <w:u w:val="single"/>
     </w:rPr>
   </w:style>
-  <w:style w:type="paragraph" w:styleId="ab">
+  <w:style w:type="paragraph" w:styleId="Caption">
     <w:name w:val="caption"/>
-    <w:basedOn w:val="a"/>
-    <w:next w:val="a"/>
+    <w:basedOn w:val="Normal"/>
+    <w:next w:val="Normal"/>
     <w:uiPriority w:val="35"/>
     <w:unhideWhenUsed/>
     <w:qFormat/>

--- a/Evangelos_Passas-PileOfShame_Report.docx
+++ b/Evangelos_Passas-PileOfShame_Report.docx
@@ -99,18 +99,8 @@
           <w:sz w:val="28"/>
           <w:szCs w:val="28"/>
         </w:rPr>
-        <w:t xml:space="preserve">Dr. Leonardos </w:t>
-      </w:r>
-      <w:proofErr w:type="spellStart"/>
-      <w:r>
-        <w:rPr>
-          <w:rFonts w:ascii="Calibri" w:eastAsia="Times New Roman" w:hAnsi="Calibri" w:cs="Calibri"/>
-          <w:sz w:val="28"/>
-          <w:szCs w:val="28"/>
-        </w:rPr>
-        <w:t>Mageiros</w:t>
-      </w:r>
-      <w:proofErr w:type="spellEnd"/>
+        <w:t>Dr. Leonardos Mageiros</w:t>
+      </w:r>
     </w:p>
     <w:p>
       <w:pPr>
@@ -352,21 +342,7 @@
         <w:rPr>
           <w:rFonts w:ascii="Calibri" w:hAnsi="Calibri" w:cs="Calibri"/>
         </w:rPr>
-        <w:t xml:space="preserve">Pile Of Shame is a website with the purpose </w:t>
-      </w:r>
-      <w:proofErr w:type="gramStart"/>
-      <w:r>
-        <w:rPr>
-          <w:rFonts w:ascii="Calibri" w:hAnsi="Calibri" w:cs="Calibri"/>
-        </w:rPr>
-        <w:t>to help</w:t>
-      </w:r>
-      <w:proofErr w:type="gramEnd"/>
-      <w:r>
-        <w:rPr>
-          <w:rFonts w:ascii="Calibri" w:hAnsi="Calibri" w:cs="Calibri"/>
-        </w:rPr>
-        <w:t xml:space="preserve"> people who </w:t>
+        <w:t xml:space="preserve">Pile Of Shame is a website with the purpose to help people who </w:t>
       </w:r>
       <w:r>
         <w:rPr>
@@ -639,16 +615,66 @@
         <w:rPr>
           <w:rFonts w:ascii="Calibri" w:hAnsi="Calibri" w:cs="Calibri"/>
         </w:rPr>
-        <w:t xml:space="preserve">ll DOM manipulation uses </w:t>
-      </w:r>
-      <w:proofErr w:type="spellStart"/>
-      <w:r>
-        <w:rPr>
-          <w:rFonts w:ascii="Calibri" w:hAnsi="Calibri" w:cs="Calibri"/>
-        </w:rPr>
-        <w:t>querySelector</w:t>
-      </w:r>
-      <w:proofErr w:type="spellEnd"/>
+        <w:t xml:space="preserve">ll DOM manipulation uses querySelector </w:t>
+      </w:r>
+      <w:r>
+        <w:rPr>
+          <w:rFonts w:ascii="Calibri" w:hAnsi="Calibri" w:cs="Calibri"/>
+        </w:rPr>
+        <w:t>/</w:t>
+      </w:r>
+      <w:r>
+        <w:rPr>
+          <w:rFonts w:ascii="Calibri" w:hAnsi="Calibri" w:cs="Calibri"/>
+        </w:rPr>
+        <w:t>querySelectorAll. Events use addEventListener.</w:t>
+      </w:r>
+    </w:p>
+    <w:p>
+      <w:pPr>
+        <w:spacing w:line="480" w:lineRule="auto"/>
+        <w:rPr>
+          <w:rFonts w:ascii="Calibri" w:hAnsi="Calibri" w:cs="Calibri"/>
+        </w:rPr>
+      </w:pPr>
+      <w:r>
+        <w:rPr>
+          <w:rFonts w:ascii="Calibri" w:hAnsi="Calibri" w:cs="Calibri"/>
+        </w:rPr>
+        <w:t>Chart.js (via CDN)</w:t>
+      </w:r>
+      <w:r>
+        <w:rPr>
+          <w:rFonts w:ascii="Calibri" w:hAnsi="Calibri" w:cs="Calibri"/>
+        </w:rPr>
+        <w:t>: T</w:t>
+      </w:r>
+      <w:r>
+        <w:rPr>
+          <w:rFonts w:ascii="Calibri" w:hAnsi="Calibri" w:cs="Calibri"/>
+        </w:rPr>
+        <w:t>he progress bar chart on the Home page.</w:t>
+      </w:r>
+    </w:p>
+    <w:p>
+      <w:pPr>
+        <w:spacing w:line="480" w:lineRule="auto"/>
+        <w:rPr>
+          <w:rFonts w:ascii="Calibri" w:hAnsi="Calibri" w:cs="Calibri"/>
+        </w:rPr>
+      </w:pPr>
+      <w:r>
+        <w:rPr>
+          <w:rFonts w:ascii="Calibri" w:hAnsi="Calibri" w:cs="Calibri"/>
+        </w:rPr>
+        <w:t>Bootstrap Icons</w:t>
+      </w:r>
+      <w:r>
+        <w:rPr>
+          <w:rFonts w:ascii="Calibri" w:hAnsi="Calibri" w:cs="Calibri"/>
+        </w:rPr>
+        <w:t>:</w:t>
+      </w:r>
       <w:r>
         <w:rPr>
           <w:rFonts w:ascii="Calibri" w:hAnsi="Calibri" w:cs="Calibri"/>
@@ -659,75 +685,27 @@
         <w:rPr>
           <w:rFonts w:ascii="Calibri" w:hAnsi="Calibri" w:cs="Calibri"/>
         </w:rPr>
-        <w:t>/</w:t>
-      </w:r>
-      <w:proofErr w:type="spellStart"/>
-      <w:r>
-        <w:rPr>
-          <w:rFonts w:ascii="Calibri" w:hAnsi="Calibri" w:cs="Calibri"/>
-        </w:rPr>
-        <w:t>querySelectorAll</w:t>
-      </w:r>
-      <w:proofErr w:type="spellEnd"/>
-      <w:r>
-        <w:rPr>
-          <w:rFonts w:ascii="Calibri" w:hAnsi="Calibri" w:cs="Calibri"/>
-        </w:rPr>
-        <w:t xml:space="preserve">. Events use </w:t>
-      </w:r>
-      <w:proofErr w:type="spellStart"/>
-      <w:r>
-        <w:rPr>
-          <w:rFonts w:ascii="Calibri" w:hAnsi="Calibri" w:cs="Calibri"/>
-        </w:rPr>
-        <w:t>addEventListener</w:t>
-      </w:r>
-      <w:proofErr w:type="spellEnd"/>
-      <w:r>
-        <w:rPr>
-          <w:rFonts w:ascii="Calibri" w:hAnsi="Calibri" w:cs="Calibri"/>
-        </w:rPr>
-        <w:t>.</w:t>
-      </w:r>
-    </w:p>
-    <w:p>
-      <w:pPr>
-        <w:spacing w:line="480" w:lineRule="auto"/>
-        <w:rPr>
-          <w:rFonts w:ascii="Calibri" w:hAnsi="Calibri" w:cs="Calibri"/>
-        </w:rPr>
-      </w:pPr>
-      <w:r>
-        <w:rPr>
-          <w:rFonts w:ascii="Calibri" w:hAnsi="Calibri" w:cs="Calibri"/>
-        </w:rPr>
-        <w:t>Chart.js (via CDN)</w:t>
-      </w:r>
-      <w:r>
-        <w:rPr>
-          <w:rFonts w:ascii="Calibri" w:hAnsi="Calibri" w:cs="Calibri"/>
-        </w:rPr>
-        <w:t>: T</w:t>
-      </w:r>
-      <w:r>
-        <w:rPr>
-          <w:rFonts w:ascii="Calibri" w:hAnsi="Calibri" w:cs="Calibri"/>
-        </w:rPr>
-        <w:t>he progress bar chart on the Home page.</w:t>
-      </w:r>
-    </w:p>
-    <w:p>
-      <w:pPr>
-        <w:spacing w:line="480" w:lineRule="auto"/>
-        <w:rPr>
-          <w:rFonts w:ascii="Calibri" w:hAnsi="Calibri" w:cs="Calibri"/>
-        </w:rPr>
-      </w:pPr>
-      <w:r>
-        <w:rPr>
-          <w:rFonts w:ascii="Calibri" w:hAnsi="Calibri" w:cs="Calibri"/>
-        </w:rPr>
-        <w:t>Bootstrap Icons</w:t>
+        <w:t>S</w:t>
+      </w:r>
+      <w:r>
+        <w:rPr>
+          <w:rFonts w:ascii="Calibri" w:hAnsi="Calibri" w:cs="Calibri"/>
+        </w:rPr>
+        <w:t>ocial and UI icons.</w:t>
+      </w:r>
+    </w:p>
+    <w:p>
+      <w:pPr>
+        <w:spacing w:line="480" w:lineRule="auto"/>
+        <w:rPr>
+          <w:rFonts w:ascii="Calibri" w:hAnsi="Calibri" w:cs="Calibri"/>
+        </w:rPr>
+      </w:pPr>
+      <w:r>
+        <w:rPr>
+          <w:rFonts w:ascii="Calibri" w:hAnsi="Calibri" w:cs="Calibri"/>
+        </w:rPr>
+        <w:t>localStorage</w:t>
       </w:r>
       <w:r>
         <w:rPr>
@@ -745,46 +723,6 @@
         <w:rPr>
           <w:rFonts w:ascii="Calibri" w:hAnsi="Calibri" w:cs="Calibri"/>
         </w:rPr>
-        <w:t>S</w:t>
-      </w:r>
-      <w:r>
-        <w:rPr>
-          <w:rFonts w:ascii="Calibri" w:hAnsi="Calibri" w:cs="Calibri"/>
-        </w:rPr>
-        <w:t>ocial and UI icons.</w:t>
-      </w:r>
-    </w:p>
-    <w:p>
-      <w:pPr>
-        <w:spacing w:line="480" w:lineRule="auto"/>
-        <w:rPr>
-          <w:rFonts w:ascii="Calibri" w:hAnsi="Calibri" w:cs="Calibri"/>
-        </w:rPr>
-      </w:pPr>
-      <w:proofErr w:type="spellStart"/>
-      <w:r>
-        <w:rPr>
-          <w:rFonts w:ascii="Calibri" w:hAnsi="Calibri" w:cs="Calibri"/>
-        </w:rPr>
-        <w:t>localStorage</w:t>
-      </w:r>
-      <w:proofErr w:type="spellEnd"/>
-      <w:r>
-        <w:rPr>
-          <w:rFonts w:ascii="Calibri" w:hAnsi="Calibri" w:cs="Calibri"/>
-        </w:rPr>
-        <w:t>:</w:t>
-      </w:r>
-      <w:r>
-        <w:rPr>
-          <w:rFonts w:ascii="Calibri" w:hAnsi="Calibri" w:cs="Calibri"/>
-        </w:rPr>
-        <w:t xml:space="preserve"> </w:t>
-      </w:r>
-      <w:r>
-        <w:rPr>
-          <w:rFonts w:ascii="Calibri" w:hAnsi="Calibri" w:cs="Calibri"/>
-        </w:rPr>
         <w:t>P</w:t>
       </w:r>
       <w:r>
@@ -801,19 +739,11 @@
           <w:rFonts w:ascii="Calibri" w:hAnsi="Calibri" w:cs="Calibri"/>
         </w:rPr>
       </w:pPr>
-      <w:proofErr w:type="spellStart"/>
-      <w:r>
-        <w:rPr>
-          <w:rFonts w:ascii="Calibri" w:hAnsi="Calibri" w:cs="Calibri"/>
-        </w:rPr>
-        <w:t>CheapShark</w:t>
-      </w:r>
-      <w:proofErr w:type="spellEnd"/>
-      <w:r>
-        <w:rPr>
-          <w:rFonts w:ascii="Calibri" w:hAnsi="Calibri" w:cs="Calibri"/>
-        </w:rPr>
-        <w:t xml:space="preserve"> API</w:t>
+      <w:r>
+        <w:rPr>
+          <w:rFonts w:ascii="Calibri" w:hAnsi="Calibri" w:cs="Calibri"/>
+        </w:rPr>
+        <w:t>CheapShark API</w:t>
       </w:r>
       <w:r>
         <w:rPr>
@@ -839,21 +769,7 @@
         <w:rPr>
           <w:rFonts w:ascii="Calibri" w:hAnsi="Calibri" w:cs="Calibri"/>
         </w:rPr>
-        <w:t>Google Fonts (</w:t>
-      </w:r>
-      <w:proofErr w:type="spellStart"/>
-      <w:r>
-        <w:rPr>
-          <w:rFonts w:ascii="Calibri" w:hAnsi="Calibri" w:cs="Calibri"/>
-        </w:rPr>
-        <w:t>Orbitron</w:t>
-      </w:r>
-      <w:proofErr w:type="spellEnd"/>
-      <w:r>
-        <w:rPr>
-          <w:rFonts w:ascii="Calibri" w:hAnsi="Calibri" w:cs="Calibri"/>
-        </w:rPr>
-        <w:t>)</w:t>
+        <w:t>Google Fonts (Orbitron)</w:t>
       </w:r>
       <w:r>
         <w:rPr>
@@ -1025,21 +941,7 @@
         <w:rPr>
           <w:rFonts w:ascii="Calibri" w:hAnsi="Calibri" w:cs="Calibri"/>
         </w:rPr>
-        <w:t xml:space="preserve">  </w:t>
-      </w:r>
-      <w:proofErr w:type="spellStart"/>
-      <w:r>
-        <w:rPr>
-          <w:rFonts w:ascii="Calibri" w:hAnsi="Calibri" w:cs="Calibri"/>
-        </w:rPr>
-        <w:t>dateAdded</w:t>
-      </w:r>
-      <w:proofErr w:type="spellEnd"/>
-      <w:r>
-        <w:rPr>
-          <w:rFonts w:ascii="Calibri" w:hAnsi="Calibri" w:cs="Calibri"/>
-        </w:rPr>
-        <w:t>: "13/6/2026"</w:t>
+        <w:t xml:space="preserve">  dateAdded: "13/6/2026"</w:t>
       </w:r>
     </w:p>
     <w:p>
@@ -1075,37 +977,7 @@
         <w:rPr>
           <w:rFonts w:ascii="Calibri" w:hAnsi="Calibri" w:cs="Calibri"/>
         </w:rPr>
-        <w:t xml:space="preserve">All games are placed in a games array. The array is saved to </w:t>
-      </w:r>
-      <w:proofErr w:type="spellStart"/>
-      <w:proofErr w:type="gramStart"/>
-      <w:r>
-        <w:rPr>
-          <w:rFonts w:ascii="Calibri" w:hAnsi="Calibri" w:cs="Calibri"/>
-        </w:rPr>
-        <w:t>localStorage</w:t>
-      </w:r>
-      <w:proofErr w:type="spellEnd"/>
-      <w:proofErr w:type="gramEnd"/>
-      <w:r>
-        <w:rPr>
-          <w:rFonts w:ascii="Calibri" w:hAnsi="Calibri" w:cs="Calibri"/>
-        </w:rPr>
-        <w:t xml:space="preserve"> so the data is maintained after the page refreshes and is shared between pages (the </w:t>
-      </w:r>
-      <w:proofErr w:type="gramStart"/>
-      <w:r>
-        <w:rPr>
-          <w:rFonts w:ascii="Calibri" w:hAnsi="Calibri" w:cs="Calibri"/>
-        </w:rPr>
-        <w:t>Home</w:t>
-      </w:r>
-      <w:proofErr w:type="gramEnd"/>
-      <w:r>
-        <w:rPr>
-          <w:rFonts w:ascii="Calibri" w:hAnsi="Calibri" w:cs="Calibri"/>
-        </w:rPr>
-        <w:t xml:space="preserve"> chart and activity feed use the same array). </w:t>
+        <w:t xml:space="preserve">All games are placed in a games array. The array is saved to localStorage so the data is maintained after the page refreshes and is shared between pages (the Home chart and activity feed use the same array). </w:t>
       </w:r>
     </w:p>
     <w:p>
@@ -1182,53 +1054,41 @@
           <w:rFonts w:ascii="Calibri" w:hAnsi="Calibri" w:cs="Calibri"/>
         </w:rPr>
       </w:pPr>
-      <w:proofErr w:type="gramStart"/>
-      <w:r>
-        <w:rPr>
-          <w:rFonts w:ascii="Calibri" w:hAnsi="Calibri" w:cs="Calibri"/>
-        </w:rPr>
-        <w:t>In order to</w:t>
-      </w:r>
-      <w:proofErr w:type="gramEnd"/>
-      <w:r>
-        <w:rPr>
-          <w:rFonts w:ascii="Calibri" w:hAnsi="Calibri" w:cs="Calibri"/>
-        </w:rPr>
-        <w:t xml:space="preserve"> avoid repeated code, each time I encountered a feature where it would require the save html segment repeated more than once, I created a .</w:t>
-      </w:r>
-      <w:proofErr w:type="spellStart"/>
-      <w:r>
-        <w:rPr>
-          <w:rFonts w:ascii="Calibri" w:hAnsi="Calibri" w:cs="Calibri"/>
-        </w:rPr>
-        <w:t>js</w:t>
-      </w:r>
-      <w:proofErr w:type="spellEnd"/>
-      <w:r>
-        <w:rPr>
-          <w:rFonts w:ascii="Calibri" w:hAnsi="Calibri" w:cs="Calibri"/>
-        </w:rPr>
-        <w:t xml:space="preserve"> file and after placing the html segment there, I applied it to as many pages, as many times it was needed. This technique was used for the header and footer in main.js, which is applied to every HTML form.</w:t>
-      </w:r>
-      <w:r>
-        <w:rPr>
-          <w:rFonts w:ascii="Calibri" w:hAnsi="Calibri" w:cs="Calibri"/>
-        </w:rPr>
-        <w:t xml:space="preserve"> A similar technique was also used for the team cards in about.js and on the </w:t>
-      </w:r>
-      <w:proofErr w:type="gramStart"/>
-      <w:r>
-        <w:rPr>
-          <w:rFonts w:ascii="Calibri" w:hAnsi="Calibri" w:cs="Calibri"/>
-        </w:rPr>
-        <w:t>tips</w:t>
-      </w:r>
-      <w:proofErr w:type="gramEnd"/>
-      <w:r>
-        <w:rPr>
-          <w:rFonts w:ascii="Calibri" w:hAnsi="Calibri" w:cs="Calibri"/>
-        </w:rPr>
-        <w:t xml:space="preserve"> dropdown in tips.js.</w:t>
+      <w:r>
+        <w:rPr>
+          <w:rFonts w:ascii="Calibri" w:hAnsi="Calibri" w:cs="Calibri"/>
+        </w:rPr>
+        <w:t xml:space="preserve">In order to avoid repeated code, each time I encountered a feature where it would require the save html segment repeated more than once, I created a .js file and after placing the html segment there, I applied it to as many pages, as many times it was needed. This technique was used for the header and footer in main.js, which is applied to every HTML </w:t>
+      </w:r>
+      <w:r>
+        <w:rPr>
+          <w:rFonts w:ascii="Calibri" w:hAnsi="Calibri" w:cs="Calibri"/>
+        </w:rPr>
+        <w:t>page</w:t>
+      </w:r>
+      <w:r>
+        <w:rPr>
+          <w:rFonts w:ascii="Calibri" w:hAnsi="Calibri" w:cs="Calibri"/>
+        </w:rPr>
+        <w:t>.</w:t>
+      </w:r>
+      <w:r>
+        <w:rPr>
+          <w:rFonts w:ascii="Calibri" w:hAnsi="Calibri" w:cs="Calibri"/>
+        </w:rPr>
+        <w:t xml:space="preserve"> A similar technique was also used for the team cards in about.js and on the tips </w:t>
+      </w:r>
+      <w:r>
+        <w:rPr>
+          <w:rFonts w:ascii="Calibri" w:hAnsi="Calibri" w:cs="Calibri"/>
+        </w:rPr>
+        <w:t>accordion</w:t>
+      </w:r>
+      <w:r>
+        <w:rPr>
+          <w:rFonts w:ascii="Calibri" w:hAnsi="Calibri" w:cs="Calibri"/>
+        </w:rPr>
+        <w:t xml:space="preserve"> in tips.js.</w:t>
       </w:r>
     </w:p>
     <w:p>
@@ -1259,42 +1119,22 @@
         <w:spacing w:line="480" w:lineRule="auto"/>
       </w:pPr>
       <w:r>
-        <w:t>Add</w:t>
-      </w:r>
-      <w:proofErr w:type="gramStart"/>
-      <w:r>
-        <w:t>:</w:t>
-      </w:r>
-      <w:r>
-        <w:t xml:space="preserve">  The</w:t>
-      </w:r>
-      <w:proofErr w:type="gramEnd"/>
-      <w:r>
-        <w:t xml:space="preserve"> submit event builds a new object from the inputs and sends it to the array. </w:t>
-      </w:r>
-      <w:proofErr w:type="spellStart"/>
-      <w:r>
-        <w:t>Event.preventDefault</w:t>
-      </w:r>
-      <w:proofErr w:type="spellEnd"/>
-      <w:r>
-        <w:t>() stops the page from reloading.</w:t>
-      </w:r>
-    </w:p>
-    <w:p>
-      <w:pPr>
-        <w:spacing w:line="480" w:lineRule="auto"/>
-      </w:pPr>
-      <w:r>
-        <w:t xml:space="preserve">Edit: The edit button loads the values of a </w:t>
-      </w:r>
-      <w:proofErr w:type="spellStart"/>
-      <w:proofErr w:type="gramStart"/>
-      <w:r>
-        <w:t>gam</w:t>
-      </w:r>
-      <w:proofErr w:type="spellEnd"/>
-      <w:proofErr w:type="gramEnd"/>
+        <w:t>Add:</w:t>
+      </w:r>
+      <w:r>
+        <w:t xml:space="preserve">  The submit event builds a new object from the inputs and sends it to the array. Event.preventDefault() stops the page from reloading.</w:t>
+      </w:r>
+    </w:p>
+    <w:p>
+      <w:pPr>
+        <w:spacing w:line="480" w:lineRule="auto"/>
+      </w:pPr>
+      <w:r>
+        <w:t>Edit: The edit button loads the values of a gam</w:t>
+      </w:r>
+      <w:r>
+        <w:t>e</w:t>
+      </w:r>
       <w:r>
         <w:t xml:space="preserve"> back to the form and stores the game ID in a variable. The next submission “Updates” the game instead of “Adding” a new one.</w:t>
       </w:r>
@@ -1304,15 +1144,7 @@
         <w:spacing w:line="480" w:lineRule="auto"/>
       </w:pPr>
       <w:r>
-        <w:t xml:space="preserve">Delete/Beat: One click on the table body will read the clicked button’s data-id and class. Delete asks for confirmation before </w:t>
-      </w:r>
-      <w:proofErr w:type="gramStart"/>
-      <w:r>
-        <w:t>actually deleting</w:t>
-      </w:r>
-      <w:proofErr w:type="gramEnd"/>
-      <w:r>
-        <w:t>.</w:t>
+        <w:t>Delete/Beat: One click on the table body will read the clicked button’s data-id and class. Delete asks for confirmation before actually deleting.</w:t>
       </w:r>
     </w:p>
     <w:p>
@@ -1328,15 +1160,7 @@
         <w:spacing w:line="480" w:lineRule="auto"/>
       </w:pPr>
       <w:r>
-        <w:t xml:space="preserve">Filter/Sort: The table renders from a filtered and sorted copy of the array, without changing the original order. Priorities are also colored with Bootstrap badges and the active </w:t>
-      </w:r>
-      <w:proofErr w:type="gramStart"/>
-      <w:r>
-        <w:t>filter</w:t>
-      </w:r>
-      <w:proofErr w:type="gramEnd"/>
-      <w:r>
-        <w:t xml:space="preserve"> or sort button is highlighted.</w:t>
+        <w:t>Filter/Sort: The table renders from a filtered and sorted copy of the array, without changing the original order. Priorities are also colored with Bootstrap badges and the active filter or sort button is highlighted.</w:t>
       </w:r>
     </w:p>
     <w:p>
@@ -1371,35 +1195,7 @@
         <w:rPr>
           <w:rFonts w:ascii="Calibri" w:hAnsi="Calibri" w:cs="Calibri"/>
         </w:rPr>
-        <w:t xml:space="preserve">The Home page reads </w:t>
-      </w:r>
-      <w:proofErr w:type="spellStart"/>
-      <w:r>
-        <w:rPr>
-          <w:rFonts w:ascii="Calibri" w:hAnsi="Calibri" w:cs="Calibri"/>
-        </w:rPr>
-        <w:t>localStorage</w:t>
-      </w:r>
-      <w:proofErr w:type="spellEnd"/>
-      <w:r>
-        <w:rPr>
-          <w:rFonts w:ascii="Calibri" w:hAnsi="Calibri" w:cs="Calibri"/>
-        </w:rPr>
-        <w:t xml:space="preserve"> </w:t>
-      </w:r>
-      <w:proofErr w:type="gramStart"/>
-      <w:r>
-        <w:rPr>
-          <w:rFonts w:ascii="Calibri" w:hAnsi="Calibri" w:cs="Calibri"/>
-        </w:rPr>
-        <w:t>in order to</w:t>
-      </w:r>
-      <w:proofErr w:type="gramEnd"/>
-      <w:r>
-        <w:rPr>
-          <w:rFonts w:ascii="Calibri" w:hAnsi="Calibri" w:cs="Calibri"/>
-        </w:rPr>
-        <w:t xml:space="preserve"> get the games, sorts it by newest first using the timestamp id (b.id – a.id), keeps the latest 5 and lists them. In case there are no games, a message is shown.</w:t>
+        <w:t>The Home page reads localStorage in order to get the games, sorts it by newest first using the timestamp id (b.id – a.id), keeps the latest 5 and lists them. In case there are no games, a message is shown.</w:t>
       </w:r>
     </w:p>
     <w:p>
@@ -1449,25 +1245,13 @@
         <w:spacing w:line="480" w:lineRule="auto"/>
       </w:pPr>
       <w:r>
-        <w:t xml:space="preserve">Random game picked: It reads the user’s backlog from the </w:t>
-      </w:r>
-      <w:proofErr w:type="spellStart"/>
-      <w:proofErr w:type="gramStart"/>
-      <w:r>
-        <w:t>localStorage</w:t>
-      </w:r>
-      <w:proofErr w:type="spellEnd"/>
-      <w:proofErr w:type="gramEnd"/>
-      <w:r>
-        <w:t xml:space="preserve">, filters out beaten games and </w:t>
-      </w:r>
-      <w:proofErr w:type="gramStart"/>
-      <w:r>
-        <w:t>suggest</w:t>
-      </w:r>
-      <w:proofErr w:type="gramEnd"/>
-      <w:r>
-        <w:t xml:space="preserve"> a random one. This solves the user’s main problem of deciding what to play.</w:t>
+        <w:t>Random game picke</w:t>
+      </w:r>
+      <w:r>
+        <w:t>r</w:t>
+      </w:r>
+      <w:r>
+        <w:t>: It reads the user’s backlog from the localStorage, filters out beaten games and suggest a random one. This solves the user’s main problem of deciding what to play.</w:t>
       </w:r>
     </w:p>
     <w:p>
@@ -1494,42 +1278,8 @@
       <w:pPr>
         <w:spacing w:line="480" w:lineRule="auto"/>
       </w:pPr>
-      <w:proofErr w:type="gramStart"/>
-      <w:r>
-        <w:t>In order to</w:t>
-      </w:r>
-      <w:proofErr w:type="gramEnd"/>
-      <w:r>
-        <w:t xml:space="preserve"> make user input safer, </w:t>
-      </w:r>
-      <w:proofErr w:type="spellStart"/>
-      <w:proofErr w:type="gramStart"/>
-      <w:r>
-        <w:t>escapeHTML</w:t>
-      </w:r>
-      <w:proofErr w:type="spellEnd"/>
-      <w:r>
-        <w:t>(</w:t>
-      </w:r>
-      <w:proofErr w:type="gramEnd"/>
-      <w:r>
-        <w:t xml:space="preserve">) was created and applied to every user input </w:t>
-      </w:r>
-      <w:proofErr w:type="gramStart"/>
-      <w:r>
-        <w:t>in order to</w:t>
-      </w:r>
-      <w:proofErr w:type="gramEnd"/>
-      <w:r>
-        <w:t xml:space="preserve"> disable attempts to inject scripts. This works by rendering typed inputs as plain text instead of HTML. Inputs are also trimmed and capped with </w:t>
-      </w:r>
-      <w:proofErr w:type="spellStart"/>
-      <w:r>
-        <w:t>maxlength</w:t>
-      </w:r>
-      <w:proofErr w:type="spellEnd"/>
-      <w:r>
-        <w:t>.</w:t>
+      <w:r>
+        <w:t>In order to make user input safer, escapeHTML() was created and applied to every user input in order to disable attempts to inject scripts. This works by rendering typed inputs as plain text instead of HTML. Inputs are also trimmed and capped with maxlength.</w:t>
       </w:r>
     </w:p>
     <w:p>
@@ -1558,15 +1308,7 @@
         <w:spacing w:line="480" w:lineRule="auto"/>
       </w:pPr>
       <w:r>
-        <w:t xml:space="preserve">This button triggers Bootstrap’s built in data-bs-theme attribute. The choice is saved in </w:t>
-      </w:r>
-      <w:proofErr w:type="spellStart"/>
-      <w:r>
-        <w:t>localStorage</w:t>
-      </w:r>
-      <w:proofErr w:type="spellEnd"/>
-      <w:r>
-        <w:t xml:space="preserve"> and the button updates with regards to what it will switch to, each time.</w:t>
+        <w:t>This button triggers Bootstrap’s built in data-bs-theme attribute. The choice is saved in localStorage and the button updates with regards to what it will switch to, each time.</w:t>
       </w:r>
     </w:p>
     <w:p>
@@ -1594,37 +1336,17 @@
         <w:spacing w:line="480" w:lineRule="auto"/>
       </w:pPr>
       <w:r>
-        <w:t xml:space="preserve">The homepage uses the </w:t>
-      </w:r>
-      <w:proofErr w:type="spellStart"/>
-      <w:r>
-        <w:t>CheapShark</w:t>
-      </w:r>
-      <w:proofErr w:type="spellEnd"/>
-      <w:r>
-        <w:t xml:space="preserve"> API with </w:t>
-      </w:r>
-      <w:proofErr w:type="gramStart"/>
-      <w:r>
-        <w:t>fetch(</w:t>
-      </w:r>
-      <w:proofErr w:type="gramEnd"/>
-      <w:r>
-        <w:t xml:space="preserve">), </w:t>
-      </w:r>
-      <w:proofErr w:type="spellStart"/>
-      <w:r>
-        <w:t>parsen</w:t>
-      </w:r>
-      <w:proofErr w:type="spellEnd"/>
-      <w:r>
-        <w:t xml:space="preserve"> the </w:t>
-      </w:r>
-      <w:proofErr w:type="spellStart"/>
-      <w:r>
-        <w:t>JSOn</w:t>
-      </w:r>
-      <w:proofErr w:type="spellEnd"/>
+        <w:t>The homepage uses the CheapShark API with fetch(), parse</w:t>
+      </w:r>
+      <w:r>
+        <w:t>s</w:t>
+      </w:r>
+      <w:r>
+        <w:t xml:space="preserve"> the JSO</w:t>
+      </w:r>
+      <w:r>
+        <w:t>N</w:t>
+      </w:r>
       <w:r>
         <w:t xml:space="preserve"> and creates cards with game deals. If the request fails, a message is printed instead.</w:t>
       </w:r>
@@ -1710,13 +1432,8 @@
       <w:r>
         <w:t xml:space="preserve">I audited </w:t>
       </w:r>
-      <w:proofErr w:type="gramStart"/>
-      <w:r>
-        <w:t>all of</w:t>
-      </w:r>
-      <w:proofErr w:type="gramEnd"/>
-      <w:r>
-        <w:t xml:space="preserve"> </w:t>
+      <w:r>
+        <w:t xml:space="preserve">all of </w:t>
       </w:r>
       <w:r>
         <w:t>the page</w:t>
@@ -5459,7 +5176,13 @@
         <w:fldChar w:fldCharType="end"/>
       </w:r>
       <w:r>
-        <w:t xml:space="preserve"> – Lighthouse Performance on contact.html</w:t>
+        <w:t xml:space="preserve"> – Lighthouse </w:t>
+      </w:r>
+      <w:r>
+        <w:t>Accessibility</w:t>
+      </w:r>
+      <w:r>
+        <w:t xml:space="preserve"> on contact.html</w:t>
       </w:r>
     </w:p>
     <w:p>
@@ -5544,7 +5267,13 @@
         <w:fldChar w:fldCharType="end"/>
       </w:r>
       <w:r>
-        <w:t xml:space="preserve">  – Lighthouse Performance on contact.html</w:t>
+        <w:t xml:space="preserve">  – Lighthouse </w:t>
+      </w:r>
+      <w:r>
+        <w:t>Best Practices</w:t>
+      </w:r>
+      <w:r>
+        <w:t xml:space="preserve"> on contact.html</w:t>
       </w:r>
     </w:p>
     <w:p>
@@ -5629,7 +5358,13 @@
         <w:fldChar w:fldCharType="end"/>
       </w:r>
       <w:r>
-        <w:t xml:space="preserve"> – Lighthouse Performance on contact.html</w:t>
+        <w:t xml:space="preserve"> – Lighthouse </w:t>
+      </w:r>
+      <w:r>
+        <w:t>SEO</w:t>
+      </w:r>
+      <w:r>
+        <w:t xml:space="preserve"> on contact.html</w:t>
       </w:r>
     </w:p>
     <w:p>
@@ -5675,28 +5410,13 @@
         <w:spacing w:line="480" w:lineRule="auto"/>
       </w:pPr>
       <w:r>
-        <w:t xml:space="preserve">Accessibility and SEO reached 100 on all five pages. Best Practices reached 100 on the pages without third party content (Backlog, Tips, About) but dropped to 73-77 on Home and Contact. These come from features like </w:t>
-      </w:r>
-      <w:proofErr w:type="gramStart"/>
-      <w:r>
-        <w:t>the Google</w:t>
-      </w:r>
-      <w:proofErr w:type="gramEnd"/>
-      <w:r>
-        <w:t xml:space="preserve"> Map and </w:t>
-      </w:r>
-      <w:proofErr w:type="gramStart"/>
-      <w:r>
-        <w:t xml:space="preserve">the </w:t>
-      </w:r>
-      <w:proofErr w:type="spellStart"/>
-      <w:r>
-        <w:t>CheapShark</w:t>
-      </w:r>
-      <w:proofErr w:type="spellEnd"/>
-      <w:proofErr w:type="gramEnd"/>
-      <w:r>
-        <w:t xml:space="preserve"> API images, which set third party cookies and log browser warning outside of my control. Performance was the highest on test only pages like Backlog and lowest on image heavy pages on mobile (About: 70, Home: 75) where the image load time is the main reason. </w:t>
+        <w:t>Accessibility and SEO reached 100 on all five pages. Best Practices reached 100 on the pages without third party content (Backlog, Tips, About) but dropped to 73-77 on Home and Contact. These come from features like the Google Map and the CheapShark API images, which set third party cookies and log browser warning outside of my control. Performance was the highest on te</w:t>
+      </w:r>
+      <w:r>
+        <w:t>x</w:t>
+      </w:r>
+      <w:r>
+        <w:t xml:space="preserve">t only pages like Backlog and lowest on image heavy pages on mobile (About: 70, Home: 75) where the image load time is the main reason. </w:t>
       </w:r>
     </w:p>
     <w:p>
@@ -5724,15 +5444,7 @@
         <w:spacing w:line="480" w:lineRule="auto"/>
       </w:pPr>
       <w:r>
-        <w:t xml:space="preserve">The first challenge that I had to overcome was the issue of minimizing duplicate code. For this I had to look </w:t>
-      </w:r>
-      <w:proofErr w:type="gramStart"/>
-      <w:r>
-        <w:t>up for</w:t>
-      </w:r>
-      <w:proofErr w:type="gramEnd"/>
-      <w:r>
-        <w:t xml:space="preserve"> techniques and was presented with JS injections, which solved the issue completely.</w:t>
+        <w:t>The first challenge that I had to overcome was the issue of minimizing duplicate code. For this I had to look up for techniques and was presented with JS injections, which solved the issue completely.</w:t>
       </w:r>
     </w:p>
     <w:p>
@@ -5751,15 +5463,7 @@
         <w:spacing w:line="480" w:lineRule="auto"/>
       </w:pPr>
       <w:r>
-        <w:t xml:space="preserve">Editing vs adding was another issue, to solve this I had to use an </w:t>
-      </w:r>
-      <w:proofErr w:type="spellStart"/>
-      <w:r>
-        <w:t>editingId</w:t>
-      </w:r>
-      <w:proofErr w:type="spellEnd"/>
-      <w:r>
-        <w:t xml:space="preserve"> to save which game was being edited.</w:t>
+        <w:t>Editing vs adding was another issue, to solve this I had to use an editingId to save which game was being edited.</w:t>
       </w:r>
     </w:p>
     <w:p>
